--- a/Church/2026/2026_0613_MenloChurch.docx
+++ b/Church/2026/2026_0613_MenloChurch.docx
@@ -149,10 +149,7 @@
     </w:p>
     <w:p>
       <w:r>
-        <w:t>1</w:t>
-      </w:r>
-      <w:r>
-        <w:t>0</w:t>
+        <w:t>20</w:t>
       </w:r>
       <w:r>
         <w:t>:</w:t>
@@ -261,28 +258,21 @@
       </w:r>
     </w:p>
     <w:p/>
-    <w:p/>
     <w:p>
       <w:r>
-        <w:t>24</w:t>
+        <w:t>2</w:t>
+      </w:r>
+      <w:r>
+        <w:t>0</w:t>
       </w:r>
       <w:r>
         <w:t>:</w:t>
       </w:r>
       <w:r>
-        <w:t>05</w:t>
+        <w:t>26</w:t>
       </w:r>
       <w:r>
         <w:t>/</w:t>
-      </w:r>
-      <w:r>
-        <w:t>1:16:06</w:t>
-      </w:r>
-    </w:p>
-    <w:p/>
-    <w:p>
-      <w:r>
-        <w:t>25:00/</w:t>
       </w:r>
       <w:r>
         <w:t>1:16:06</w:t>

--- a/Church/2026/2026_0613_MenloChurch.docx
+++ b/Church/2026/2026_0613_MenloChurch.docx
@@ -260,34 +260,11 @@
     <w:p/>
     <w:p>
       <w:r>
-        <w:t>2</w:t>
-      </w:r>
-      <w:r>
-        <w:t>0</w:t>
-      </w:r>
-      <w:r>
-        <w:t>:</w:t>
-      </w:r>
-      <w:r>
-        <w:t>26</w:t>
-      </w:r>
-      <w:r>
-        <w:t>/</w:t>
-      </w:r>
-      <w:r>
-        <w:t>1:16:06</w:t>
-      </w:r>
-    </w:p>
-    <w:p>
-      <w:r>
-        <w:rPr>
-          <w:noProof/>
-        </w:rPr>
         <w:drawing>
-          <wp:inline distT="0" distB="0" distL="0" distR="0" wp14:anchorId="74B21AB8" wp14:editId="1A75C38B">
-            <wp:extent cx="2351618" cy="1295400"/>
-            <wp:effectExtent l="0" t="0" r="0" b="0"/>
-            <wp:docPr id="814288458" name="Picture 1"/>
+          <wp:inline distT="0" distB="0" distL="0" distR="0" wp14:anchorId="4C081641" wp14:editId="4427A284">
+            <wp:extent cx="1522813" cy="1876425"/>
+            <wp:effectExtent l="0" t="0" r="1270" b="0"/>
+            <wp:docPr id="710038367" name="Picture 1"/>
             <wp:cNvGraphicFramePr>
               <a:graphicFrameLocks xmlns:a="http://schemas.openxmlformats.org/drawingml/2006/main" noChangeAspect="1"/>
             </wp:cNvGraphicFramePr>
@@ -295,7 +272,7 @@
               <a:graphicData uri="http://schemas.openxmlformats.org/drawingml/2006/picture">
                 <pic:pic xmlns:pic="http://schemas.openxmlformats.org/drawingml/2006/picture">
                   <pic:nvPicPr>
-                    <pic:cNvPr id="814288458" name=""/>
+                    <pic:cNvPr id="710038367" name=""/>
                     <pic:cNvPicPr/>
                   </pic:nvPicPr>
                   <pic:blipFill>
@@ -307,7 +284,7 @@
                   <pic:spPr>
                     <a:xfrm>
                       <a:off x="0" y="0"/>
-                      <a:ext cx="2362371" cy="1301323"/>
+                      <a:ext cx="1523817" cy="1877662"/>
                     </a:xfrm>
                     <a:prstGeom prst="rect">
                       <a:avLst/>
@@ -321,6 +298,293 @@
       </w:r>
     </w:p>
     <w:p/>
+    <w:p>
+      <w:r>
+        <w:t>2</w:t>
+      </w:r>
+      <w:r>
+        <w:t>5:2</w:t>
+      </w:r>
+      <w:r>
+        <w:t>0</w:t>
+      </w:r>
+      <w:r>
+        <w:t>/</w:t>
+      </w:r>
+      <w:r>
+        <w:t>1:16:06</w:t>
+      </w:r>
+    </w:p>
+    <w:p>
+      <w:r>
+        <w:lastRenderedPageBreak/>
+        <w:drawing>
+          <wp:inline distT="0" distB="0" distL="0" distR="0" wp14:anchorId="2D9CE6EC" wp14:editId="7753AC2B">
+            <wp:extent cx="3096057" cy="3686689"/>
+            <wp:effectExtent l="0" t="0" r="9525" b="9525"/>
+            <wp:docPr id="628138595" name="Picture 1"/>
+            <wp:cNvGraphicFramePr>
+              <a:graphicFrameLocks xmlns:a="http://schemas.openxmlformats.org/drawingml/2006/main" noChangeAspect="1"/>
+            </wp:cNvGraphicFramePr>
+            <a:graphic xmlns:a="http://schemas.openxmlformats.org/drawingml/2006/main">
+              <a:graphicData uri="http://schemas.openxmlformats.org/drawingml/2006/picture">
+                <pic:pic xmlns:pic="http://schemas.openxmlformats.org/drawingml/2006/picture">
+                  <pic:nvPicPr>
+                    <pic:cNvPr id="628138595" name=""/>
+                    <pic:cNvPicPr/>
+                  </pic:nvPicPr>
+                  <pic:blipFill>
+                    <a:blip r:embed="rId13"/>
+                    <a:stretch>
+                      <a:fillRect/>
+                    </a:stretch>
+                  </pic:blipFill>
+                  <pic:spPr>
+                    <a:xfrm>
+                      <a:off x="0" y="0"/>
+                      <a:ext cx="3096057" cy="3686689"/>
+                    </a:xfrm>
+                    <a:prstGeom prst="rect">
+                      <a:avLst/>
+                    </a:prstGeom>
+                  </pic:spPr>
+                </pic:pic>
+              </a:graphicData>
+            </a:graphic>
+          </wp:inline>
+        </w:drawing>
+      </w:r>
+    </w:p>
+    <w:p/>
+    <w:p>
+      <w:r>
+        <w:t>25:</w:t>
+      </w:r>
+      <w:r>
+        <w:t>25</w:t>
+      </w:r>
+      <w:r>
+        <w:t>/1:16:06</w:t>
+      </w:r>
+    </w:p>
+    <w:p>
+      <w:r>
+        <w:drawing>
+          <wp:inline distT="0" distB="0" distL="0" distR="0" wp14:anchorId="589D642F" wp14:editId="0A79EE2E">
+            <wp:extent cx="3619500" cy="944493"/>
+            <wp:effectExtent l="0" t="0" r="0" b="8255"/>
+            <wp:docPr id="1128439573" name="Picture 1"/>
+            <wp:cNvGraphicFramePr>
+              <a:graphicFrameLocks xmlns:a="http://schemas.openxmlformats.org/drawingml/2006/main" noChangeAspect="1"/>
+            </wp:cNvGraphicFramePr>
+            <a:graphic xmlns:a="http://schemas.openxmlformats.org/drawingml/2006/main">
+              <a:graphicData uri="http://schemas.openxmlformats.org/drawingml/2006/picture">
+                <pic:pic xmlns:pic="http://schemas.openxmlformats.org/drawingml/2006/picture">
+                  <pic:nvPicPr>
+                    <pic:cNvPr id="1128439573" name=""/>
+                    <pic:cNvPicPr/>
+                  </pic:nvPicPr>
+                  <pic:blipFill>
+                    <a:blip r:embed="rId14"/>
+                    <a:stretch>
+                      <a:fillRect/>
+                    </a:stretch>
+                  </pic:blipFill>
+                  <pic:spPr>
+                    <a:xfrm>
+                      <a:off x="0" y="0"/>
+                      <a:ext cx="3638704" cy="949504"/>
+                    </a:xfrm>
+                    <a:prstGeom prst="rect">
+                      <a:avLst/>
+                    </a:prstGeom>
+                  </pic:spPr>
+                </pic:pic>
+              </a:graphicData>
+            </a:graphic>
+          </wp:inline>
+        </w:drawing>
+      </w:r>
+    </w:p>
+    <w:p/>
+    <w:p>
+      <w:r>
+        <w:t>25:</w:t>
+      </w:r>
+      <w:r>
+        <w:t>3</w:t>
+      </w:r>
+      <w:r>
+        <w:t>0/1:16:06</w:t>
+      </w:r>
+    </w:p>
+    <w:p>
+      <w:r>
+        <w:drawing>
+          <wp:inline distT="0" distB="0" distL="0" distR="0" wp14:anchorId="461DF6BB" wp14:editId="6666D510">
+            <wp:extent cx="2971800" cy="517170"/>
+            <wp:effectExtent l="0" t="0" r="0" b="0"/>
+            <wp:docPr id="1860087597" name="Picture 1"/>
+            <wp:cNvGraphicFramePr>
+              <a:graphicFrameLocks xmlns:a="http://schemas.openxmlformats.org/drawingml/2006/main" noChangeAspect="1"/>
+            </wp:cNvGraphicFramePr>
+            <a:graphic xmlns:a="http://schemas.openxmlformats.org/drawingml/2006/main">
+              <a:graphicData uri="http://schemas.openxmlformats.org/drawingml/2006/picture">
+                <pic:pic xmlns:pic="http://schemas.openxmlformats.org/drawingml/2006/picture">
+                  <pic:nvPicPr>
+                    <pic:cNvPr id="1860087597" name=""/>
+                    <pic:cNvPicPr/>
+                  </pic:nvPicPr>
+                  <pic:blipFill>
+                    <a:blip r:embed="rId15"/>
+                    <a:stretch>
+                      <a:fillRect/>
+                    </a:stretch>
+                  </pic:blipFill>
+                  <pic:spPr>
+                    <a:xfrm>
+                      <a:off x="0" y="0"/>
+                      <a:ext cx="2989761" cy="520296"/>
+                    </a:xfrm>
+                    <a:prstGeom prst="rect">
+                      <a:avLst/>
+                    </a:prstGeom>
+                  </pic:spPr>
+                </pic:pic>
+              </a:graphicData>
+            </a:graphic>
+          </wp:inline>
+        </w:drawing>
+      </w:r>
+    </w:p>
+    <w:p/>
+    <w:p>
+      <w:r>
+        <w:t>25:</w:t>
+      </w:r>
+      <w:r>
+        <w:t>40</w:t>
+      </w:r>
+      <w:r>
+        <w:t>/1:16:06</w:t>
+      </w:r>
+    </w:p>
+    <w:p>
+      <w:r>
+        <w:drawing>
+          <wp:inline distT="0" distB="0" distL="0" distR="0" wp14:anchorId="56DF545F" wp14:editId="197C1B62">
+            <wp:extent cx="2266950" cy="1818636"/>
+            <wp:effectExtent l="0" t="0" r="0" b="0"/>
+            <wp:docPr id="674939267" name="Picture 1"/>
+            <wp:cNvGraphicFramePr>
+              <a:graphicFrameLocks xmlns:a="http://schemas.openxmlformats.org/drawingml/2006/main" noChangeAspect="1"/>
+            </wp:cNvGraphicFramePr>
+            <a:graphic xmlns:a="http://schemas.openxmlformats.org/drawingml/2006/main">
+              <a:graphicData uri="http://schemas.openxmlformats.org/drawingml/2006/picture">
+                <pic:pic xmlns:pic="http://schemas.openxmlformats.org/drawingml/2006/picture">
+                  <pic:nvPicPr>
+                    <pic:cNvPr id="674939267" name=""/>
+                    <pic:cNvPicPr/>
+                  </pic:nvPicPr>
+                  <pic:blipFill>
+                    <a:blip r:embed="rId16"/>
+                    <a:stretch>
+                      <a:fillRect/>
+                    </a:stretch>
+                  </pic:blipFill>
+                  <pic:spPr>
+                    <a:xfrm>
+                      <a:off x="0" y="0"/>
+                      <a:ext cx="2270041" cy="1821116"/>
+                    </a:xfrm>
+                    <a:prstGeom prst="rect">
+                      <a:avLst/>
+                    </a:prstGeom>
+                  </pic:spPr>
+                </pic:pic>
+              </a:graphicData>
+            </a:graphic>
+          </wp:inline>
+        </w:drawing>
+      </w:r>
+    </w:p>
+    <w:p/>
+    <w:p>
+      <w:bookmarkStart w:id="0" w:name="_Hlk231831852"/>
+      <w:r>
+        <w:t>2</w:t>
+      </w:r>
+      <w:r>
+        <w:t>6</w:t>
+      </w:r>
+      <w:r>
+        <w:t>:</w:t>
+      </w:r>
+      <w:r>
+        <w:t>3</w:t>
+      </w:r>
+      <w:r>
+        <w:t>0/1:16:06</w:t>
+      </w:r>
+      <w:bookmarkEnd w:id="0"/>
+    </w:p>
+    <w:p>
+      <w:r>
+        <w:drawing>
+          <wp:inline distT="0" distB="0" distL="0" distR="0" wp14:anchorId="708B11F9" wp14:editId="211B16F5">
+            <wp:extent cx="4076700" cy="2423372"/>
+            <wp:effectExtent l="0" t="0" r="0" b="0"/>
+            <wp:docPr id="274836985" name="Picture 1"/>
+            <wp:cNvGraphicFramePr>
+              <a:graphicFrameLocks xmlns:a="http://schemas.openxmlformats.org/drawingml/2006/main" noChangeAspect="1"/>
+            </wp:cNvGraphicFramePr>
+            <a:graphic xmlns:a="http://schemas.openxmlformats.org/drawingml/2006/main">
+              <a:graphicData uri="http://schemas.openxmlformats.org/drawingml/2006/picture">
+                <pic:pic xmlns:pic="http://schemas.openxmlformats.org/drawingml/2006/picture">
+                  <pic:nvPicPr>
+                    <pic:cNvPr id="274836985" name=""/>
+                    <pic:cNvPicPr/>
+                  </pic:nvPicPr>
+                  <pic:blipFill>
+                    <a:blip r:embed="rId17"/>
+                    <a:stretch>
+                      <a:fillRect/>
+                    </a:stretch>
+                  </pic:blipFill>
+                  <pic:spPr>
+                    <a:xfrm>
+                      <a:off x="0" y="0"/>
+                      <a:ext cx="4082709" cy="2426944"/>
+                    </a:xfrm>
+                    <a:prstGeom prst="rect">
+                      <a:avLst/>
+                    </a:prstGeom>
+                  </pic:spPr>
+                </pic:pic>
+              </a:graphicData>
+            </a:graphic>
+          </wp:inline>
+        </w:drawing>
+      </w:r>
+    </w:p>
+    <w:p/>
+    <w:p>
+      <w:r>
+        <w:t>2</w:t>
+      </w:r>
+      <w:r>
+        <w:t>8</w:t>
+      </w:r>
+      <w:r>
+        <w:t>:</w:t>
+      </w:r>
+      <w:r>
+        <w:t>2</w:t>
+      </w:r>
+      <w:r>
+        <w:t>0/1:16:06</w:t>
+      </w:r>
+    </w:p>
     <w:p>
       <w:r>
         <w:rPr>
@@ -342,7 +606,7 @@
                     <pic:cNvPicPr/>
                   </pic:nvPicPr>
                   <pic:blipFill>
-                    <a:blip r:embed="rId13"/>
+                    <a:blip r:embed="rId18"/>
                     <a:stretch>
                       <a:fillRect/>
                     </a:stretch>
@@ -388,7 +652,7 @@
                     <pic:cNvPicPr/>
                   </pic:nvPicPr>
                   <pic:blipFill>
-                    <a:blip r:embed="rId14"/>
+                    <a:blip r:embed="rId19"/>
                     <a:stretch>
                       <a:fillRect/>
                     </a:stretch>
@@ -415,9 +679,952 @@
       </w:r>
     </w:p>
     <w:p/>
+    <w:p>
+      <w:r>
+        <w:t xml:space="preserve">Pray: After summer, we should have </w:t>
+      </w:r>
+      <w:r>
+        <w:t>remodel of you</w:t>
+      </w:r>
+      <w:r>
+        <w:t>.</w:t>
+      </w:r>
+    </w:p>
     <w:p/>
     <w:p>
       <w:r>
+        <w:t>30</w:t>
+      </w:r>
+      <w:r>
+        <w:t>:20/1:16:06</w:t>
+      </w:r>
+    </w:p>
+    <w:p>
+      <w:r>
+        <w:t>Paul Taylor tells us what AI look like for human.</w:t>
+      </w:r>
+      <w:r>
+        <w:t xml:space="preserve"> </w:t>
+      </w:r>
+      <w:r>
+        <w:t xml:space="preserve">In his essays for the </w:t>
+      </w:r>
+      <w:hyperlink r:id="rId20" w:tgtFrame="_blank" w:history="1">
+        <w:r>
+          <w:rPr>
+            <w:rStyle w:val="Hyperlink"/>
+          </w:rPr>
+          <w:t>London Review of Books</w:t>
+        </w:r>
+      </w:hyperlink>
+      <w:r>
+        <w:t xml:space="preserve"> and discussions on </w:t>
+      </w:r>
+      <w:hyperlink r:id="rId21" w:tgtFrame="_blank" w:history="1">
+        <w:r>
+          <w:rPr>
+            <w:rStyle w:val="Hyperlink"/>
+          </w:rPr>
+          <w:t>The LRB Podcast</w:t>
+        </w:r>
+      </w:hyperlink>
+      <w:r>
+        <w:t xml:space="preserve">, tech writer </w:t>
+      </w:r>
+      <w:r>
+        <w:rPr>
+          <w:b/>
+          <w:bCs/>
+        </w:rPr>
+        <w:t>Paul Taylor</w:t>
+      </w:r>
+      <w:r>
+        <w:t xml:space="preserve"> argues that AI does not "look" like a human or a typical chatbot interface at all. Instead, for humans interacting with true agentic systems, AI looks like a </w:t>
+      </w:r>
+      <w:r>
+        <w:rPr>
+          <w:b/>
+          <w:bCs/>
+        </w:rPr>
+        <w:t>text prompt from the 1980s</w:t>
+      </w:r>
+      <w:r>
+        <w:t>. [</w:t>
+      </w:r>
+      <w:hyperlink r:id="rId22" w:history="1">
+        <w:r>
+          <w:rPr>
+            <w:rStyle w:val="Hyperlink"/>
+          </w:rPr>
+          <w:t>1</w:t>
+        </w:r>
+      </w:hyperlink>
+      <w:r>
+        <w:t xml:space="preserve">, </w:t>
+      </w:r>
+      <w:hyperlink r:id="rId23" w:history="1">
+        <w:r>
+          <w:rPr>
+            <w:rStyle w:val="Hyperlink"/>
+          </w:rPr>
+          <w:t>2</w:t>
+        </w:r>
+      </w:hyperlink>
+      <w:r>
+        <w:t>]</w:t>
+      </w:r>
+    </w:p>
+    <w:p/>
+    <w:p>
+      <w:r>
+        <w:t>3</w:t>
+      </w:r>
+      <w:r>
+        <w:t>2</w:t>
+      </w:r>
+      <w:r>
+        <w:t>:</w:t>
+      </w:r>
+      <w:r>
+        <w:t>56</w:t>
+      </w:r>
+      <w:r>
+        <w:t>/1:16:06</w:t>
+      </w:r>
+    </w:p>
+    <w:p/>
+    <w:p>
+      <w:r>
+        <w:drawing>
+          <wp:inline distT="0" distB="0" distL="0" distR="0" wp14:anchorId="253AF29C" wp14:editId="50A3EC54">
+            <wp:extent cx="1984271" cy="1514475"/>
+            <wp:effectExtent l="0" t="0" r="0" b="0"/>
+            <wp:docPr id="1406258690" name="Picture 1"/>
+            <wp:cNvGraphicFramePr>
+              <a:graphicFrameLocks xmlns:a="http://schemas.openxmlformats.org/drawingml/2006/main" noChangeAspect="1"/>
+            </wp:cNvGraphicFramePr>
+            <a:graphic xmlns:a="http://schemas.openxmlformats.org/drawingml/2006/main">
+              <a:graphicData uri="http://schemas.openxmlformats.org/drawingml/2006/picture">
+                <pic:pic xmlns:pic="http://schemas.openxmlformats.org/drawingml/2006/picture">
+                  <pic:nvPicPr>
+                    <pic:cNvPr id="1406258690" name=""/>
+                    <pic:cNvPicPr/>
+                  </pic:nvPicPr>
+                  <pic:blipFill>
+                    <a:blip r:embed="rId24"/>
+                    <a:stretch>
+                      <a:fillRect/>
+                    </a:stretch>
+                  </pic:blipFill>
+                  <pic:spPr>
+                    <a:xfrm>
+                      <a:off x="0" y="0"/>
+                      <a:ext cx="1986716" cy="1516341"/>
+                    </a:xfrm>
+                    <a:prstGeom prst="rect">
+                      <a:avLst/>
+                    </a:prstGeom>
+                  </pic:spPr>
+                </pic:pic>
+              </a:graphicData>
+            </a:graphic>
+          </wp:inline>
+        </w:drawing>
+      </w:r>
+    </w:p>
+    <w:p/>
+    <w:p>
+      <w:r>
+        <w:t>3</w:t>
+      </w:r>
+      <w:r>
+        <w:t>3</w:t>
+      </w:r>
+      <w:r>
+        <w:t>:20/1:16:06</w:t>
+      </w:r>
+    </w:p>
+    <w:p>
+      <w:r>
+        <w:lastRenderedPageBreak/>
+        <w:t>3000 years ago, Prophet Elijah in on the top of mountain in his life.</w:t>
+      </w:r>
+      <w:r>
+        <w:t xml:space="preserve"> He speak God as an idolatrous kingdom.</w:t>
+      </w:r>
+      <w:r>
+        <w:t xml:space="preserve"> </w:t>
+      </w:r>
+      <w:r>
+        <w:t xml:space="preserve">The queen </w:t>
+      </w:r>
+      <w:r>
+        <w:t>J</w:t>
+      </w:r>
+      <w:r>
+        <w:t xml:space="preserve">ezebel </w:t>
+      </w:r>
+      <w:r>
+        <w:t>imported the worship of a foreign God Baal</w:t>
+      </w:r>
+      <w:r>
+        <w:t xml:space="preserve"> into Israel</w:t>
+      </w:r>
+      <w:r>
+        <w:t xml:space="preserve">. Eliah challenges 450 prophets of Baal to </w:t>
+      </w:r>
+      <w:r>
+        <w:t>compete against the God of Israel on Mount Carmel.</w:t>
+      </w:r>
+      <w:r>
+        <w:t xml:space="preserve"> He says, “Let’s build these Altars. You have your God to call. I have mine.”</w:t>
+      </w:r>
+      <w:r>
+        <w:t xml:space="preserve"> Elijah soaks the altar in water three times</w:t>
+      </w:r>
+      <w:r>
+        <w:t xml:space="preserve">. The altar complete drenched, the wood, stones, trench, </w:t>
+      </w:r>
+      <w:r>
+        <w:t>around the alter like standing water</w:t>
+      </w:r>
+      <w:r>
+        <w:t xml:space="preserve">, kind of </w:t>
+      </w:r>
+      <w:r>
+        <w:t>t</w:t>
+      </w:r>
+      <w:r>
+        <w:t>rench</w:t>
+      </w:r>
+      <w:r>
+        <w:t xml:space="preserve"> (channel)</w:t>
+      </w:r>
+      <w:r>
+        <w:t>,</w:t>
+      </w:r>
+    </w:p>
+    <w:p/>
+    <w:p>
+      <w:r>
+        <w:t>3</w:t>
+      </w:r>
+      <w:r>
+        <w:t>5</w:t>
+      </w:r>
+      <w:r>
+        <w:t>:20/1:16:06</w:t>
+      </w:r>
+    </w:p>
+    <w:p>
+      <w:r>
+        <w:t>1 King 18:38-39 ESV</w:t>
+      </w:r>
+    </w:p>
+    <w:p>
+      <w:r>
+        <w:t>Then the fire of Lord fell and consumed the burnt offering and the wood and the stones and the durst, and licked up the water that was in the trench.</w:t>
+      </w:r>
+      <w:r>
+        <w:t xml:space="preserve"> And when all the people saw it, they fell on their faces and said, “The LORD, he is God; the LORD, he is God.”</w:t>
+      </w:r>
+    </w:p>
+    <w:p/>
+    <w:p>
+      <w:r>
+        <w:t>Bible:</w:t>
+      </w:r>
+    </w:p>
+    <w:p>
+      <w:r>
+        <w:t>1 Kings 18:38-39</w:t>
+      </w:r>
+    </w:p>
+    <w:p>
+      <w:r>
+        <w:t>English Standard Version</w:t>
+      </w:r>
+    </w:p>
+    <w:p>
+      <w:r>
+        <w:rPr>
+          <w:b/>
+          <w:bCs/>
+          <w:vertAlign w:val="superscript"/>
+        </w:rPr>
+        <w:t>38 </w:t>
+      </w:r>
+      <w:r>
+        <w:t>Then the fire of the Lord fell and consumed the burnt offering and the wood and the stones and the dust, and licked up the water that was in the trench. </w:t>
+      </w:r>
+      <w:r>
+        <w:rPr>
+          <w:b/>
+          <w:bCs/>
+          <w:vertAlign w:val="superscript"/>
+        </w:rPr>
+        <w:t>39 </w:t>
+      </w:r>
+      <w:r>
+        <w:t>And when all the people saw it, they fell on their faces and said, “The Lord, he is God; the Lord, he is God.”</w:t>
+      </w:r>
+    </w:p>
+    <w:p/>
+    <w:p/>
+    <w:p>
+      <w:r>
+        <w:drawing>
+          <wp:inline distT="0" distB="0" distL="0" distR="0" wp14:anchorId="6DA230DB" wp14:editId="0F17A2E1">
+            <wp:extent cx="1837821" cy="1986119"/>
+            <wp:effectExtent l="0" t="0" r="0" b="0"/>
+            <wp:docPr id="1237379778" name="Picture 1"/>
+            <wp:cNvGraphicFramePr>
+              <a:graphicFrameLocks xmlns:a="http://schemas.openxmlformats.org/drawingml/2006/main" noChangeAspect="1"/>
+            </wp:cNvGraphicFramePr>
+            <a:graphic xmlns:a="http://schemas.openxmlformats.org/drawingml/2006/main">
+              <a:graphicData uri="http://schemas.openxmlformats.org/drawingml/2006/picture">
+                <pic:pic xmlns:pic="http://schemas.openxmlformats.org/drawingml/2006/picture">
+                  <pic:nvPicPr>
+                    <pic:cNvPr id="1237379778" name=""/>
+                    <pic:cNvPicPr/>
+                  </pic:nvPicPr>
+                  <pic:blipFill>
+                    <a:blip r:embed="rId25"/>
+                    <a:stretch>
+                      <a:fillRect/>
+                    </a:stretch>
+                  </pic:blipFill>
+                  <pic:spPr>
+                    <a:xfrm>
+                      <a:off x="0" y="0"/>
+                      <a:ext cx="1851639" cy="2001052"/>
+                    </a:xfrm>
+                    <a:prstGeom prst="rect">
+                      <a:avLst/>
+                    </a:prstGeom>
+                  </pic:spPr>
+                </pic:pic>
+              </a:graphicData>
+            </a:graphic>
+          </wp:inline>
+        </w:drawing>
+      </w:r>
+      <w:r>
+        <w:t xml:space="preserve">  </w:t>
+      </w:r>
+      <w:r>
+        <w:drawing>
+          <wp:inline distT="0" distB="0" distL="0" distR="0" wp14:anchorId="33A71A4D" wp14:editId="1073D328">
+            <wp:extent cx="2828554" cy="1962150"/>
+            <wp:effectExtent l="0" t="0" r="0" b="0"/>
+            <wp:docPr id="2145061214" name="Picture 1"/>
+            <wp:cNvGraphicFramePr>
+              <a:graphicFrameLocks xmlns:a="http://schemas.openxmlformats.org/drawingml/2006/main" noChangeAspect="1"/>
+            </wp:cNvGraphicFramePr>
+            <a:graphic xmlns:a="http://schemas.openxmlformats.org/drawingml/2006/main">
+              <a:graphicData uri="http://schemas.openxmlformats.org/drawingml/2006/picture">
+                <pic:pic xmlns:pic="http://schemas.openxmlformats.org/drawingml/2006/picture">
+                  <pic:nvPicPr>
+                    <pic:cNvPr id="2145061214" name=""/>
+                    <pic:cNvPicPr/>
+                  </pic:nvPicPr>
+                  <pic:blipFill>
+                    <a:blip r:embed="rId26"/>
+                    <a:stretch>
+                      <a:fillRect/>
+                    </a:stretch>
+                  </pic:blipFill>
+                  <pic:spPr>
+                    <a:xfrm>
+                      <a:off x="0" y="0"/>
+                      <a:ext cx="2838412" cy="1968988"/>
+                    </a:xfrm>
+                    <a:prstGeom prst="rect">
+                      <a:avLst/>
+                    </a:prstGeom>
+                  </pic:spPr>
+                </pic:pic>
+              </a:graphicData>
+            </a:graphic>
+          </wp:inline>
+        </w:drawing>
+      </w:r>
+    </w:p>
+    <w:p/>
+    <w:p>
+      <w:pPr>
+        <w:spacing w:after="160" w:line="278" w:lineRule="auto"/>
+      </w:pPr>
+      <w:r>
+        <w:br w:type="page"/>
+      </w:r>
+    </w:p>
+    <w:p>
+      <w:r>
+        <w:lastRenderedPageBreak/>
+        <w:t>3</w:t>
+      </w:r>
+      <w:r>
+        <w:t>8</w:t>
+      </w:r>
+      <w:r>
+        <w:t>:</w:t>
+      </w:r>
+      <w:r>
+        <w:t>48</w:t>
+      </w:r>
+      <w:r>
+        <w:t>/1:16:06</w:t>
+      </w:r>
+    </w:p>
+    <w:p>
+      <w:r>
+        <w:t>1 Kings 19:2 ESV</w:t>
+      </w:r>
+    </w:p>
+    <w:p>
+      <w:r>
+        <w:t xml:space="preserve">Then Jezebel sent at messenger to Elijah, saying, “So may the Gods do to me and more also, if I do not make your life as the life of one of them by this time tomorrow” </w:t>
+      </w:r>
+    </w:p>
+    <w:p/>
+    <w:p>
+      <w:r>
+        <w:t>Bible:</w:t>
+      </w:r>
+    </w:p>
+    <w:p>
+      <w:r>
+        <w:t>1 Kings 19:2</w:t>
+      </w:r>
+    </w:p>
+    <w:p>
+      <w:r>
+        <w:t>English Standard Version</w:t>
+      </w:r>
+    </w:p>
+    <w:p>
+      <w:r>
+        <w:rPr>
+          <w:b/>
+          <w:bCs/>
+          <w:vertAlign w:val="superscript"/>
+        </w:rPr>
+        <w:t>2 </w:t>
+      </w:r>
+      <w:r>
+        <w:t>Then Jezebel sent a messenger to Elijah, saying, “So may the gods do to me and more also, if I do not make your life as the life of one of them by this time tomorrow.”</w:t>
+      </w:r>
+    </w:p>
+    <w:p/>
+    <w:p>
+      <w:r>
+        <w:drawing>
+          <wp:inline distT="0" distB="0" distL="0" distR="0" wp14:anchorId="3E34D25C" wp14:editId="724895FA">
+            <wp:extent cx="1895475" cy="1856660"/>
+            <wp:effectExtent l="0" t="0" r="0" b="0"/>
+            <wp:docPr id="992091770" name="Picture 1"/>
+            <wp:cNvGraphicFramePr>
+              <a:graphicFrameLocks xmlns:a="http://schemas.openxmlformats.org/drawingml/2006/main" noChangeAspect="1"/>
+            </wp:cNvGraphicFramePr>
+            <a:graphic xmlns:a="http://schemas.openxmlformats.org/drawingml/2006/main">
+              <a:graphicData uri="http://schemas.openxmlformats.org/drawingml/2006/picture">
+                <pic:pic xmlns:pic="http://schemas.openxmlformats.org/drawingml/2006/picture">
+                  <pic:nvPicPr>
+                    <pic:cNvPr id="992091770" name=""/>
+                    <pic:cNvPicPr/>
+                  </pic:nvPicPr>
+                  <pic:blipFill>
+                    <a:blip r:embed="rId27"/>
+                    <a:stretch>
+                      <a:fillRect/>
+                    </a:stretch>
+                  </pic:blipFill>
+                  <pic:spPr>
+                    <a:xfrm>
+                      <a:off x="0" y="0"/>
+                      <a:ext cx="1898423" cy="1859548"/>
+                    </a:xfrm>
+                    <a:prstGeom prst="rect">
+                      <a:avLst/>
+                    </a:prstGeom>
+                  </pic:spPr>
+                </pic:pic>
+              </a:graphicData>
+            </a:graphic>
+          </wp:inline>
+        </w:drawing>
+      </w:r>
+    </w:p>
+    <w:p/>
+    <w:p>
+      <w:r>
+        <w:t>3</w:t>
+      </w:r>
+      <w:r>
+        <w:t>9</w:t>
+      </w:r>
+      <w:r>
+        <w:t>:</w:t>
+      </w:r>
+      <w:r>
+        <w:t>29</w:t>
+      </w:r>
+      <w:r>
+        <w:t>/1:16:06</w:t>
+      </w:r>
+    </w:p>
+    <w:p>
+      <w:r>
+        <w:t>1 Kings 19:4 ESV</w:t>
+      </w:r>
+    </w:p>
+    <w:p>
+      <w:r>
+        <w:t>But he himself went a day’s journey into the wilderness and came and sat down under a broom tree</w:t>
+      </w:r>
+      <w:r>
+        <w:t xml:space="preserve"> (</w:t>
+      </w:r>
+      <w:r>
+        <w:t>金雀花</w:t>
+      </w:r>
+      <w:r>
+        <w:t>)</w:t>
+      </w:r>
+      <w:r>
+        <w:t>. And he asked, that he might die, saying, “it is enough; now, O LORD, take away my life, for I am no better than my fathers.”</w:t>
+      </w:r>
+    </w:p>
+    <w:p/>
+    <w:p>
+      <w:r>
+        <w:t>1 Kings 19:4</w:t>
+      </w:r>
+    </w:p>
+    <w:p>
+      <w:r>
+        <w:t>English Standard Version</w:t>
+      </w:r>
+    </w:p>
+    <w:p>
+      <w:r>
+        <w:rPr>
+          <w:b/>
+          <w:bCs/>
+          <w:vertAlign w:val="superscript"/>
+        </w:rPr>
+        <w:t>4 </w:t>
+      </w:r>
+      <w:r>
+        <w:t>But he himself went a day's journey into the wilderness and came and sat down under a broom tree. And he asked that he might die, saying, “It is enough; now, O Lord, take away my life, for I am no better than my fathers.”</w:t>
+      </w:r>
+    </w:p>
+    <w:p/>
+    <w:p>
+      <w:r>
+        <w:t>Elijah is ready to die.</w:t>
+      </w:r>
+    </w:p>
+    <w:p/>
+    <w:p>
+      <w:r>
+        <w:drawing>
+          <wp:inline distT="0" distB="0" distL="0" distR="0" wp14:anchorId="02B4F6F4" wp14:editId="562D0985">
+            <wp:extent cx="1657350" cy="1697000"/>
+            <wp:effectExtent l="0" t="0" r="0" b="0"/>
+            <wp:docPr id="317482778" name="Picture 1"/>
+            <wp:cNvGraphicFramePr>
+              <a:graphicFrameLocks xmlns:a="http://schemas.openxmlformats.org/drawingml/2006/main" noChangeAspect="1"/>
+            </wp:cNvGraphicFramePr>
+            <a:graphic xmlns:a="http://schemas.openxmlformats.org/drawingml/2006/main">
+              <a:graphicData uri="http://schemas.openxmlformats.org/drawingml/2006/picture">
+                <pic:pic xmlns:pic="http://schemas.openxmlformats.org/drawingml/2006/picture">
+                  <pic:nvPicPr>
+                    <pic:cNvPr id="317482778" name=""/>
+                    <pic:cNvPicPr/>
+                  </pic:nvPicPr>
+                  <pic:blipFill>
+                    <a:blip r:embed="rId28"/>
+                    <a:stretch>
+                      <a:fillRect/>
+                    </a:stretch>
+                  </pic:blipFill>
+                  <pic:spPr>
+                    <a:xfrm>
+                      <a:off x="0" y="0"/>
+                      <a:ext cx="1665133" cy="1704969"/>
+                    </a:xfrm>
+                    <a:prstGeom prst="rect">
+                      <a:avLst/>
+                    </a:prstGeom>
+                  </pic:spPr>
+                </pic:pic>
+              </a:graphicData>
+            </a:graphic>
+          </wp:inline>
+        </w:drawing>
+      </w:r>
+    </w:p>
+    <w:p>
+      <w:r>
+        <w:lastRenderedPageBreak/>
+        <w:t>43</w:t>
+      </w:r>
+      <w:r>
+        <w:t>:</w:t>
+      </w:r>
+      <w:r>
+        <w:t>02</w:t>
+      </w:r>
+      <w:r>
+        <w:t>/1:16:06</w:t>
+      </w:r>
+    </w:p>
+    <w:p>
+      <w:r>
+        <w:t>We built things and collapse.</w:t>
+      </w:r>
+    </w:p>
+    <w:p/>
+    <w:p>
+      <w:r>
+        <w:drawing>
+          <wp:inline distT="0" distB="0" distL="0" distR="0" wp14:anchorId="29A5E479" wp14:editId="5C3ABBF0">
+            <wp:extent cx="4982270" cy="895475"/>
+            <wp:effectExtent l="0" t="0" r="8890" b="0"/>
+            <wp:docPr id="84179799" name="Picture 1"/>
+            <wp:cNvGraphicFramePr>
+              <a:graphicFrameLocks xmlns:a="http://schemas.openxmlformats.org/drawingml/2006/main" noChangeAspect="1"/>
+            </wp:cNvGraphicFramePr>
+            <a:graphic xmlns:a="http://schemas.openxmlformats.org/drawingml/2006/main">
+              <a:graphicData uri="http://schemas.openxmlformats.org/drawingml/2006/picture">
+                <pic:pic xmlns:pic="http://schemas.openxmlformats.org/drawingml/2006/picture">
+                  <pic:nvPicPr>
+                    <pic:cNvPr id="84179799" name=""/>
+                    <pic:cNvPicPr/>
+                  </pic:nvPicPr>
+                  <pic:blipFill>
+                    <a:blip r:embed="rId29"/>
+                    <a:stretch>
+                      <a:fillRect/>
+                    </a:stretch>
+                  </pic:blipFill>
+                  <pic:spPr>
+                    <a:xfrm>
+                      <a:off x="0" y="0"/>
+                      <a:ext cx="4982270" cy="895475"/>
+                    </a:xfrm>
+                    <a:prstGeom prst="rect">
+                      <a:avLst/>
+                    </a:prstGeom>
+                  </pic:spPr>
+                </pic:pic>
+              </a:graphicData>
+            </a:graphic>
+          </wp:inline>
+        </w:drawing>
+      </w:r>
+    </w:p>
+    <w:p/>
+    <w:p>
+      <w:r>
+        <w:t>4</w:t>
+      </w:r>
+      <w:r>
+        <w:t>3</w:t>
+      </w:r>
+      <w:r>
+        <w:t>:</w:t>
+      </w:r>
+      <w:r>
+        <w:t>48</w:t>
+      </w:r>
+      <w:r>
+        <w:t>/1:16:06</w:t>
+      </w:r>
+    </w:p>
+    <w:p>
+      <w:r>
+        <w:t>“In Christ, you can risk anything. In your output, you can risking nothing.”</w:t>
+      </w:r>
+    </w:p>
+    <w:p>
+      <w:r>
+        <w:t>Misplaced the identity is a big problem.</w:t>
+      </w:r>
+    </w:p>
+    <w:p/>
+    <w:p>
+      <w:r>
+        <w:drawing>
+          <wp:inline distT="0" distB="0" distL="0" distR="0" wp14:anchorId="226C27E8" wp14:editId="6AEEEA9C">
+            <wp:extent cx="2228850" cy="921258"/>
+            <wp:effectExtent l="0" t="0" r="0" b="0"/>
+            <wp:docPr id="1321663193" name="Picture 1"/>
+            <wp:cNvGraphicFramePr>
+              <a:graphicFrameLocks xmlns:a="http://schemas.openxmlformats.org/drawingml/2006/main" noChangeAspect="1"/>
+            </wp:cNvGraphicFramePr>
+            <a:graphic xmlns:a="http://schemas.openxmlformats.org/drawingml/2006/main">
+              <a:graphicData uri="http://schemas.openxmlformats.org/drawingml/2006/picture">
+                <pic:pic xmlns:pic="http://schemas.openxmlformats.org/drawingml/2006/picture">
+                  <pic:nvPicPr>
+                    <pic:cNvPr id="1321663193" name=""/>
+                    <pic:cNvPicPr/>
+                  </pic:nvPicPr>
+                  <pic:blipFill>
+                    <a:blip r:embed="rId30"/>
+                    <a:stretch>
+                      <a:fillRect/>
+                    </a:stretch>
+                  </pic:blipFill>
+                  <pic:spPr>
+                    <a:xfrm>
+                      <a:off x="0" y="0"/>
+                      <a:ext cx="2232014" cy="922566"/>
+                    </a:xfrm>
+                    <a:prstGeom prst="rect">
+                      <a:avLst/>
+                    </a:prstGeom>
+                  </pic:spPr>
+                </pic:pic>
+              </a:graphicData>
+            </a:graphic>
+          </wp:inline>
+        </w:drawing>
+      </w:r>
+    </w:p>
+    <w:p/>
+    <w:p>
+      <w:r>
+        <w:t>4</w:t>
+      </w:r>
+      <w:r>
+        <w:t>4</w:t>
+      </w:r>
+      <w:r>
+        <w:t>:</w:t>
+      </w:r>
+      <w:r>
+        <w:t>37</w:t>
+      </w:r>
+      <w:r>
+        <w:t>/1:16:06</w:t>
+      </w:r>
+    </w:p>
+    <w:p>
+      <w:r>
+        <w:t>Tim Keller, “If our identity is in our work, rather than Christ, success will go to out heads, and failure will go to our hearts.”</w:t>
+      </w:r>
+    </w:p>
+    <w:p>
+      <w:r>
+        <w:drawing>
+          <wp:inline distT="0" distB="0" distL="0" distR="0" wp14:anchorId="44313663" wp14:editId="6174D29A">
+            <wp:extent cx="5086350" cy="799905"/>
+            <wp:effectExtent l="0" t="0" r="0" b="635"/>
+            <wp:docPr id="1673258088" name="Picture 1"/>
+            <wp:cNvGraphicFramePr>
+              <a:graphicFrameLocks xmlns:a="http://schemas.openxmlformats.org/drawingml/2006/main" noChangeAspect="1"/>
+            </wp:cNvGraphicFramePr>
+            <a:graphic xmlns:a="http://schemas.openxmlformats.org/drawingml/2006/main">
+              <a:graphicData uri="http://schemas.openxmlformats.org/drawingml/2006/picture">
+                <pic:pic xmlns:pic="http://schemas.openxmlformats.org/drawingml/2006/picture">
+                  <pic:nvPicPr>
+                    <pic:cNvPr id="1673258088" name=""/>
+                    <pic:cNvPicPr/>
+                  </pic:nvPicPr>
+                  <pic:blipFill>
+                    <a:blip r:embed="rId31"/>
+                    <a:stretch>
+                      <a:fillRect/>
+                    </a:stretch>
+                  </pic:blipFill>
+                  <pic:spPr>
+                    <a:xfrm>
+                      <a:off x="0" y="0"/>
+                      <a:ext cx="5098826" cy="801867"/>
+                    </a:xfrm>
+                    <a:prstGeom prst="rect">
+                      <a:avLst/>
+                    </a:prstGeom>
+                  </pic:spPr>
+                </pic:pic>
+              </a:graphicData>
+            </a:graphic>
+          </wp:inline>
+        </w:drawing>
+      </w:r>
+    </w:p>
+    <w:p/>
+    <w:p/>
+    <w:p>
+      <w:r>
+        <w:t>4</w:t>
+      </w:r>
+      <w:r>
+        <w:t>5</w:t>
+      </w:r>
+      <w:r>
+        <w:t>:</w:t>
+      </w:r>
+      <w:r>
+        <w:t>06</w:t>
+      </w:r>
+      <w:r>
+        <w:t>/1:16:06</w:t>
+      </w:r>
+    </w:p>
+    <w:p>
+      <w:r>
+        <w:t>1 King 19:5-7 ESV</w:t>
+      </w:r>
+    </w:p>
+    <w:p>
+      <w:r>
+        <w:t>And he lay down and slept under a broom tree. And behold, an angel touched him and said to him, “Arise and eat.” And he looked, and behold, there was at his head  a cake baked on hot stones and a jar of water.</w:t>
+      </w:r>
+    </w:p>
+    <w:p>
+      <w:r>
+        <w:t>And he ate and drank and lay down again. And the angel of the LORD came again a second time and touched him and said, “Arise and eat, for the journey is too great for you.”</w:t>
+      </w:r>
+    </w:p>
+    <w:p/>
+    <w:p>
+      <w:r>
+        <w:t>Bible:</w:t>
+      </w:r>
+    </w:p>
+    <w:p>
+      <w:r>
+        <w:t>1 Kings 19:5-7</w:t>
+      </w:r>
+    </w:p>
+    <w:p>
+      <w:r>
+        <w:t>English Standard Version</w:t>
+      </w:r>
+    </w:p>
+    <w:p>
+      <w:r>
+        <w:rPr>
+          <w:b/>
+          <w:bCs/>
+          <w:vertAlign w:val="superscript"/>
+        </w:rPr>
+        <w:t>5 </w:t>
+      </w:r>
+      <w:r>
+        <w:t>And he lay down and slept under a broom tree. And behold, an angel touched him and said to him, “Arise and eat.” </w:t>
+      </w:r>
+      <w:r>
+        <w:rPr>
+          <w:b/>
+          <w:bCs/>
+          <w:vertAlign w:val="superscript"/>
+        </w:rPr>
+        <w:t>6 </w:t>
+      </w:r>
+      <w:r>
+        <w:t>And he looked, and behold, there was at his head a cake baked on hot stones and a jar of water. And he ate and drank and lay down again. </w:t>
+      </w:r>
+      <w:r>
+        <w:rPr>
+          <w:b/>
+          <w:bCs/>
+          <w:vertAlign w:val="superscript"/>
+        </w:rPr>
+        <w:t>7 </w:t>
+      </w:r>
+      <w:r>
+        <w:t>And the angel of the Lord came again a second time and touched him and said, “Arise and eat, for the journey is too great for you.”</w:t>
+      </w:r>
+    </w:p>
+    <w:p/>
+    <w:p>
+      <w:r>
+        <w:lastRenderedPageBreak/>
+        <w:drawing>
+          <wp:inline distT="0" distB="0" distL="0" distR="0" wp14:anchorId="1AD86055" wp14:editId="47E0C6ED">
+            <wp:extent cx="2076450" cy="2157614"/>
+            <wp:effectExtent l="0" t="0" r="0" b="0"/>
+            <wp:docPr id="1397261229" name="Picture 1"/>
+            <wp:cNvGraphicFramePr>
+              <a:graphicFrameLocks xmlns:a="http://schemas.openxmlformats.org/drawingml/2006/main" noChangeAspect="1"/>
+            </wp:cNvGraphicFramePr>
+            <a:graphic xmlns:a="http://schemas.openxmlformats.org/drawingml/2006/main">
+              <a:graphicData uri="http://schemas.openxmlformats.org/drawingml/2006/picture">
+                <pic:pic xmlns:pic="http://schemas.openxmlformats.org/drawingml/2006/picture">
+                  <pic:nvPicPr>
+                    <pic:cNvPr id="1397261229" name=""/>
+                    <pic:cNvPicPr/>
+                  </pic:nvPicPr>
+                  <pic:blipFill>
+                    <a:blip r:embed="rId32"/>
+                    <a:stretch>
+                      <a:fillRect/>
+                    </a:stretch>
+                  </pic:blipFill>
+                  <pic:spPr>
+                    <a:xfrm>
+                      <a:off x="0" y="0"/>
+                      <a:ext cx="2083396" cy="2164832"/>
+                    </a:xfrm>
+                    <a:prstGeom prst="rect">
+                      <a:avLst/>
+                    </a:prstGeom>
+                  </pic:spPr>
+                </pic:pic>
+              </a:graphicData>
+            </a:graphic>
+          </wp:inline>
+        </w:drawing>
+      </w:r>
+      <w:r>
+        <w:t xml:space="preserve">  </w:t>
+      </w:r>
+      <w:r>
+        <w:drawing>
+          <wp:inline distT="0" distB="0" distL="0" distR="0" wp14:anchorId="4CD091C4" wp14:editId="4E53F1D8">
+            <wp:extent cx="2285999" cy="2187114"/>
+            <wp:effectExtent l="0" t="0" r="635" b="3810"/>
+            <wp:docPr id="1362498612" name="Picture 1"/>
+            <wp:cNvGraphicFramePr>
+              <a:graphicFrameLocks xmlns:a="http://schemas.openxmlformats.org/drawingml/2006/main" noChangeAspect="1"/>
+            </wp:cNvGraphicFramePr>
+            <a:graphic xmlns:a="http://schemas.openxmlformats.org/drawingml/2006/main">
+              <a:graphicData uri="http://schemas.openxmlformats.org/drawingml/2006/picture">
+                <pic:pic xmlns:pic="http://schemas.openxmlformats.org/drawingml/2006/picture">
+                  <pic:nvPicPr>
+                    <pic:cNvPr id="1362498612" name=""/>
+                    <pic:cNvPicPr/>
+                  </pic:nvPicPr>
+                  <pic:blipFill>
+                    <a:blip r:embed="rId33"/>
+                    <a:stretch>
+                      <a:fillRect/>
+                    </a:stretch>
+                  </pic:blipFill>
+                  <pic:spPr>
+                    <a:xfrm>
+                      <a:off x="0" y="0"/>
+                      <a:ext cx="2305608" cy="2205875"/>
+                    </a:xfrm>
+                    <a:prstGeom prst="rect">
+                      <a:avLst/>
+                    </a:prstGeom>
+                  </pic:spPr>
+                </pic:pic>
+              </a:graphicData>
+            </a:graphic>
+          </wp:inline>
+        </w:drawing>
+      </w:r>
+    </w:p>
+    <w:p/>
+    <w:p>
+      <w:r>
         <w:t>======</w:t>
       </w:r>
     </w:p>
@@ -445,7 +1652,7 @@
       </w:r>
     </w:p>
     <w:p>
-      <w:hyperlink r:id="rId15" w:history="1">
+      <w:hyperlink r:id="rId34" w:history="1">
         <w:r>
           <w:rPr>
             <w:rStyle w:val="Hyperlink"/>
@@ -477,7 +1684,7 @@
     <w:p/>
     <w:p/>
     <w:sectPr>
-      <w:footerReference w:type="default" r:id="rId16"/>
+      <w:footerReference w:type="default" r:id="rId35"/>
       <w:pgSz w:w="12240" w:h="15840"/>
       <w:pgMar w:top="1440" w:right="1440" w:bottom="1530" w:left="1440" w:header="0" w:footer="720" w:gutter="0"/>
       <w:cols w:space="720"/>
@@ -4654,7 +5861,6 @@
   <w:style w:type="character" w:default="1" w:styleId="DefaultParagraphFont">
     <w:name w:val="Default Paragraph Font"/>
     <w:uiPriority w:val="1"/>
-    <w:semiHidden/>
     <w:unhideWhenUsed/>
   </w:style>
   <w:style w:type="table" w:default="1" w:styleId="TableNormal">

--- a/Church/2026/2026_0613_MenloChurch.docx
+++ b/Church/2026/2026_0613_MenloChurch.docx
@@ -260,6 +260,9 @@
     <w:p/>
     <w:p>
       <w:r>
+        <w:rPr>
+          <w:noProof/>
+        </w:rPr>
         <w:drawing>
           <wp:inline distT="0" distB="0" distL="0" distR="0" wp14:anchorId="4C081641" wp14:editId="4427A284">
             <wp:extent cx="1522813" cy="1876425"/>
@@ -317,6 +320,9 @@
     </w:p>
     <w:p>
       <w:r>
+        <w:rPr>
+          <w:noProof/>
+        </w:rPr>
         <w:lastRenderedPageBreak/>
         <w:drawing>
           <wp:inline distT="0" distB="0" distL="0" distR="0" wp14:anchorId="2D9CE6EC" wp14:editId="7753AC2B">
@@ -358,17 +364,14 @@
     <w:p/>
     <w:p>
       <w:r>
-        <w:t>25:</w:t>
-      </w:r>
-      <w:r>
-        <w:t>25</w:t>
-      </w:r>
-      <w:r>
-        <w:t>/1:16:06</w:t>
-      </w:r>
-    </w:p>
-    <w:p>
-      <w:r>
+        <w:t>25:25/1:16:06</w:t>
+      </w:r>
+    </w:p>
+    <w:p>
+      <w:r>
+        <w:rPr>
+          <w:noProof/>
+        </w:rPr>
         <w:drawing>
           <wp:inline distT="0" distB="0" distL="0" distR="0" wp14:anchorId="589D642F" wp14:editId="0A79EE2E">
             <wp:extent cx="3619500" cy="944493"/>
@@ -409,17 +412,14 @@
     <w:p/>
     <w:p>
       <w:r>
-        <w:t>25:</w:t>
-      </w:r>
-      <w:r>
-        <w:t>3</w:t>
-      </w:r>
-      <w:r>
-        <w:t>0/1:16:06</w:t>
-      </w:r>
-    </w:p>
-    <w:p>
-      <w:r>
+        <w:t>25:30/1:16:06</w:t>
+      </w:r>
+    </w:p>
+    <w:p>
+      <w:r>
+        <w:rPr>
+          <w:noProof/>
+        </w:rPr>
         <w:drawing>
           <wp:inline distT="0" distB="0" distL="0" distR="0" wp14:anchorId="461DF6BB" wp14:editId="6666D510">
             <wp:extent cx="2971800" cy="517170"/>
@@ -460,17 +460,14 @@
     <w:p/>
     <w:p>
       <w:r>
-        <w:t>25:</w:t>
-      </w:r>
-      <w:r>
-        <w:t>40</w:t>
-      </w:r>
-      <w:r>
-        <w:t>/1:16:06</w:t>
-      </w:r>
-    </w:p>
-    <w:p>
-      <w:r>
+        <w:t>25:40/1:16:06</w:t>
+      </w:r>
+    </w:p>
+    <w:p>
+      <w:r>
+        <w:rPr>
+          <w:noProof/>
+        </w:rPr>
         <w:drawing>
           <wp:inline distT="0" distB="0" distL="0" distR="0" wp14:anchorId="56DF545F" wp14:editId="197C1B62">
             <wp:extent cx="2266950" cy="1818636"/>
@@ -512,24 +509,15 @@
     <w:p>
       <w:bookmarkStart w:id="0" w:name="_Hlk231831852"/>
       <w:r>
-        <w:t>2</w:t>
-      </w:r>
-      <w:r>
-        <w:t>6</w:t>
-      </w:r>
-      <w:r>
-        <w:t>:</w:t>
-      </w:r>
-      <w:r>
-        <w:t>3</w:t>
-      </w:r>
-      <w:r>
-        <w:t>0/1:16:06</w:t>
+        <w:t>26:30/1:16:06</w:t>
       </w:r>
       <w:bookmarkEnd w:id="0"/>
     </w:p>
     <w:p>
       <w:r>
+        <w:rPr>
+          <w:noProof/>
+        </w:rPr>
         <w:drawing>
           <wp:inline distT="0" distB="0" distL="0" distR="0" wp14:anchorId="708B11F9" wp14:editId="211B16F5">
             <wp:extent cx="4076700" cy="2423372"/>
@@ -570,19 +558,7 @@
     <w:p/>
     <w:p>
       <w:r>
-        <w:t>2</w:t>
-      </w:r>
-      <w:r>
-        <w:t>8</w:t>
-      </w:r>
-      <w:r>
-        <w:t>:</w:t>
-      </w:r>
-      <w:r>
-        <w:t>2</w:t>
-      </w:r>
-      <w:r>
-        <w:t>0/1:16:06</w:t>
+        <w:t>28:20/1:16:06</w:t>
       </w:r>
     </w:p>
     <w:p>
@@ -693,10 +669,7 @@
     <w:p/>
     <w:p>
       <w:r>
-        <w:t>30</w:t>
-      </w:r>
-      <w:r>
-        <w:t>:20/1:16:06</w:t>
+        <w:t>30:20/1:16:06</w:t>
       </w:r>
     </w:p>
     <w:p>
@@ -777,24 +750,15 @@
     <w:p/>
     <w:p>
       <w:r>
-        <w:t>3</w:t>
-      </w:r>
-      <w:r>
-        <w:t>2</w:t>
-      </w:r>
-      <w:r>
-        <w:t>:</w:t>
-      </w:r>
-      <w:r>
-        <w:t>56</w:t>
-      </w:r>
-      <w:r>
-        <w:t>/1:16:06</w:t>
+        <w:t>32:56/1:16:06</w:t>
       </w:r>
     </w:p>
     <w:p/>
     <w:p>
       <w:r>
+        <w:rPr>
+          <w:noProof/>
+        </w:rPr>
         <w:drawing>
           <wp:inline distT="0" distB="0" distL="0" distR="0" wp14:anchorId="253AF29C" wp14:editId="50A3EC54">
             <wp:extent cx="1984271" cy="1514475"/>
@@ -835,13 +799,7 @@
     <w:p/>
     <w:p>
       <w:r>
-        <w:t>3</w:t>
-      </w:r>
-      <w:r>
-        <w:t>3</w:t>
-      </w:r>
-      <w:r>
-        <w:t>:20/1:16:06</w:t>
+        <w:t>33:20/1:16:06</w:t>
       </w:r>
     </w:p>
     <w:p>
@@ -907,13 +865,7 @@
     <w:p/>
     <w:p>
       <w:r>
-        <w:t>3</w:t>
-      </w:r>
-      <w:r>
-        <w:t>5</w:t>
-      </w:r>
-      <w:r>
-        <w:t>:20/1:16:06</w:t>
+        <w:t>35:20/1:16:06</w:t>
       </w:r>
     </w:p>
     <w:p>
@@ -973,6 +925,9 @@
     <w:p/>
     <w:p>
       <w:r>
+        <w:rPr>
+          <w:noProof/>
+        </w:rPr>
         <w:drawing>
           <wp:inline distT="0" distB="0" distL="0" distR="0" wp14:anchorId="6DA230DB" wp14:editId="0F17A2E1">
             <wp:extent cx="1837821" cy="1986119"/>
@@ -1013,6 +968,9 @@
         <w:t xml:space="preserve">  </w:t>
       </w:r>
       <w:r>
+        <w:rPr>
+          <w:noProof/>
+        </w:rPr>
         <w:drawing>
           <wp:inline distT="0" distB="0" distL="0" distR="0" wp14:anchorId="33A71A4D" wp14:editId="1073D328">
             <wp:extent cx="2828554" cy="1962150"/>
@@ -1062,19 +1020,7 @@
     <w:p>
       <w:r>
         <w:lastRenderedPageBreak/>
-        <w:t>3</w:t>
-      </w:r>
-      <w:r>
-        <w:t>8</w:t>
-      </w:r>
-      <w:r>
-        <w:t>:</w:t>
-      </w:r>
-      <w:r>
-        <w:t>48</w:t>
-      </w:r>
-      <w:r>
-        <w:t>/1:16:06</w:t>
+        <w:t>38:48/1:16:06</w:t>
       </w:r>
     </w:p>
     <w:p>
@@ -1119,6 +1065,9 @@
     <w:p/>
     <w:p>
       <w:r>
+        <w:rPr>
+          <w:noProof/>
+        </w:rPr>
         <w:drawing>
           <wp:inline distT="0" distB="0" distL="0" distR="0" wp14:anchorId="3E34D25C" wp14:editId="724895FA">
             <wp:extent cx="1895475" cy="1856660"/>
@@ -1159,19 +1108,7 @@
     <w:p/>
     <w:p>
       <w:r>
-        <w:t>3</w:t>
-      </w:r>
-      <w:r>
-        <w:t>9</w:t>
-      </w:r>
-      <w:r>
-        <w:t>:</w:t>
-      </w:r>
-      <w:r>
-        <w:t>29</w:t>
-      </w:r>
-      <w:r>
-        <w:t>/1:16:06</w:t>
+        <w:t>39:29/1:16:06</w:t>
       </w:r>
     </w:p>
     <w:p>
@@ -1229,6 +1166,9 @@
     <w:p/>
     <w:p>
       <w:r>
+        <w:rPr>
+          <w:noProof/>
+        </w:rPr>
         <w:drawing>
           <wp:inline distT="0" distB="0" distL="0" distR="0" wp14:anchorId="02B4F6F4" wp14:editId="562D0985">
             <wp:extent cx="1657350" cy="1697000"/>
@@ -1269,16 +1209,7 @@
     <w:p>
       <w:r>
         <w:lastRenderedPageBreak/>
-        <w:t>43</w:t>
-      </w:r>
-      <w:r>
-        <w:t>:</w:t>
-      </w:r>
-      <w:r>
-        <w:t>02</w:t>
-      </w:r>
-      <w:r>
-        <w:t>/1:16:06</w:t>
+        <w:t>43:02/1:16:06</w:t>
       </w:r>
     </w:p>
     <w:p>
@@ -1289,6 +1220,9 @@
     <w:p/>
     <w:p>
       <w:r>
+        <w:rPr>
+          <w:noProof/>
+        </w:rPr>
         <w:drawing>
           <wp:inline distT="0" distB="0" distL="0" distR="0" wp14:anchorId="29A5E479" wp14:editId="5C3ABBF0">
             <wp:extent cx="4982270" cy="895475"/>
@@ -1329,19 +1263,7 @@
     <w:p/>
     <w:p>
       <w:r>
-        <w:t>4</w:t>
-      </w:r>
-      <w:r>
-        <w:t>3</w:t>
-      </w:r>
-      <w:r>
-        <w:t>:</w:t>
-      </w:r>
-      <w:r>
-        <w:t>48</w:t>
-      </w:r>
-      <w:r>
-        <w:t>/1:16:06</w:t>
+        <w:t>43:48/1:16:06</w:t>
       </w:r>
     </w:p>
     <w:p>
@@ -1357,6 +1279,9 @@
     <w:p/>
     <w:p>
       <w:r>
+        <w:rPr>
+          <w:noProof/>
+        </w:rPr>
         <w:drawing>
           <wp:inline distT="0" distB="0" distL="0" distR="0" wp14:anchorId="226C27E8" wp14:editId="6AEEEA9C">
             <wp:extent cx="2228850" cy="921258"/>
@@ -1397,28 +1322,27 @@
     <w:p/>
     <w:p>
       <w:r>
-        <w:t>4</w:t>
-      </w:r>
-      <w:r>
-        <w:t>4</w:t>
-      </w:r>
-      <w:r>
-        <w:t>:</w:t>
-      </w:r>
-      <w:r>
-        <w:t>37</w:t>
-      </w:r>
-      <w:r>
-        <w:t>/1:16:06</w:t>
-      </w:r>
-    </w:p>
-    <w:p>
-      <w:r>
-        <w:t>Tim Keller, “If our identity is in our work, rather than Christ, success will go to out heads, and failure will go to our hearts.”</w:t>
-      </w:r>
-    </w:p>
-    <w:p>
-      <w:r>
+        <w:t>44:37/1:16:06</w:t>
+      </w:r>
+    </w:p>
+    <w:p>
+      <w:r>
+        <w:t xml:space="preserve">Tim Keller, “If our identity is in our work, rather than Christ, success will go to </w:t>
+      </w:r>
+      <w:proofErr w:type="spellStart"/>
+      <w:r>
+        <w:t>out</w:t>
+      </w:r>
+      <w:proofErr w:type="spellEnd"/>
+      <w:r>
+        <w:t xml:space="preserve"> heads, and failure will go to our hearts.”</w:t>
+      </w:r>
+    </w:p>
+    <w:p>
+      <w:r>
+        <w:rPr>
+          <w:noProof/>
+        </w:rPr>
         <w:drawing>
           <wp:inline distT="0" distB="0" distL="0" distR="0" wp14:anchorId="44313663" wp14:editId="6174D29A">
             <wp:extent cx="5086350" cy="799905"/>
@@ -1460,19 +1384,7 @@
     <w:p/>
     <w:p>
       <w:r>
-        <w:t>4</w:t>
-      </w:r>
-      <w:r>
-        <w:t>5</w:t>
-      </w:r>
-      <w:r>
-        <w:t>:</w:t>
-      </w:r>
-      <w:r>
-        <w:t>06</w:t>
-      </w:r>
-      <w:r>
-        <w:t>/1:16:06</w:t>
+        <w:t>45:06/1:16:06</w:t>
       </w:r>
     </w:p>
     <w:p>
@@ -1544,7 +1456,30 @@
     <w:p/>
     <w:p>
       <w:r>
-        <w:lastRenderedPageBreak/>
+        <w:t>Gpd provide rest and food to Elijah.</w:t>
+      </w:r>
+      <w:r>
+        <w:t xml:space="preserve"> People do spiritual thing after take a nap in the afternoon.</w:t>
+      </w:r>
+      <w:r>
+        <w:t xml:space="preserve"> God </w:t>
+      </w:r>
+      <w:r>
+        <w:t>response</w:t>
+      </w:r>
+      <w:r>
+        <w:t>s peace for Elijah</w:t>
+      </w:r>
+      <w:r>
+        <w:t xml:space="preserve">’s crash. </w:t>
+      </w:r>
+    </w:p>
+    <w:p/>
+    <w:p>
+      <w:r>
+        <w:rPr>
+          <w:noProof/>
+        </w:rPr>
         <w:drawing>
           <wp:inline distT="0" distB="0" distL="0" distR="0" wp14:anchorId="1AD86055" wp14:editId="47E0C6ED">
             <wp:extent cx="2076450" cy="2157614"/>
@@ -1585,6 +1520,9 @@
         <w:t xml:space="preserve">  </w:t>
       </w:r>
       <w:r>
+        <w:rPr>
+          <w:noProof/>
+        </w:rPr>
         <w:drawing>
           <wp:inline distT="0" distB="0" distL="0" distR="0" wp14:anchorId="4CD091C4" wp14:editId="4E53F1D8">
             <wp:extent cx="2285999" cy="2187114"/>
@@ -1625,6 +1563,453 @@
     <w:p/>
     <w:p>
       <w:r>
+        <w:t>51:16</w:t>
+      </w:r>
+      <w:r>
+        <w:t>/1:16:06</w:t>
+      </w:r>
+    </w:p>
+    <w:p>
+      <w:r>
+        <w:t>Pastor give</w:t>
+      </w:r>
+      <w:r>
+        <w:t>s</w:t>
+      </w:r>
+      <w:r>
+        <w:t xml:space="preserve"> us three things that will be handled for us this week to remember:</w:t>
+      </w:r>
+    </w:p>
+    <w:p>
+      <w:r>
+        <w:t xml:space="preserve">1. </w:t>
+      </w:r>
+      <w:r>
+        <w:t>My identity</w:t>
+      </w:r>
+      <w:r>
+        <w:t xml:space="preserve"> is</w:t>
+      </w:r>
+      <w:r>
+        <w:t xml:space="preserve"> image bearer</w:t>
+      </w:r>
+      <w:r>
+        <w:t xml:space="preserve"> as </w:t>
+      </w:r>
+      <w:proofErr w:type="spellStart"/>
+      <w:r>
+        <w:t>Chritian</w:t>
+      </w:r>
+      <w:proofErr w:type="spellEnd"/>
+      <w:r>
+        <w:t>.</w:t>
+      </w:r>
+    </w:p>
+    <w:p>
+      <w:r>
+        <w:drawing>
+          <wp:inline distT="0" distB="0" distL="0" distR="0" wp14:anchorId="2E9A40D8" wp14:editId="1E8EF64E">
+            <wp:extent cx="1638300" cy="549400"/>
+            <wp:effectExtent l="0" t="0" r="0" b="3175"/>
+            <wp:docPr id="293890906" name="Picture 1"/>
+            <wp:cNvGraphicFramePr>
+              <a:graphicFrameLocks xmlns:a="http://schemas.openxmlformats.org/drawingml/2006/main" noChangeAspect="1"/>
+            </wp:cNvGraphicFramePr>
+            <a:graphic xmlns:a="http://schemas.openxmlformats.org/drawingml/2006/main">
+              <a:graphicData uri="http://schemas.openxmlformats.org/drawingml/2006/picture">
+                <pic:pic xmlns:pic="http://schemas.openxmlformats.org/drawingml/2006/picture">
+                  <pic:nvPicPr>
+                    <pic:cNvPr id="293890906" name=""/>
+                    <pic:cNvPicPr/>
+                  </pic:nvPicPr>
+                  <pic:blipFill>
+                    <a:blip r:embed="rId34"/>
+                    <a:stretch>
+                      <a:fillRect/>
+                    </a:stretch>
+                  </pic:blipFill>
+                  <pic:spPr>
+                    <a:xfrm>
+                      <a:off x="0" y="0"/>
+                      <a:ext cx="1653019" cy="554336"/>
+                    </a:xfrm>
+                    <a:prstGeom prst="rect">
+                      <a:avLst/>
+                    </a:prstGeom>
+                  </pic:spPr>
+                </pic:pic>
+              </a:graphicData>
+            </a:graphic>
+          </wp:inline>
+        </w:drawing>
+      </w:r>
+    </w:p>
+    <w:p/>
+    <w:p>
+      <w:r>
+        <w:t>5</w:t>
+      </w:r>
+      <w:r>
+        <w:t>2</w:t>
+      </w:r>
+      <w:r>
+        <w:t>:</w:t>
+      </w:r>
+      <w:r>
+        <w:t>38</w:t>
+      </w:r>
+      <w:r>
+        <w:t>/1:16:06</w:t>
+      </w:r>
+    </w:p>
+    <w:p>
+      <w:r>
+        <w:t xml:space="preserve">2. </w:t>
+      </w:r>
+      <w:r>
+        <w:t>We are given to the child of God.</w:t>
+      </w:r>
+    </w:p>
+    <w:p>
+      <w:r>
+        <w:drawing>
+          <wp:inline distT="0" distB="0" distL="0" distR="0" wp14:anchorId="54D2960E" wp14:editId="02449E82">
+            <wp:extent cx="1428750" cy="1371465"/>
+            <wp:effectExtent l="0" t="0" r="0" b="635"/>
+            <wp:docPr id="605500838" name="Picture 1"/>
+            <wp:cNvGraphicFramePr>
+              <a:graphicFrameLocks xmlns:a="http://schemas.openxmlformats.org/drawingml/2006/main" noChangeAspect="1"/>
+            </wp:cNvGraphicFramePr>
+            <a:graphic xmlns:a="http://schemas.openxmlformats.org/drawingml/2006/main">
+              <a:graphicData uri="http://schemas.openxmlformats.org/drawingml/2006/picture">
+                <pic:pic xmlns:pic="http://schemas.openxmlformats.org/drawingml/2006/picture">
+                  <pic:nvPicPr>
+                    <pic:cNvPr id="605500838" name=""/>
+                    <pic:cNvPicPr/>
+                  </pic:nvPicPr>
+                  <pic:blipFill>
+                    <a:blip r:embed="rId35"/>
+                    <a:stretch>
+                      <a:fillRect/>
+                    </a:stretch>
+                  </pic:blipFill>
+                  <pic:spPr>
+                    <a:xfrm>
+                      <a:off x="0" y="0"/>
+                      <a:ext cx="1434139" cy="1376638"/>
+                    </a:xfrm>
+                    <a:prstGeom prst="rect">
+                      <a:avLst/>
+                    </a:prstGeom>
+                  </pic:spPr>
+                </pic:pic>
+              </a:graphicData>
+            </a:graphic>
+          </wp:inline>
+        </w:drawing>
+      </w:r>
+    </w:p>
+    <w:p/>
+    <w:p>
+      <w:r>
+        <w:t>5</w:t>
+      </w:r>
+      <w:r>
+        <w:t>4</w:t>
+      </w:r>
+      <w:r>
+        <w:t>:</w:t>
+      </w:r>
+      <w:r>
+        <w:t>30</w:t>
+      </w:r>
+      <w:r>
+        <w:t>/1:16:06</w:t>
+      </w:r>
+    </w:p>
+    <w:p>
+      <w:r>
+        <w:t xml:space="preserve">3. </w:t>
+      </w:r>
+      <w:r>
+        <w:t>Third one, we are given the God heaven.</w:t>
+      </w:r>
+      <w:r>
+        <w:t xml:space="preserve"> AI technology does not give us the identity.</w:t>
+      </w:r>
+    </w:p>
+    <w:p>
+      <w:r>
+        <w:drawing>
+          <wp:inline distT="0" distB="0" distL="0" distR="0" wp14:anchorId="2AB1C053" wp14:editId="5EE7692A">
+            <wp:extent cx="1609286" cy="1717292"/>
+            <wp:effectExtent l="0" t="0" r="0" b="0"/>
+            <wp:docPr id="1994325477" name="Picture 1"/>
+            <wp:cNvGraphicFramePr>
+              <a:graphicFrameLocks xmlns:a="http://schemas.openxmlformats.org/drawingml/2006/main" noChangeAspect="1"/>
+            </wp:cNvGraphicFramePr>
+            <a:graphic xmlns:a="http://schemas.openxmlformats.org/drawingml/2006/main">
+              <a:graphicData uri="http://schemas.openxmlformats.org/drawingml/2006/picture">
+                <pic:pic xmlns:pic="http://schemas.openxmlformats.org/drawingml/2006/picture">
+                  <pic:nvPicPr>
+                    <pic:cNvPr id="1994325477" name=""/>
+                    <pic:cNvPicPr/>
+                  </pic:nvPicPr>
+                  <pic:blipFill>
+                    <a:blip r:embed="rId36"/>
+                    <a:stretch>
+                      <a:fillRect/>
+                    </a:stretch>
+                  </pic:blipFill>
+                  <pic:spPr>
+                    <a:xfrm>
+                      <a:off x="0" y="0"/>
+                      <a:ext cx="1621214" cy="1730021"/>
+                    </a:xfrm>
+                    <a:prstGeom prst="rect">
+                      <a:avLst/>
+                    </a:prstGeom>
+                  </pic:spPr>
+                </pic:pic>
+              </a:graphicData>
+            </a:graphic>
+          </wp:inline>
+        </w:drawing>
+      </w:r>
+    </w:p>
+    <w:p/>
+    <w:p>
+      <w:r>
+        <w:t>5</w:t>
+      </w:r>
+      <w:r>
+        <w:t>7:52/</w:t>
+      </w:r>
+      <w:r>
+        <w:t>1:16:06</w:t>
+      </w:r>
+    </w:p>
+    <w:p>
+      <w:r>
+        <w:lastRenderedPageBreak/>
+        <w:drawing>
+          <wp:inline distT="0" distB="0" distL="0" distR="0" wp14:anchorId="038C1658" wp14:editId="13317DB0">
+            <wp:extent cx="2385612" cy="2333625"/>
+            <wp:effectExtent l="0" t="0" r="0" b="0"/>
+            <wp:docPr id="1034871960" name="Picture 1"/>
+            <wp:cNvGraphicFramePr>
+              <a:graphicFrameLocks xmlns:a="http://schemas.openxmlformats.org/drawingml/2006/main" noChangeAspect="1"/>
+            </wp:cNvGraphicFramePr>
+            <a:graphic xmlns:a="http://schemas.openxmlformats.org/drawingml/2006/main">
+              <a:graphicData uri="http://schemas.openxmlformats.org/drawingml/2006/picture">
+                <pic:pic xmlns:pic="http://schemas.openxmlformats.org/drawingml/2006/picture">
+                  <pic:nvPicPr>
+                    <pic:cNvPr id="1034871960" name=""/>
+                    <pic:cNvPicPr/>
+                  </pic:nvPicPr>
+                  <pic:blipFill>
+                    <a:blip r:embed="rId37"/>
+                    <a:stretch>
+                      <a:fillRect/>
+                    </a:stretch>
+                  </pic:blipFill>
+                  <pic:spPr>
+                    <a:xfrm>
+                      <a:off x="0" y="0"/>
+                      <a:ext cx="2392546" cy="2340408"/>
+                    </a:xfrm>
+                    <a:prstGeom prst="rect">
+                      <a:avLst/>
+                    </a:prstGeom>
+                  </pic:spPr>
+                </pic:pic>
+              </a:graphicData>
+            </a:graphic>
+          </wp:inline>
+        </w:drawing>
+      </w:r>
+      <w:r>
+        <w:t xml:space="preserve">   </w:t>
+      </w:r>
+      <w:r>
+        <w:drawing>
+          <wp:inline distT="0" distB="0" distL="0" distR="0" wp14:anchorId="17A20782" wp14:editId="5E4953FD">
+            <wp:extent cx="2600067" cy="2326068"/>
+            <wp:effectExtent l="0" t="0" r="0" b="0"/>
+            <wp:docPr id="1225208064" name="Picture 1"/>
+            <wp:cNvGraphicFramePr>
+              <a:graphicFrameLocks xmlns:a="http://schemas.openxmlformats.org/drawingml/2006/main" noChangeAspect="1"/>
+            </wp:cNvGraphicFramePr>
+            <a:graphic xmlns:a="http://schemas.openxmlformats.org/drawingml/2006/main">
+              <a:graphicData uri="http://schemas.openxmlformats.org/drawingml/2006/picture">
+                <pic:pic xmlns:pic="http://schemas.openxmlformats.org/drawingml/2006/picture">
+                  <pic:nvPicPr>
+                    <pic:cNvPr id="1225208064" name=""/>
+                    <pic:cNvPicPr/>
+                  </pic:nvPicPr>
+                  <pic:blipFill>
+                    <a:blip r:embed="rId38"/>
+                    <a:stretch>
+                      <a:fillRect/>
+                    </a:stretch>
+                  </pic:blipFill>
+                  <pic:spPr>
+                    <a:xfrm>
+                      <a:off x="0" y="0"/>
+                      <a:ext cx="2611823" cy="2336585"/>
+                    </a:xfrm>
+                    <a:prstGeom prst="rect">
+                      <a:avLst/>
+                    </a:prstGeom>
+                  </pic:spPr>
+                </pic:pic>
+              </a:graphicData>
+            </a:graphic>
+          </wp:inline>
+        </w:drawing>
+      </w:r>
+    </w:p>
+    <w:p/>
+    <w:p>
+      <w:r>
+        <w:t>59</w:t>
+      </w:r>
+      <w:r>
+        <w:t>:</w:t>
+      </w:r>
+      <w:r>
+        <w:t>17</w:t>
+      </w:r>
+      <w:r>
+        <w:t>/1:16:06</w:t>
+      </w:r>
+    </w:p>
+    <w:p>
+      <w:r>
+        <w:t>Bring hope to everyone by living out our identity in Christ every day.</w:t>
+      </w:r>
+    </w:p>
+    <w:p/>
+    <w:p>
+      <w:r>
+        <w:t>This phrase means reflecting the love, grace, and truth of Jesus in your daily actions so that you can encourage others, build up the community, and share the message of the gospel. It acts as a guiding mission—frequently used by faith communities —to positively impact the people around you.</w:t>
+      </w:r>
+    </w:p>
+    <w:p/>
+    <w:p>
+      <w:r>
+        <w:t>The statement breaks down into three core concepts:</w:t>
+      </w:r>
+    </w:p>
+    <w:p>
+      <w:pPr>
+        <w:numPr>
+          <w:ilvl w:val="0"/>
+          <w:numId w:val="24"/>
+        </w:numPr>
+      </w:pPr>
+      <w:r>
+        <w:rPr>
+          <w:b/>
+          <w:bCs/>
+        </w:rPr>
+        <w:t>Identity in Christ:</w:t>
+      </w:r>
+      <w:r>
+        <w:t xml:space="preserve"> Acknowledging that your worth, purpose, and security come entirely from what Jesus accomplished on the cross. It means knowing you are loved, forgiven, and made a new creation, rather than being defined by past mistakes or worldly labels. </w:t>
+      </w:r>
+    </w:p>
+    <w:p>
+      <w:pPr>
+        <w:numPr>
+          <w:ilvl w:val="0"/>
+          <w:numId w:val="24"/>
+        </w:numPr>
+      </w:pPr>
+      <w:r>
+        <w:rPr>
+          <w:b/>
+          <w:bCs/>
+        </w:rPr>
+        <w:t>Living it Out Every Day:</w:t>
+      </w:r>
+      <w:r>
+        <w:t xml:space="preserve"> Consistently putting your faith into practice through love, humility, and service. It involves moving faith beyond just Sunday gatherings and letting it guide your thoughts, decisions, and interactions throughout the week. </w:t>
+      </w:r>
+    </w:p>
+    <w:p>
+      <w:pPr>
+        <w:numPr>
+          <w:ilvl w:val="0"/>
+          <w:numId w:val="24"/>
+        </w:numPr>
+      </w:pPr>
+      <w:r>
+        <w:rPr>
+          <w:b/>
+          <w:bCs/>
+        </w:rPr>
+        <w:t>Bringing Hope to Everyone:</w:t>
+      </w:r>
+      <w:r>
+        <w:t xml:space="preserve"> Sharing the peace and joy you have found in Jesus with those around you. It means being a practical support to others and offering encouragement in a world that desperately needs it. </w:t>
+      </w:r>
+    </w:p>
+    <w:p/>
+    <w:p>
+      <w:r>
+        <w:drawing>
+          <wp:inline distT="0" distB="0" distL="0" distR="0" wp14:anchorId="73962569" wp14:editId="6226257A">
+            <wp:extent cx="3124636" cy="1286054"/>
+            <wp:effectExtent l="0" t="0" r="0" b="9525"/>
+            <wp:docPr id="463878042" name="Picture 1"/>
+            <wp:cNvGraphicFramePr>
+              <a:graphicFrameLocks xmlns:a="http://schemas.openxmlformats.org/drawingml/2006/main" noChangeAspect="1"/>
+            </wp:cNvGraphicFramePr>
+            <a:graphic xmlns:a="http://schemas.openxmlformats.org/drawingml/2006/main">
+              <a:graphicData uri="http://schemas.openxmlformats.org/drawingml/2006/picture">
+                <pic:pic xmlns:pic="http://schemas.openxmlformats.org/drawingml/2006/picture">
+                  <pic:nvPicPr>
+                    <pic:cNvPr id="463878042" name=""/>
+                    <pic:cNvPicPr/>
+                  </pic:nvPicPr>
+                  <pic:blipFill>
+                    <a:blip r:embed="rId39"/>
+                    <a:stretch>
+                      <a:fillRect/>
+                    </a:stretch>
+                  </pic:blipFill>
+                  <pic:spPr>
+                    <a:xfrm>
+                      <a:off x="0" y="0"/>
+                      <a:ext cx="3124636" cy="1286054"/>
+                    </a:xfrm>
+                    <a:prstGeom prst="rect">
+                      <a:avLst/>
+                    </a:prstGeom>
+                  </pic:spPr>
+                </pic:pic>
+              </a:graphicData>
+            </a:graphic>
+          </wp:inline>
+        </w:drawing>
+      </w:r>
+    </w:p>
+    <w:p>
+      <w:r>
+        <w:t>1:01:01</w:t>
+      </w:r>
+      <w:r>
+        <w:t>/1:16:06</w:t>
+      </w:r>
+    </w:p>
+    <w:p>
+      <w:r>
+        <w:t>Pray: Bring our identity in Christ every day.</w:t>
+      </w:r>
+    </w:p>
+    <w:p>
+      <w:r>
         <w:t>======</w:t>
       </w:r>
     </w:p>
@@ -1652,7 +2037,7 @@
       </w:r>
     </w:p>
     <w:p>
-      <w:hyperlink r:id="rId34" w:history="1">
+      <w:hyperlink r:id="rId40" w:history="1">
         <w:r>
           <w:rPr>
             <w:rStyle w:val="Hyperlink"/>
@@ -1684,7 +2069,7 @@
     <w:p/>
     <w:p/>
     <w:sectPr>
-      <w:footerReference w:type="default" r:id="rId35"/>
+      <w:footerReference w:type="default" r:id="rId41"/>
       <w:pgSz w:w="12240" w:h="15840"/>
       <w:pgMar w:top="1440" w:right="1440" w:bottom="1530" w:left="1440" w:header="0" w:footer="720" w:gutter="0"/>
       <w:cols w:space="720"/>
@@ -3059,6 +3444,155 @@
     </w:lvl>
   </w:abstractNum>
   <w:abstractNum w:abstractNumId="9" w15:restartNumberingAfterBreak="0">
+    <w:nsid w:val="40787F28"/>
+    <w:multiLevelType w:val="multilevel"/>
+    <w:tmpl w:val="CDDAA9B8"/>
+    <w:lvl w:ilvl="0">
+      <w:start w:val="1"/>
+      <w:numFmt w:val="bullet"/>
+      <w:lvlText w:val=""/>
+      <w:lvlJc w:val="left"/>
+      <w:pPr>
+        <w:tabs>
+          <w:tab w:val="num" w:pos="720"/>
+        </w:tabs>
+        <w:ind w:left="720" w:hanging="360"/>
+      </w:pPr>
+      <w:rPr>
+        <w:rFonts w:ascii="Symbol" w:hAnsi="Symbol" w:hint="default"/>
+        <w:sz w:val="20"/>
+      </w:rPr>
+    </w:lvl>
+    <w:lvl w:ilvl="1" w:tentative="1">
+      <w:start w:val="1"/>
+      <w:numFmt w:val="bullet"/>
+      <w:lvlText w:val="o"/>
+      <w:lvlJc w:val="left"/>
+      <w:pPr>
+        <w:tabs>
+          <w:tab w:val="num" w:pos="1440"/>
+        </w:tabs>
+        <w:ind w:left="1440" w:hanging="360"/>
+      </w:pPr>
+      <w:rPr>
+        <w:rFonts w:ascii="Courier New" w:hAnsi="Courier New" w:hint="default"/>
+        <w:sz w:val="20"/>
+      </w:rPr>
+    </w:lvl>
+    <w:lvl w:ilvl="2" w:tentative="1">
+      <w:start w:val="1"/>
+      <w:numFmt w:val="bullet"/>
+      <w:lvlText w:val=""/>
+      <w:lvlJc w:val="left"/>
+      <w:pPr>
+        <w:tabs>
+          <w:tab w:val="num" w:pos="2160"/>
+        </w:tabs>
+        <w:ind w:left="2160" w:hanging="360"/>
+      </w:pPr>
+      <w:rPr>
+        <w:rFonts w:ascii="Wingdings" w:hAnsi="Wingdings" w:hint="default"/>
+        <w:sz w:val="20"/>
+      </w:rPr>
+    </w:lvl>
+    <w:lvl w:ilvl="3" w:tentative="1">
+      <w:start w:val="1"/>
+      <w:numFmt w:val="bullet"/>
+      <w:lvlText w:val=""/>
+      <w:lvlJc w:val="left"/>
+      <w:pPr>
+        <w:tabs>
+          <w:tab w:val="num" w:pos="2880"/>
+        </w:tabs>
+        <w:ind w:left="2880" w:hanging="360"/>
+      </w:pPr>
+      <w:rPr>
+        <w:rFonts w:ascii="Wingdings" w:hAnsi="Wingdings" w:hint="default"/>
+        <w:sz w:val="20"/>
+      </w:rPr>
+    </w:lvl>
+    <w:lvl w:ilvl="4" w:tentative="1">
+      <w:start w:val="1"/>
+      <w:numFmt w:val="bullet"/>
+      <w:lvlText w:val=""/>
+      <w:lvlJc w:val="left"/>
+      <w:pPr>
+        <w:tabs>
+          <w:tab w:val="num" w:pos="3600"/>
+        </w:tabs>
+        <w:ind w:left="3600" w:hanging="360"/>
+      </w:pPr>
+      <w:rPr>
+        <w:rFonts w:ascii="Wingdings" w:hAnsi="Wingdings" w:hint="default"/>
+        <w:sz w:val="20"/>
+      </w:rPr>
+    </w:lvl>
+    <w:lvl w:ilvl="5" w:tentative="1">
+      <w:start w:val="1"/>
+      <w:numFmt w:val="bullet"/>
+      <w:lvlText w:val=""/>
+      <w:lvlJc w:val="left"/>
+      <w:pPr>
+        <w:tabs>
+          <w:tab w:val="num" w:pos="4320"/>
+        </w:tabs>
+        <w:ind w:left="4320" w:hanging="360"/>
+      </w:pPr>
+      <w:rPr>
+        <w:rFonts w:ascii="Wingdings" w:hAnsi="Wingdings" w:hint="default"/>
+        <w:sz w:val="20"/>
+      </w:rPr>
+    </w:lvl>
+    <w:lvl w:ilvl="6" w:tentative="1">
+      <w:start w:val="1"/>
+      <w:numFmt w:val="bullet"/>
+      <w:lvlText w:val=""/>
+      <w:lvlJc w:val="left"/>
+      <w:pPr>
+        <w:tabs>
+          <w:tab w:val="num" w:pos="5040"/>
+        </w:tabs>
+        <w:ind w:left="5040" w:hanging="360"/>
+      </w:pPr>
+      <w:rPr>
+        <w:rFonts w:ascii="Wingdings" w:hAnsi="Wingdings" w:hint="default"/>
+        <w:sz w:val="20"/>
+      </w:rPr>
+    </w:lvl>
+    <w:lvl w:ilvl="7" w:tentative="1">
+      <w:start w:val="1"/>
+      <w:numFmt w:val="bullet"/>
+      <w:lvlText w:val=""/>
+      <w:lvlJc w:val="left"/>
+      <w:pPr>
+        <w:tabs>
+          <w:tab w:val="num" w:pos="5760"/>
+        </w:tabs>
+        <w:ind w:left="5760" w:hanging="360"/>
+      </w:pPr>
+      <w:rPr>
+        <w:rFonts w:ascii="Wingdings" w:hAnsi="Wingdings" w:hint="default"/>
+        <w:sz w:val="20"/>
+      </w:rPr>
+    </w:lvl>
+    <w:lvl w:ilvl="8" w:tentative="1">
+      <w:start w:val="1"/>
+      <w:numFmt w:val="bullet"/>
+      <w:lvlText w:val=""/>
+      <w:lvlJc w:val="left"/>
+      <w:pPr>
+        <w:tabs>
+          <w:tab w:val="num" w:pos="6480"/>
+        </w:tabs>
+        <w:ind w:left="6480" w:hanging="360"/>
+      </w:pPr>
+      <w:rPr>
+        <w:rFonts w:ascii="Wingdings" w:hAnsi="Wingdings" w:hint="default"/>
+        <w:sz w:val="20"/>
+      </w:rPr>
+    </w:lvl>
+  </w:abstractNum>
+  <w:abstractNum w:abstractNumId="10" w15:restartNumberingAfterBreak="0">
     <w:nsid w:val="42131A4B"/>
     <w:multiLevelType w:val="multilevel"/>
     <w:tmpl w:val="D0806716"/>
@@ -3207,7 +3741,7 @@
       </w:rPr>
     </w:lvl>
   </w:abstractNum>
-  <w:abstractNum w:abstractNumId="10" w15:restartNumberingAfterBreak="0">
+  <w:abstractNum w:abstractNumId="11" w15:restartNumberingAfterBreak="0">
     <w:nsid w:val="43000B16"/>
     <w:multiLevelType w:val="multilevel"/>
     <w:tmpl w:val="E2381AEE"/>
@@ -3356,7 +3890,7 @@
       </w:rPr>
     </w:lvl>
   </w:abstractNum>
-  <w:abstractNum w:abstractNumId="11" w15:restartNumberingAfterBreak="0">
+  <w:abstractNum w:abstractNumId="12" w15:restartNumberingAfterBreak="0">
     <w:nsid w:val="43EE560F"/>
     <w:multiLevelType w:val="multilevel"/>
     <w:tmpl w:val="AE4E9D64"/>
@@ -3505,7 +4039,7 @@
       </w:rPr>
     </w:lvl>
   </w:abstractNum>
-  <w:abstractNum w:abstractNumId="12" w15:restartNumberingAfterBreak="0">
+  <w:abstractNum w:abstractNumId="13" w15:restartNumberingAfterBreak="0">
     <w:nsid w:val="46C11485"/>
     <w:multiLevelType w:val="multilevel"/>
     <w:tmpl w:val="E996B75E"/>
@@ -3654,7 +4188,7 @@
       </w:rPr>
     </w:lvl>
   </w:abstractNum>
-  <w:abstractNum w:abstractNumId="13" w15:restartNumberingAfterBreak="0">
+  <w:abstractNum w:abstractNumId="14" w15:restartNumberingAfterBreak="0">
     <w:nsid w:val="47361CB7"/>
     <w:multiLevelType w:val="multilevel"/>
     <w:tmpl w:val="799CBA8E"/>
@@ -3803,7 +4337,7 @@
       </w:rPr>
     </w:lvl>
   </w:abstractNum>
-  <w:abstractNum w:abstractNumId="14" w15:restartNumberingAfterBreak="0">
+  <w:abstractNum w:abstractNumId="15" w15:restartNumberingAfterBreak="0">
     <w:nsid w:val="47973F5D"/>
     <w:multiLevelType w:val="multilevel"/>
     <w:tmpl w:val="44E6830E"/>
@@ -3952,7 +4486,7 @@
       </w:rPr>
     </w:lvl>
   </w:abstractNum>
-  <w:abstractNum w:abstractNumId="15" w15:restartNumberingAfterBreak="0">
+  <w:abstractNum w:abstractNumId="16" w15:restartNumberingAfterBreak="0">
     <w:nsid w:val="570C1E5D"/>
     <w:multiLevelType w:val="multilevel"/>
     <w:tmpl w:val="27125340"/>
@@ -4101,7 +4635,7 @@
       </w:rPr>
     </w:lvl>
   </w:abstractNum>
-  <w:abstractNum w:abstractNumId="16" w15:restartNumberingAfterBreak="0">
+  <w:abstractNum w:abstractNumId="17" w15:restartNumberingAfterBreak="0">
     <w:nsid w:val="5D3F0EB2"/>
     <w:multiLevelType w:val="multilevel"/>
     <w:tmpl w:val="F064E71E"/>
@@ -4250,7 +4784,7 @@
       </w:rPr>
     </w:lvl>
   </w:abstractNum>
-  <w:abstractNum w:abstractNumId="17" w15:restartNumberingAfterBreak="0">
+  <w:abstractNum w:abstractNumId="18" w15:restartNumberingAfterBreak="0">
     <w:nsid w:val="68E45071"/>
     <w:multiLevelType w:val="multilevel"/>
     <w:tmpl w:val="757820BC"/>
@@ -4399,7 +4933,7 @@
       </w:rPr>
     </w:lvl>
   </w:abstractNum>
-  <w:abstractNum w:abstractNumId="18" w15:restartNumberingAfterBreak="0">
+  <w:abstractNum w:abstractNumId="19" w15:restartNumberingAfterBreak="0">
     <w:nsid w:val="6FFE2D97"/>
     <w:multiLevelType w:val="multilevel"/>
     <w:tmpl w:val="596C1A22"/>
@@ -4548,7 +5082,7 @@
       </w:rPr>
     </w:lvl>
   </w:abstractNum>
-  <w:abstractNum w:abstractNumId="19" w15:restartNumberingAfterBreak="0">
+  <w:abstractNum w:abstractNumId="20" w15:restartNumberingAfterBreak="0">
     <w:nsid w:val="7218572D"/>
     <w:multiLevelType w:val="multilevel"/>
     <w:tmpl w:val="3CDE930E"/>
@@ -4697,7 +5231,7 @@
       </w:rPr>
     </w:lvl>
   </w:abstractNum>
-  <w:abstractNum w:abstractNumId="20" w15:restartNumberingAfterBreak="0">
+  <w:abstractNum w:abstractNumId="21" w15:restartNumberingAfterBreak="0">
     <w:nsid w:val="781E6EED"/>
     <w:multiLevelType w:val="multilevel"/>
     <w:tmpl w:val="765C0CB8"/>
@@ -4846,7 +5380,7 @@
       </w:rPr>
     </w:lvl>
   </w:abstractNum>
-  <w:abstractNum w:abstractNumId="21" w15:restartNumberingAfterBreak="0">
+  <w:abstractNum w:abstractNumId="22" w15:restartNumberingAfterBreak="0">
     <w:nsid w:val="79C53DEF"/>
     <w:multiLevelType w:val="multilevel"/>
     <w:tmpl w:val="5546EBB4"/>
@@ -4995,7 +5529,7 @@
       </w:rPr>
     </w:lvl>
   </w:abstractNum>
-  <w:abstractNum w:abstractNumId="22" w15:restartNumberingAfterBreak="0">
+  <w:abstractNum w:abstractNumId="23" w15:restartNumberingAfterBreak="0">
     <w:nsid w:val="7C8D0ABC"/>
     <w:multiLevelType w:val="multilevel"/>
     <w:tmpl w:val="F81AC82A"/>
@@ -5145,16 +5679,16 @@
     </w:lvl>
   </w:abstractNum>
   <w:num w:numId="1" w16cid:durableId="311445360">
-    <w:abstractNumId w:val="9"/>
+    <w:abstractNumId w:val="10"/>
   </w:num>
   <w:num w:numId="2" w16cid:durableId="694236627">
-    <w:abstractNumId w:val="17"/>
+    <w:abstractNumId w:val="18"/>
   </w:num>
   <w:num w:numId="3" w16cid:durableId="1366056432">
-    <w:abstractNumId w:val="11"/>
+    <w:abstractNumId w:val="12"/>
   </w:num>
   <w:num w:numId="4" w16cid:durableId="320817826">
-    <w:abstractNumId w:val="19"/>
+    <w:abstractNumId w:val="20"/>
   </w:num>
   <w:num w:numId="5" w16cid:durableId="997347819">
     <w:abstractNumId w:val="3"/>
@@ -5163,22 +5697,22 @@
     <w:abstractNumId w:val="2"/>
   </w:num>
   <w:num w:numId="7" w16cid:durableId="105581292">
-    <w:abstractNumId w:val="18"/>
+    <w:abstractNumId w:val="19"/>
   </w:num>
   <w:num w:numId="8" w16cid:durableId="1215510414">
-    <w:abstractNumId w:val="10"/>
+    <w:abstractNumId w:val="11"/>
   </w:num>
   <w:num w:numId="9" w16cid:durableId="644890424">
-    <w:abstractNumId w:val="13"/>
+    <w:abstractNumId w:val="14"/>
   </w:num>
   <w:num w:numId="10" w16cid:durableId="462774561">
-    <w:abstractNumId w:val="14"/>
+    <w:abstractNumId w:val="15"/>
   </w:num>
   <w:num w:numId="11" w16cid:durableId="411008877">
-    <w:abstractNumId w:val="15"/>
+    <w:abstractNumId w:val="16"/>
   </w:num>
   <w:num w:numId="12" w16cid:durableId="477921168">
-    <w:abstractNumId w:val="20"/>
+    <w:abstractNumId w:val="21"/>
   </w:num>
   <w:num w:numId="13" w16cid:durableId="497696088">
     <w:abstractNumId w:val="1"/>
@@ -5196,22 +5730,25 @@
     <w:abstractNumId w:val="8"/>
   </w:num>
   <w:num w:numId="18" w16cid:durableId="2053722251">
-    <w:abstractNumId w:val="16"/>
+    <w:abstractNumId w:val="17"/>
   </w:num>
   <w:num w:numId="19" w16cid:durableId="739330424">
     <w:abstractNumId w:val="7"/>
   </w:num>
   <w:num w:numId="20" w16cid:durableId="960915859">
-    <w:abstractNumId w:val="22"/>
+    <w:abstractNumId w:val="23"/>
   </w:num>
   <w:num w:numId="21" w16cid:durableId="521018327">
     <w:abstractNumId w:val="4"/>
   </w:num>
   <w:num w:numId="22" w16cid:durableId="1923684076">
-    <w:abstractNumId w:val="21"/>
+    <w:abstractNumId w:val="22"/>
   </w:num>
   <w:num w:numId="23" w16cid:durableId="532769245">
-    <w:abstractNumId w:val="12"/>
+    <w:abstractNumId w:val="13"/>
+  </w:num>
+  <w:num w:numId="24" w16cid:durableId="892040551">
+    <w:abstractNumId w:val="9"/>
   </w:num>
   <w:numIdMacAtCleanup w:val="8"/>
 </w:numbering>

--- a/Church/2026/2026_0613_MenloChurch.docx
+++ b/Church/2026/2026_0613_MenloChurch.docx
@@ -722,29 +722,7 @@
         <w:t>text prompt from the 1980s</w:t>
       </w:r>
       <w:r>
-        <w:t>. [</w:t>
-      </w:r>
-      <w:hyperlink r:id="rId22" w:history="1">
-        <w:r>
-          <w:rPr>
-            <w:rStyle w:val="Hyperlink"/>
-          </w:rPr>
-          <w:t>1</w:t>
-        </w:r>
-      </w:hyperlink>
-      <w:r>
-        <w:t xml:space="preserve">, </w:t>
-      </w:r>
-      <w:hyperlink r:id="rId23" w:history="1">
-        <w:r>
-          <w:rPr>
-            <w:rStyle w:val="Hyperlink"/>
-          </w:rPr>
-          <w:t>2</w:t>
-        </w:r>
-      </w:hyperlink>
-      <w:r>
-        <w:t>]</w:t>
+        <w:t>.</w:t>
       </w:r>
     </w:p>
     <w:p/>
@@ -775,7 +753,7 @@
                     <pic:cNvPicPr/>
                   </pic:nvPicPr>
                   <pic:blipFill>
-                    <a:blip r:embed="rId24"/>
+                    <a:blip r:embed="rId22"/>
                     <a:stretch>
                       <a:fillRect/>
                     </a:stretch>
@@ -944,7 +922,7 @@
                     <pic:cNvPicPr/>
                   </pic:nvPicPr>
                   <pic:blipFill>
-                    <a:blip r:embed="rId25"/>
+                    <a:blip r:embed="rId23"/>
                     <a:stretch>
                       <a:fillRect/>
                     </a:stretch>
@@ -987,7 +965,7 @@
                     <pic:cNvPicPr/>
                   </pic:nvPicPr>
                   <pic:blipFill>
-                    <a:blip r:embed="rId26"/>
+                    <a:blip r:embed="rId24"/>
                     <a:stretch>
                       <a:fillRect/>
                     </a:stretch>
@@ -1084,7 +1062,7 @@
                     <pic:cNvPicPr/>
                   </pic:nvPicPr>
                   <pic:blipFill>
-                    <a:blip r:embed="rId27"/>
+                    <a:blip r:embed="rId25"/>
                     <a:stretch>
                       <a:fillRect/>
                     </a:stretch>
@@ -1185,7 +1163,7 @@
                     <pic:cNvPicPr/>
                   </pic:nvPicPr>
                   <pic:blipFill>
-                    <a:blip r:embed="rId28"/>
+                    <a:blip r:embed="rId26"/>
                     <a:stretch>
                       <a:fillRect/>
                     </a:stretch>
@@ -1239,7 +1217,7 @@
                     <pic:cNvPicPr/>
                   </pic:nvPicPr>
                   <pic:blipFill>
-                    <a:blip r:embed="rId29"/>
+                    <a:blip r:embed="rId27"/>
                     <a:stretch>
                       <a:fillRect/>
                     </a:stretch>
@@ -1268,7 +1246,13 @@
     </w:p>
     <w:p>
       <w:r>
-        <w:t>“In Christ, you can risk anything. In your output, you can risking nothing.”</w:t>
+        <w:t xml:space="preserve">“In Christ, you can risk anything. In your output, you can </w:t>
+      </w:r>
+      <w:r>
+        <w:t>risk</w:t>
+      </w:r>
+      <w:r>
+        <w:t xml:space="preserve"> nothing.”</w:t>
       </w:r>
     </w:p>
     <w:p>
@@ -1298,7 +1282,7 @@
                     <pic:cNvPicPr/>
                   </pic:nvPicPr>
                   <pic:blipFill>
-                    <a:blip r:embed="rId30"/>
+                    <a:blip r:embed="rId28"/>
                     <a:stretch>
                       <a:fillRect/>
                     </a:stretch>
@@ -1327,15 +1311,13 @@
     </w:p>
     <w:p>
       <w:r>
-        <w:t xml:space="preserve">Tim Keller, “If our identity is in our work, rather than Christ, success will go to </w:t>
-      </w:r>
-      <w:proofErr w:type="spellStart"/>
-      <w:r>
-        <w:t>out</w:t>
-      </w:r>
-      <w:proofErr w:type="spellEnd"/>
-      <w:r>
-        <w:t xml:space="preserve"> heads, and failure will go to our hearts.”</w:t>
+        <w:t>Tim Keller, “If our identity is in our work, rather than Christ, success will go to ou</w:t>
+      </w:r>
+      <w:r>
+        <w:t xml:space="preserve">r </w:t>
+      </w:r>
+      <w:r>
+        <w:t>heads, and failure will go to our hearts.”</w:t>
       </w:r>
     </w:p>
     <w:p>
@@ -1359,7 +1341,7 @@
                     <pic:cNvPicPr/>
                   </pic:nvPicPr>
                   <pic:blipFill>
-                    <a:blip r:embed="rId31"/>
+                    <a:blip r:embed="rId29"/>
                     <a:stretch>
                       <a:fillRect/>
                     </a:stretch>
@@ -1496,7 +1478,7 @@
                     <pic:cNvPicPr/>
                   </pic:nvPicPr>
                   <pic:blipFill>
-                    <a:blip r:embed="rId32"/>
+                    <a:blip r:embed="rId30"/>
                     <a:stretch>
                       <a:fillRect/>
                     </a:stretch>
@@ -1539,7 +1521,7 @@
                     <pic:cNvPicPr/>
                   </pic:nvPicPr>
                   <pic:blipFill>
-                    <a:blip r:embed="rId33"/>
+                    <a:blip r:embed="rId31"/>
                     <a:stretch>
                       <a:fillRect/>
                     </a:stretch>
@@ -1596,17 +1578,18 @@
       <w:r>
         <w:t xml:space="preserve"> as </w:t>
       </w:r>
-      <w:proofErr w:type="spellStart"/>
-      <w:r>
-        <w:t>Chritian</w:t>
-      </w:r>
-      <w:proofErr w:type="spellEnd"/>
+      <w:r>
+        <w:t>Chistian</w:t>
+      </w:r>
       <w:r>
         <w:t>.</w:t>
       </w:r>
     </w:p>
     <w:p>
       <w:r>
+        <w:rPr>
+          <w:noProof/>
+        </w:rPr>
         <w:drawing>
           <wp:inline distT="0" distB="0" distL="0" distR="0" wp14:anchorId="2E9A40D8" wp14:editId="1E8EF64E">
             <wp:extent cx="1638300" cy="549400"/>
@@ -1623,7 +1606,7 @@
                     <pic:cNvPicPr/>
                   </pic:nvPicPr>
                   <pic:blipFill>
-                    <a:blip r:embed="rId34"/>
+                    <a:blip r:embed="rId32"/>
                     <a:stretch>
                       <a:fillRect/>
                     </a:stretch>
@@ -1647,19 +1630,7 @@
     <w:p/>
     <w:p>
       <w:r>
-        <w:t>5</w:t>
-      </w:r>
-      <w:r>
-        <w:t>2</w:t>
-      </w:r>
-      <w:r>
-        <w:t>:</w:t>
-      </w:r>
-      <w:r>
-        <w:t>38</w:t>
-      </w:r>
-      <w:r>
-        <w:t>/1:16:06</w:t>
+        <w:t>52:38/1:16:06</w:t>
       </w:r>
     </w:p>
     <w:p>
@@ -1672,6 +1643,9 @@
     </w:p>
     <w:p>
       <w:r>
+        <w:rPr>
+          <w:noProof/>
+        </w:rPr>
         <w:drawing>
           <wp:inline distT="0" distB="0" distL="0" distR="0" wp14:anchorId="54D2960E" wp14:editId="02449E82">
             <wp:extent cx="1428750" cy="1371465"/>
@@ -1688,7 +1662,7 @@
                     <pic:cNvPicPr/>
                   </pic:nvPicPr>
                   <pic:blipFill>
-                    <a:blip r:embed="rId35"/>
+                    <a:blip r:embed="rId33"/>
                     <a:stretch>
                       <a:fillRect/>
                     </a:stretch>
@@ -1712,19 +1686,7 @@
     <w:p/>
     <w:p>
       <w:r>
-        <w:t>5</w:t>
-      </w:r>
-      <w:r>
-        <w:t>4</w:t>
-      </w:r>
-      <w:r>
-        <w:t>:</w:t>
-      </w:r>
-      <w:r>
-        <w:t>30</w:t>
-      </w:r>
-      <w:r>
-        <w:t>/1:16:06</w:t>
+        <w:t>54:30/1:16:06</w:t>
       </w:r>
     </w:p>
     <w:p>
@@ -1740,6 +1702,9 @@
     </w:p>
     <w:p>
       <w:r>
+        <w:rPr>
+          <w:noProof/>
+        </w:rPr>
         <w:drawing>
           <wp:inline distT="0" distB="0" distL="0" distR="0" wp14:anchorId="2AB1C053" wp14:editId="5EE7692A">
             <wp:extent cx="1609286" cy="1717292"/>
@@ -1756,7 +1721,7 @@
                     <pic:cNvPicPr/>
                   </pic:nvPicPr>
                   <pic:blipFill>
-                    <a:blip r:embed="rId36"/>
+                    <a:blip r:embed="rId34"/>
                     <a:stretch>
                       <a:fillRect/>
                     </a:stretch>
@@ -1783,14 +1748,14 @@
         <w:t>5</w:t>
       </w:r>
       <w:r>
-        <w:t>7:52/</w:t>
-      </w:r>
-      <w:r>
-        <w:t>1:16:06</w:t>
-      </w:r>
-    </w:p>
-    <w:p>
-      <w:r>
+        <w:t>7:52/1:16:06</w:t>
+      </w:r>
+    </w:p>
+    <w:p>
+      <w:r>
+        <w:rPr>
+          <w:noProof/>
+        </w:rPr>
         <w:lastRenderedPageBreak/>
         <w:drawing>
           <wp:inline distT="0" distB="0" distL="0" distR="0" wp14:anchorId="038C1658" wp14:editId="13317DB0">
@@ -1808,7 +1773,7 @@
                     <pic:cNvPicPr/>
                   </pic:nvPicPr>
                   <pic:blipFill>
-                    <a:blip r:embed="rId37"/>
+                    <a:blip r:embed="rId35"/>
                     <a:stretch>
                       <a:fillRect/>
                     </a:stretch>
@@ -1832,6 +1797,9 @@
         <w:t xml:space="preserve">   </w:t>
       </w:r>
       <w:r>
+        <w:rPr>
+          <w:noProof/>
+        </w:rPr>
         <w:drawing>
           <wp:inline distT="0" distB="0" distL="0" distR="0" wp14:anchorId="17A20782" wp14:editId="5E4953FD">
             <wp:extent cx="2600067" cy="2326068"/>
@@ -1848,7 +1816,7 @@
                     <pic:cNvPicPr/>
                   </pic:nvPicPr>
                   <pic:blipFill>
-                    <a:blip r:embed="rId38"/>
+                    <a:blip r:embed="rId36"/>
                     <a:stretch>
                       <a:fillRect/>
                     </a:stretch>
@@ -1872,16 +1840,7 @@
     <w:p/>
     <w:p>
       <w:r>
-        <w:t>59</w:t>
-      </w:r>
-      <w:r>
-        <w:t>:</w:t>
-      </w:r>
-      <w:r>
-        <w:t>17</w:t>
-      </w:r>
-      <w:r>
-        <w:t>/1:16:06</w:t>
+        <w:t>59:17/1:16:06</w:t>
       </w:r>
     </w:p>
     <w:p>
@@ -1958,6 +1917,9 @@
     <w:p/>
     <w:p>
       <w:r>
+        <w:rPr>
+          <w:noProof/>
+        </w:rPr>
         <w:drawing>
           <wp:inline distT="0" distB="0" distL="0" distR="0" wp14:anchorId="73962569" wp14:editId="6226257A">
             <wp:extent cx="3124636" cy="1286054"/>
@@ -1974,7 +1936,7 @@
                     <pic:cNvPicPr/>
                   </pic:nvPicPr>
                   <pic:blipFill>
-                    <a:blip r:embed="rId39"/>
+                    <a:blip r:embed="rId37"/>
                     <a:stretch>
                       <a:fillRect/>
                     </a:stretch>
@@ -1997,10 +1959,7 @@
     </w:p>
     <w:p>
       <w:r>
-        <w:t>1:01:01</w:t>
-      </w:r>
-      <w:r>
-        <w:t>/1:16:06</w:t>
+        <w:t>1:01:01/1:16:06</w:t>
       </w:r>
     </w:p>
     <w:p>
@@ -2008,8 +1967,14 @@
         <w:t>Pray: Bring our identity in Christ every day.</w:t>
       </w:r>
     </w:p>
-    <w:p>
-      <w:r>
+    <w:p/>
+    <w:p/>
+    <w:p/>
+    <w:p/>
+    <w:p/>
+    <w:p>
+      <w:r>
+        <w:lastRenderedPageBreak/>
         <w:t>======</w:t>
       </w:r>
     </w:p>
@@ -2037,7 +2002,7 @@
       </w:r>
     </w:p>
     <w:p>
-      <w:hyperlink r:id="rId40" w:history="1">
+      <w:hyperlink r:id="rId38" w:history="1">
         <w:r>
           <w:rPr>
             <w:rStyle w:val="Hyperlink"/>
@@ -2068,8 +2033,1702 @@
     </w:p>
     <w:p/>
     <w:p/>
+    <w:p>
+      <w:r>
+        <w:t>After summer, we should have remodel of you.</w:t>
+      </w:r>
+      <w:r>
+        <w:t xml:space="preserve"> </w:t>
+      </w:r>
+    </w:p>
+    <w:p>
+      <w:r>
+        <w:t>3000 years ago, Prophet Elijah in on the top of mountain. He sp</w:t>
+      </w:r>
+      <w:r>
+        <w:t>oke</w:t>
+      </w:r>
+      <w:r>
+        <w:t xml:space="preserve"> God kingdom. The queen Jezebel imported foreign God Baal into Israel. Eliah challenges 450 prophets of Baal to compete against the God of Israel on Mount Carmel. </w:t>
+      </w:r>
+    </w:p>
+    <w:p/>
+    <w:p>
+      <w:r>
+        <w:t xml:space="preserve">1. </w:t>
+      </w:r>
+      <w:r>
+        <w:t>1 King 18:38-39</w:t>
+      </w:r>
+      <w:r>
+        <w:t>:</w:t>
+      </w:r>
+      <w:r>
+        <w:t xml:space="preserve"> </w:t>
+      </w:r>
+      <w:r>
+        <w:t>God</w:t>
+      </w:r>
+      <w:r>
+        <w:t xml:space="preserve"> showed his</w:t>
+      </w:r>
+      <w:r>
+        <w:t xml:space="preserve"> power over</w:t>
+      </w:r>
+      <w:r>
+        <w:t xml:space="preserve"> other</w:t>
+      </w:r>
+      <w:r>
+        <w:t xml:space="preserve"> false idols.</w:t>
+      </w:r>
+    </w:p>
+    <w:p>
+      <w:r>
+        <w:t xml:space="preserve">2. </w:t>
+      </w:r>
+      <w:r>
+        <w:t>1 Kings 19:2</w:t>
+      </w:r>
+      <w:r>
+        <w:t xml:space="preserve">: </w:t>
+      </w:r>
+      <w:r>
+        <w:t xml:space="preserve">After </w:t>
+      </w:r>
+      <w:r>
+        <w:t xml:space="preserve">Elijah </w:t>
+      </w:r>
+      <w:r>
+        <w:t xml:space="preserve">win </w:t>
+      </w:r>
+      <w:r>
+        <w:t xml:space="preserve">over the prophets of Baal at Mount Carmel, </w:t>
+      </w:r>
+      <w:r>
+        <w:t xml:space="preserve">Queen </w:t>
+      </w:r>
+      <w:r>
+        <w:t>Jezebel swears</w:t>
+      </w:r>
+      <w:r>
+        <w:t xml:space="preserve"> to</w:t>
+      </w:r>
+      <w:r>
+        <w:t xml:space="preserve"> </w:t>
+      </w:r>
+      <w:r>
+        <w:t>kill</w:t>
+      </w:r>
+      <w:r>
+        <w:t xml:space="preserve"> </w:t>
+      </w:r>
+      <w:r>
+        <w:t>Elijah</w:t>
+      </w:r>
+      <w:r>
+        <w:t xml:space="preserve"> in 24 hours</w:t>
+      </w:r>
+      <w:r>
+        <w:t>.</w:t>
+      </w:r>
+      <w:r>
+        <w:t xml:space="preserve"> </w:t>
+      </w:r>
+      <w:r>
+        <w:t>Elijah</w:t>
+      </w:r>
+      <w:r>
+        <w:t xml:space="preserve"> </w:t>
+      </w:r>
+      <w:r>
+        <w:t>run away</w:t>
+      </w:r>
+      <w:r>
+        <w:t xml:space="preserve"> into the wilderness</w:t>
+      </w:r>
+      <w:r>
+        <w:t xml:space="preserve"> to save himself</w:t>
+      </w:r>
+      <w:r>
+        <w:t>.</w:t>
+      </w:r>
+    </w:p>
+    <w:p>
+      <w:r>
+        <w:t xml:space="preserve">3. </w:t>
+      </w:r>
+      <w:r>
+        <w:t>1 Kings 19:4</w:t>
+      </w:r>
+      <w:r>
+        <w:t>:</w:t>
+      </w:r>
+      <w:r>
+        <w:t xml:space="preserve"> Elijah run into wilderness and sits under </w:t>
+      </w:r>
+      <w:r>
+        <w:t>broom tree (</w:t>
+      </w:r>
+      <w:r>
+        <w:t>金雀花</w:t>
+      </w:r>
+      <w:r>
+        <w:t>)</w:t>
+      </w:r>
+      <w:r>
+        <w:t xml:space="preserve"> and is ready to die.</w:t>
+      </w:r>
+    </w:p>
+    <w:p>
+      <w:r>
+        <w:t xml:space="preserve">4. </w:t>
+      </w:r>
+      <w:r>
+        <w:t xml:space="preserve">Tim Keller, “If our identity is in our work, rather than Christ, success will go to </w:t>
+      </w:r>
+      <w:r>
+        <w:t>our</w:t>
+      </w:r>
+      <w:r>
+        <w:t xml:space="preserve"> heads, and failure will go to our hearts.”</w:t>
+      </w:r>
+    </w:p>
+    <w:p>
+      <w:r>
+        <w:t xml:space="preserve">5. </w:t>
+      </w:r>
+      <w:r>
+        <w:t>1 King 19:5-7</w:t>
+      </w:r>
+      <w:r>
+        <w:t xml:space="preserve">: </w:t>
+      </w:r>
+      <w:r>
+        <w:t xml:space="preserve"> God</w:t>
+      </w:r>
+      <w:r>
+        <w:t xml:space="preserve"> </w:t>
+      </w:r>
+      <w:r>
+        <w:t xml:space="preserve">sent angel to give food, sleep, and </w:t>
+      </w:r>
+      <w:r>
+        <w:t>to prevent</w:t>
+      </w:r>
+      <w:r>
+        <w:t xml:space="preserve"> Elijah </w:t>
+      </w:r>
+      <w:r>
+        <w:t>crash</w:t>
+      </w:r>
+      <w:r>
+        <w:t>.</w:t>
+      </w:r>
+    </w:p>
+    <w:p>
+      <w:r>
+        <w:t>6. Conclusion:</w:t>
+      </w:r>
+    </w:p>
+    <w:p>
+      <w:r>
+        <w:t>Three steps to save our life:</w:t>
+      </w:r>
+    </w:p>
+    <w:p>
+      <w:r>
+        <w:t>a.</w:t>
+      </w:r>
+      <w:r>
+        <w:t xml:space="preserve"> My identity is image bearer</w:t>
+      </w:r>
+      <w:r>
+        <w:t xml:space="preserve"> (</w:t>
+      </w:r>
+      <w:r>
+        <w:rPr>
+          <w:i/>
+          <w:iCs/>
+        </w:rPr>
+        <w:t>Imago Dei</w:t>
+      </w:r>
+      <w:r>
+        <w:t>)</w:t>
+      </w:r>
+      <w:r>
+        <w:t xml:space="preserve"> as a Christian and </w:t>
+      </w:r>
+      <w:r>
+        <w:t>AI technology does not give us the identity</w:t>
+      </w:r>
+      <w:r>
+        <w:t>:</w:t>
+      </w:r>
+      <w:r>
+        <w:t xml:space="preserve"> </w:t>
+      </w:r>
+      <w:r>
+        <w:t xml:space="preserve">We are </w:t>
+      </w:r>
+      <w:r>
+        <w:t xml:space="preserve">created </w:t>
+      </w:r>
+      <w:r>
+        <w:t xml:space="preserve">identity </w:t>
+      </w:r>
+      <w:r>
+        <w:t xml:space="preserve">to reflect God's character, love, and nature into the world. </w:t>
+      </w:r>
+      <w:r>
+        <w:t>Our</w:t>
+      </w:r>
+      <w:r>
+        <w:t xml:space="preserve"> identity every person inherent dignity</w:t>
+      </w:r>
+      <w:r>
+        <w:t>,</w:t>
+      </w:r>
+      <w:r>
+        <w:t xml:space="preserve"> not based on your achievements or success</w:t>
+      </w:r>
+      <w:r>
+        <w:t xml:space="preserve"> in finance</w:t>
+      </w:r>
+      <w:r>
+        <w:t xml:space="preserve">. </w:t>
+      </w:r>
+    </w:p>
+    <w:p>
+      <w:r>
+        <w:t>b</w:t>
+      </w:r>
+      <w:r>
+        <w:t>. We are given to the child of God.</w:t>
+      </w:r>
+    </w:p>
+    <w:p>
+      <w:r>
+        <w:t>c</w:t>
+      </w:r>
+      <w:r>
+        <w:t>. Third one, we are given the God heaven</w:t>
+      </w:r>
+      <w:r>
+        <w:t>:</w:t>
+      </w:r>
+    </w:p>
+    <w:p>
+      <w:r>
+        <w:t xml:space="preserve">We can risk nothing In Work, </w:t>
+      </w:r>
+      <w:r>
+        <w:t>M</w:t>
+      </w:r>
+      <w:r>
+        <w:t>oney, and Identity (Image bearer)</w:t>
+      </w:r>
+    </w:p>
+    <w:p>
+      <w:r>
+        <w:t xml:space="preserve">Pry: </w:t>
+      </w:r>
+      <w:r>
+        <w:t>Bring hope to everyone by living out our identity in Christ every day.</w:t>
+      </w:r>
+    </w:p>
+    <w:p/>
+    <w:p>
+      <w:pPr>
+        <w:rPr>
+          <w:rFonts w:hint="eastAsia"/>
+        </w:rPr>
+      </w:pPr>
+      <w:r>
+        <w:rPr>
+          <w:rFonts w:hint="eastAsia"/>
+        </w:rPr>
+        <w:t>======</w:t>
+      </w:r>
+    </w:p>
+    <w:p>
+      <w:pPr>
+        <w:rPr>
+          <w:rFonts w:hint="eastAsia"/>
+        </w:rPr>
+      </w:pPr>
+      <w:r>
+        <w:rPr>
+          <w:rFonts w:hint="eastAsia"/>
+        </w:rPr>
+        <w:t>2026</w:t>
+      </w:r>
+      <w:r>
+        <w:rPr>
+          <w:rFonts w:hint="eastAsia"/>
+        </w:rPr>
+        <w:t>年</w:t>
+      </w:r>
+      <w:r>
+        <w:rPr>
+          <w:rFonts w:hint="eastAsia"/>
+        </w:rPr>
+        <w:t>6</w:t>
+      </w:r>
+      <w:r>
+        <w:rPr>
+          <w:rFonts w:hint="eastAsia"/>
+        </w:rPr>
+        <w:t>月</w:t>
+      </w:r>
+      <w:r>
+        <w:rPr>
+          <w:rFonts w:hint="eastAsia"/>
+        </w:rPr>
+        <w:t>13</w:t>
+      </w:r>
+      <w:r>
+        <w:rPr>
+          <w:rFonts w:hint="eastAsia"/>
+        </w:rPr>
+        <w:t>日，</w:t>
+      </w:r>
+      <w:r>
+        <w:rPr>
+          <w:rFonts w:hint="eastAsia"/>
+        </w:rPr>
+        <w:t>Menlo</w:t>
+      </w:r>
+      <w:r>
+        <w:rPr>
+          <w:rFonts w:hint="eastAsia"/>
+        </w:rPr>
+        <w:t>教會敬拜（回顧上週，</w:t>
+      </w:r>
+      <w:r>
+        <w:rPr>
+          <w:rFonts w:hint="eastAsia"/>
+        </w:rPr>
+        <w:t>2028</w:t>
+      </w:r>
+      <w:r>
+        <w:rPr>
+          <w:rFonts w:hint="eastAsia"/>
+        </w:rPr>
+        <w:t>年</w:t>
+      </w:r>
+      <w:r>
+        <w:rPr>
+          <w:rFonts w:hint="eastAsia"/>
+        </w:rPr>
+        <w:t>5</w:t>
+      </w:r>
+      <w:r>
+        <w:rPr>
+          <w:rFonts w:hint="eastAsia"/>
+        </w:rPr>
+        <w:t>月</w:t>
+      </w:r>
+      <w:r>
+        <w:rPr>
+          <w:rFonts w:hint="eastAsia"/>
+        </w:rPr>
+        <w:t>31</w:t>
+      </w:r>
+      <w:r>
+        <w:rPr>
+          <w:rFonts w:hint="eastAsia"/>
+        </w:rPr>
+        <w:t>日）</w:t>
+      </w:r>
+    </w:p>
+    <w:p>
+      <w:pPr>
+        <w:rPr>
+          <w:rFonts w:hint="eastAsia"/>
+        </w:rPr>
+      </w:pPr>
+      <w:r>
+        <w:rPr>
+          <w:rFonts w:hint="eastAsia"/>
+        </w:rPr>
+        <w:t>https://www.youtube.com/watch?v=9aKCkFeMUmE</w:t>
+      </w:r>
+    </w:p>
+    <w:p>
+      <w:pPr>
+        <w:rPr>
+          <w:rFonts w:hint="eastAsia"/>
+        </w:rPr>
+      </w:pPr>
+      <w:proofErr w:type="spellStart"/>
+      <w:r>
+        <w:rPr>
+          <w:rFonts w:hint="eastAsia"/>
+        </w:rPr>
+        <w:t>硬體故障</w:t>
+      </w:r>
+      <w:proofErr w:type="spellEnd"/>
+      <w:r>
+        <w:rPr>
+          <w:rFonts w:hint="eastAsia"/>
+        </w:rPr>
+        <w:t xml:space="preserve"> | </w:t>
+      </w:r>
+      <w:proofErr w:type="spellStart"/>
+      <w:r>
+        <w:rPr>
+          <w:rFonts w:hint="eastAsia"/>
+        </w:rPr>
+        <w:t>故障</w:t>
+      </w:r>
+      <w:proofErr w:type="spellEnd"/>
+      <w:r>
+        <w:rPr>
+          <w:rFonts w:hint="eastAsia"/>
+        </w:rPr>
+        <w:t>/</w:t>
+      </w:r>
+      <w:proofErr w:type="spellStart"/>
+      <w:r>
+        <w:rPr>
+          <w:rFonts w:hint="eastAsia"/>
+        </w:rPr>
+        <w:t>失靈</w:t>
+      </w:r>
+      <w:proofErr w:type="spellEnd"/>
+      <w:r>
+        <w:rPr>
+          <w:rFonts w:hint="eastAsia"/>
+        </w:rPr>
+        <w:t xml:space="preserve"> | </w:t>
+      </w:r>
+      <w:proofErr w:type="spellStart"/>
+      <w:r>
+        <w:rPr>
+          <w:rFonts w:hint="eastAsia"/>
+        </w:rPr>
+        <w:t>Menlo</w:t>
+      </w:r>
+      <w:r>
+        <w:rPr>
+          <w:rFonts w:hint="eastAsia"/>
+        </w:rPr>
+        <w:t>教會</w:t>
+      </w:r>
+      <w:proofErr w:type="spellEnd"/>
+      <w:r>
+        <w:rPr>
+          <w:rFonts w:hint="eastAsia"/>
+        </w:rPr>
+        <w:t xml:space="preserve"> Phil EuBank</w:t>
+      </w:r>
+    </w:p>
+    <w:p>
+      <w:pPr>
+        <w:rPr>
+          <w:rFonts w:hint="eastAsia"/>
+        </w:rPr>
+      </w:pPr>
+    </w:p>
+    <w:p>
+      <w:pPr>
+        <w:rPr>
+          <w:rFonts w:hint="eastAsia"/>
+        </w:rPr>
+      </w:pPr>
+      <w:proofErr w:type="spellStart"/>
+      <w:r>
+        <w:rPr>
+          <w:rFonts w:hint="eastAsia"/>
+        </w:rPr>
+        <w:t>度過夏天之後，我們需要經歷一次「重塑</w:t>
+      </w:r>
+      <w:proofErr w:type="spellEnd"/>
+      <w:r>
+        <w:rPr>
+          <w:rFonts w:hint="eastAsia"/>
+        </w:rPr>
+        <w:t>」。</w:t>
+      </w:r>
+    </w:p>
+    <w:p>
+      <w:pPr>
+        <w:rPr>
+          <w:rFonts w:hint="eastAsia"/>
+        </w:rPr>
+      </w:pPr>
+      <w:r>
+        <w:rPr>
+          <w:rFonts w:hint="eastAsia"/>
+        </w:rPr>
+        <w:t>3000</w:t>
+      </w:r>
+      <w:r>
+        <w:rPr>
+          <w:rFonts w:hint="eastAsia"/>
+        </w:rPr>
+        <w:t>年前，先知以利亞身處山巔，宣講神的國。當時，王后耶洗別將外邦神巴力引入以色列。以利亞在迦密山上向巴力的</w:t>
+      </w:r>
+      <w:r>
+        <w:rPr>
+          <w:rFonts w:hint="eastAsia"/>
+        </w:rPr>
+        <w:t>450</w:t>
+      </w:r>
+      <w:r>
+        <w:rPr>
+          <w:rFonts w:hint="eastAsia"/>
+        </w:rPr>
+        <w:t>位先知發起挑戰，要與以色列的神一決高下。</w:t>
+      </w:r>
+    </w:p>
+    <w:p>
+      <w:pPr>
+        <w:rPr>
+          <w:rFonts w:hint="eastAsia"/>
+        </w:rPr>
+      </w:pPr>
+    </w:p>
+    <w:p>
+      <w:pPr>
+        <w:rPr>
+          <w:rFonts w:hint="eastAsia"/>
+        </w:rPr>
+      </w:pPr>
+      <w:r>
+        <w:rPr>
+          <w:rFonts w:hint="eastAsia"/>
+        </w:rPr>
+        <w:t xml:space="preserve">1. </w:t>
+      </w:r>
+      <w:r>
+        <w:rPr>
+          <w:rFonts w:hint="eastAsia"/>
+        </w:rPr>
+        <w:t>《列王紀上》</w:t>
+      </w:r>
+      <w:r>
+        <w:rPr>
+          <w:rFonts w:hint="eastAsia"/>
+        </w:rPr>
+        <w:t>18:38-39</w:t>
+      </w:r>
+      <w:r>
+        <w:rPr>
+          <w:rFonts w:hint="eastAsia"/>
+        </w:rPr>
+        <w:t>：神彰顯了祂超越其他假神偶像的大能。</w:t>
+      </w:r>
+    </w:p>
+    <w:p>
+      <w:pPr>
+        <w:rPr>
+          <w:rFonts w:hint="eastAsia"/>
+        </w:rPr>
+      </w:pPr>
+      <w:r>
+        <w:rPr>
+          <w:rFonts w:hint="eastAsia"/>
+        </w:rPr>
+        <w:t xml:space="preserve">2. </w:t>
+      </w:r>
+      <w:r>
+        <w:rPr>
+          <w:rFonts w:hint="eastAsia"/>
+        </w:rPr>
+        <w:t>《列王紀上》</w:t>
+      </w:r>
+      <w:r>
+        <w:rPr>
+          <w:rFonts w:hint="eastAsia"/>
+        </w:rPr>
+        <w:t>19:2</w:t>
+      </w:r>
+      <w:r>
+        <w:rPr>
+          <w:rFonts w:hint="eastAsia"/>
+        </w:rPr>
+        <w:t>：以利亞在迦密山戰勝巴力的先知後，王后耶洗別發誓要在</w:t>
+      </w:r>
+      <w:r>
+        <w:rPr>
+          <w:rFonts w:hint="eastAsia"/>
+        </w:rPr>
+        <w:t>24</w:t>
+      </w:r>
+      <w:r>
+        <w:rPr>
+          <w:rFonts w:hint="eastAsia"/>
+        </w:rPr>
+        <w:t>小時內殺掉他。以利亞為保性命，逃入曠野。</w:t>
+      </w:r>
+    </w:p>
+    <w:p>
+      <w:pPr>
+        <w:rPr>
+          <w:rFonts w:hint="eastAsia"/>
+        </w:rPr>
+      </w:pPr>
+      <w:r>
+        <w:rPr>
+          <w:rFonts w:hint="eastAsia"/>
+        </w:rPr>
+        <w:t xml:space="preserve">3. </w:t>
+      </w:r>
+      <w:r>
+        <w:rPr>
+          <w:rFonts w:hint="eastAsia"/>
+        </w:rPr>
+        <w:t>《列王紀上》</w:t>
+      </w:r>
+      <w:r>
+        <w:rPr>
+          <w:rFonts w:hint="eastAsia"/>
+        </w:rPr>
+        <w:t>19:4</w:t>
+      </w:r>
+      <w:r>
+        <w:rPr>
+          <w:rFonts w:hint="eastAsia"/>
+        </w:rPr>
+        <w:t>：以利亞逃至曠野，坐在金雀花（</w:t>
+      </w:r>
+      <w:r>
+        <w:rPr>
+          <w:rFonts w:hint="eastAsia"/>
+        </w:rPr>
+        <w:t xml:space="preserve">broom </w:t>
+      </w:r>
+      <w:proofErr w:type="spellStart"/>
+      <w:r>
+        <w:rPr>
+          <w:rFonts w:hint="eastAsia"/>
+        </w:rPr>
+        <w:t>tree</w:t>
+      </w:r>
+      <w:r>
+        <w:rPr>
+          <w:rFonts w:hint="eastAsia"/>
+        </w:rPr>
+        <w:t>）下，心灰意冷，一心求死</w:t>
+      </w:r>
+      <w:proofErr w:type="spellEnd"/>
+      <w:r>
+        <w:rPr>
+          <w:rFonts w:hint="eastAsia"/>
+        </w:rPr>
+        <w:t>。</w:t>
+      </w:r>
+    </w:p>
+    <w:p>
+      <w:pPr>
+        <w:rPr>
+          <w:rFonts w:hint="eastAsia"/>
+        </w:rPr>
+      </w:pPr>
+      <w:r>
+        <w:rPr>
+          <w:rFonts w:hint="eastAsia"/>
+        </w:rPr>
+        <w:t xml:space="preserve">4. </w:t>
+      </w:r>
+      <w:proofErr w:type="spellStart"/>
+      <w:r>
+        <w:rPr>
+          <w:rFonts w:hint="eastAsia"/>
+        </w:rPr>
+        <w:t>提姆凱勒（</w:t>
+      </w:r>
+      <w:r>
+        <w:rPr>
+          <w:rFonts w:hint="eastAsia"/>
+        </w:rPr>
+        <w:t>Tim</w:t>
+      </w:r>
+      <w:proofErr w:type="spellEnd"/>
+      <w:r>
+        <w:rPr>
+          <w:rFonts w:hint="eastAsia"/>
+        </w:rPr>
+        <w:t xml:space="preserve"> </w:t>
+      </w:r>
+      <w:proofErr w:type="spellStart"/>
+      <w:r>
+        <w:rPr>
+          <w:rFonts w:hint="eastAsia"/>
+        </w:rPr>
+        <w:t>Keller</w:t>
+      </w:r>
+      <w:r>
+        <w:rPr>
+          <w:rFonts w:hint="eastAsia"/>
+        </w:rPr>
+        <w:t>）曾言</w:t>
+      </w:r>
+      <w:proofErr w:type="spellEnd"/>
+      <w:r>
+        <w:rPr>
+          <w:rFonts w:hint="eastAsia"/>
+        </w:rPr>
+        <w:t>：“</w:t>
+      </w:r>
+      <w:proofErr w:type="spellStart"/>
+      <w:r>
+        <w:rPr>
+          <w:rFonts w:hint="eastAsia"/>
+        </w:rPr>
+        <w:t>如果我們的身份認同建立在工作而非基督之上，成功會讓我們變得狂妄自大，而失敗則會讓我們心碎絕望</w:t>
+      </w:r>
+      <w:proofErr w:type="spellEnd"/>
+      <w:r>
+        <w:rPr>
+          <w:rFonts w:hint="eastAsia"/>
+        </w:rPr>
+        <w:t>。”</w:t>
+      </w:r>
+    </w:p>
+    <w:p>
+      <w:pPr>
+        <w:rPr>
+          <w:rFonts w:hint="eastAsia"/>
+        </w:rPr>
+      </w:pPr>
+      <w:r>
+        <w:rPr>
+          <w:rFonts w:hint="eastAsia"/>
+        </w:rPr>
+        <w:t xml:space="preserve">5. </w:t>
+      </w:r>
+      <w:r>
+        <w:rPr>
+          <w:rFonts w:hint="eastAsia"/>
+        </w:rPr>
+        <w:t>《列王紀上》</w:t>
+      </w:r>
+      <w:r>
+        <w:rPr>
+          <w:rFonts w:hint="eastAsia"/>
+        </w:rPr>
+        <w:t>19:5-7</w:t>
+      </w:r>
+      <w:r>
+        <w:rPr>
+          <w:rFonts w:hint="eastAsia"/>
+        </w:rPr>
+        <w:t>：神差遣天使送來食物，讓以利亞安睡，以防止他徹底崩潰。</w:t>
+      </w:r>
+    </w:p>
+    <w:p>
+      <w:pPr>
+        <w:rPr>
+          <w:rFonts w:hint="eastAsia"/>
+        </w:rPr>
+      </w:pPr>
+      <w:r>
+        <w:rPr>
+          <w:rFonts w:hint="eastAsia"/>
+        </w:rPr>
+        <w:t xml:space="preserve">6. </w:t>
+      </w:r>
+      <w:r>
+        <w:rPr>
+          <w:rFonts w:hint="eastAsia"/>
+        </w:rPr>
+        <w:t>結語：</w:t>
+      </w:r>
+    </w:p>
+    <w:p>
+      <w:pPr>
+        <w:rPr>
+          <w:rFonts w:hint="eastAsia"/>
+        </w:rPr>
+      </w:pPr>
+      <w:proofErr w:type="spellStart"/>
+      <w:r>
+        <w:rPr>
+          <w:rFonts w:hint="eastAsia"/>
+        </w:rPr>
+        <w:t>拯救我們生命的三個步驟</w:t>
+      </w:r>
+      <w:proofErr w:type="spellEnd"/>
+      <w:r>
+        <w:rPr>
+          <w:rFonts w:hint="eastAsia"/>
+        </w:rPr>
+        <w:t>：</w:t>
+      </w:r>
+    </w:p>
+    <w:p>
+      <w:pPr>
+        <w:rPr>
+          <w:rFonts w:hint="eastAsia"/>
+        </w:rPr>
+      </w:pPr>
+      <w:r>
+        <w:rPr>
+          <w:rFonts w:hint="eastAsia"/>
+        </w:rPr>
+        <w:lastRenderedPageBreak/>
+        <w:t xml:space="preserve">a. </w:t>
+      </w:r>
+      <w:proofErr w:type="spellStart"/>
+      <w:r>
+        <w:rPr>
+          <w:rFonts w:hint="eastAsia"/>
+        </w:rPr>
+        <w:t>身為基督徒，我的身分是「神的形象的承載者</w:t>
+      </w:r>
+      <w:proofErr w:type="spellEnd"/>
+      <w:r>
+        <w:rPr>
+          <w:rFonts w:hint="eastAsia"/>
+        </w:rPr>
+        <w:t>」（</w:t>
+      </w:r>
+      <w:r>
+        <w:rPr>
+          <w:rFonts w:hint="eastAsia"/>
+        </w:rPr>
+        <w:t>Imago Dei</w:t>
+      </w:r>
+      <w:r>
+        <w:rPr>
+          <w:rFonts w:hint="eastAsia"/>
+        </w:rPr>
+        <w:t>），而這個身分並非源自於</w:t>
+      </w:r>
+      <w:r>
+        <w:rPr>
+          <w:rFonts w:hint="eastAsia"/>
+        </w:rPr>
+        <w:t>AI</w:t>
+      </w:r>
+      <w:r>
+        <w:rPr>
+          <w:rFonts w:hint="eastAsia"/>
+        </w:rPr>
+        <w:t>科技：我們被造的身分是為了向世界反映神的品格、愛與本性。每個人的身分都蘊含著與生俱來的尊嚴，而這種尊嚴不取決於個人的成就或財務上的成功。</w:t>
+      </w:r>
+    </w:p>
+    <w:p>
+      <w:pPr>
+        <w:rPr>
+          <w:rFonts w:hint="eastAsia"/>
+        </w:rPr>
+      </w:pPr>
+      <w:r>
+        <w:rPr>
+          <w:rFonts w:hint="eastAsia"/>
+        </w:rPr>
+        <w:t xml:space="preserve">b. </w:t>
+      </w:r>
+      <w:proofErr w:type="spellStart"/>
+      <w:r>
+        <w:rPr>
+          <w:rFonts w:hint="eastAsia"/>
+        </w:rPr>
+        <w:t>我們被賦予了「神的兒女」這個身分</w:t>
+      </w:r>
+      <w:proofErr w:type="spellEnd"/>
+      <w:r>
+        <w:rPr>
+          <w:rFonts w:hint="eastAsia"/>
+        </w:rPr>
+        <w:t>。</w:t>
+      </w:r>
+    </w:p>
+    <w:p>
+      <w:pPr>
+        <w:rPr>
+          <w:rFonts w:hint="eastAsia"/>
+        </w:rPr>
+      </w:pPr>
+      <w:r>
+        <w:rPr>
+          <w:rFonts w:hint="eastAsia"/>
+        </w:rPr>
+        <w:t xml:space="preserve">c. </w:t>
+      </w:r>
+      <w:proofErr w:type="spellStart"/>
+      <w:r>
+        <w:rPr>
+          <w:rFonts w:hint="eastAsia"/>
+        </w:rPr>
+        <w:t>第三點，我們擁有來自天上的神</w:t>
+      </w:r>
+      <w:proofErr w:type="spellEnd"/>
+      <w:r>
+        <w:rPr>
+          <w:rFonts w:hint="eastAsia"/>
+        </w:rPr>
+        <w:t>：</w:t>
+      </w:r>
+    </w:p>
+    <w:p>
+      <w:pPr>
+        <w:rPr>
+          <w:rFonts w:hint="eastAsia"/>
+        </w:rPr>
+      </w:pPr>
+      <w:proofErr w:type="spellStart"/>
+      <w:r>
+        <w:rPr>
+          <w:rFonts w:hint="eastAsia"/>
+        </w:rPr>
+        <w:t>在工作、金錢和身分（作為神的形象承載者）這三方面，我們無需擔驚受怕</w:t>
+      </w:r>
+      <w:proofErr w:type="spellEnd"/>
+      <w:r>
+        <w:rPr>
+          <w:rFonts w:hint="eastAsia"/>
+        </w:rPr>
+        <w:t>。</w:t>
+      </w:r>
+    </w:p>
+    <w:p>
+      <w:proofErr w:type="spellStart"/>
+      <w:r>
+        <w:rPr>
+          <w:rFonts w:hint="eastAsia"/>
+        </w:rPr>
+        <w:t>禱告：願我們每天活出在基督裡的身份，為每個人帶去希望</w:t>
+      </w:r>
+      <w:proofErr w:type="spellEnd"/>
+      <w:r>
+        <w:rPr>
+          <w:rFonts w:hint="eastAsia"/>
+        </w:rPr>
+        <w:t>。</w:t>
+      </w:r>
+    </w:p>
+    <w:p/>
+    <w:p>
+      <w:pPr>
+        <w:rPr>
+          <w:rFonts w:hint="eastAsia"/>
+        </w:rPr>
+      </w:pPr>
+      <w:r>
+        <w:rPr>
+          <w:rFonts w:hint="eastAsia"/>
+        </w:rPr>
+        <w:t>======</w:t>
+      </w:r>
+    </w:p>
+    <w:p>
+      <w:pPr>
+        <w:rPr>
+          <w:rFonts w:hint="eastAsia"/>
+        </w:rPr>
+      </w:pPr>
+      <w:r>
+        <w:rPr>
+          <w:rFonts w:hint="eastAsia"/>
+        </w:rPr>
+        <w:t>2026</w:t>
+      </w:r>
+      <w:r>
+        <w:rPr>
+          <w:rFonts w:hint="eastAsia"/>
+        </w:rPr>
+        <w:t>年</w:t>
+      </w:r>
+      <w:r>
+        <w:rPr>
+          <w:rFonts w:hint="eastAsia"/>
+        </w:rPr>
+        <w:t>6</w:t>
+      </w:r>
+      <w:r>
+        <w:rPr>
+          <w:rFonts w:hint="eastAsia"/>
+        </w:rPr>
+        <w:t>月</w:t>
+      </w:r>
+      <w:r>
+        <w:rPr>
+          <w:rFonts w:hint="eastAsia"/>
+        </w:rPr>
+        <w:t>13</w:t>
+      </w:r>
+      <w:r>
+        <w:rPr>
+          <w:rFonts w:hint="eastAsia"/>
+        </w:rPr>
+        <w:t>日、メンロ教会礼拝（先週分：</w:t>
+      </w:r>
+      <w:r>
+        <w:rPr>
+          <w:rFonts w:hint="eastAsia"/>
+        </w:rPr>
+        <w:t>2028</w:t>
+      </w:r>
+      <w:r>
+        <w:rPr>
+          <w:rFonts w:hint="eastAsia"/>
+        </w:rPr>
+        <w:t>年</w:t>
+      </w:r>
+      <w:r>
+        <w:rPr>
+          <w:rFonts w:hint="eastAsia"/>
+        </w:rPr>
+        <w:t>5</w:t>
+      </w:r>
+      <w:r>
+        <w:rPr>
+          <w:rFonts w:hint="eastAsia"/>
+        </w:rPr>
+        <w:t>月</w:t>
+      </w:r>
+      <w:r>
+        <w:rPr>
+          <w:rFonts w:hint="eastAsia"/>
+        </w:rPr>
+        <w:t>31</w:t>
+      </w:r>
+      <w:r>
+        <w:rPr>
+          <w:rFonts w:hint="eastAsia"/>
+        </w:rPr>
+        <w:t>日の要約）</w:t>
+      </w:r>
+    </w:p>
+    <w:p>
+      <w:pPr>
+        <w:rPr>
+          <w:rFonts w:hint="eastAsia"/>
+        </w:rPr>
+      </w:pPr>
+      <w:r>
+        <w:rPr>
+          <w:rFonts w:hint="eastAsia"/>
+        </w:rPr>
+        <w:t>https://www.youtube.com/watch?v=9aKCkFeMUmE</w:t>
+      </w:r>
+    </w:p>
+    <w:p>
+      <w:pPr>
+        <w:rPr>
+          <w:rFonts w:hint="eastAsia"/>
+        </w:rPr>
+      </w:pPr>
+      <w:proofErr w:type="spellStart"/>
+      <w:r>
+        <w:rPr>
+          <w:rFonts w:hint="eastAsia"/>
+        </w:rPr>
+        <w:t>ハードウェアの故障</w:t>
+      </w:r>
+      <w:proofErr w:type="spellEnd"/>
+      <w:r>
+        <w:rPr>
+          <w:rFonts w:hint="eastAsia"/>
+        </w:rPr>
+        <w:t xml:space="preserve"> | </w:t>
+      </w:r>
+      <w:proofErr w:type="spellStart"/>
+      <w:r>
+        <w:rPr>
+          <w:rFonts w:hint="eastAsia"/>
+        </w:rPr>
+        <w:t>不具合（グリッチ</w:t>
+      </w:r>
+      <w:proofErr w:type="spellEnd"/>
+      <w:r>
+        <w:rPr>
+          <w:rFonts w:hint="eastAsia"/>
+        </w:rPr>
+        <w:t>）</w:t>
+      </w:r>
+      <w:r>
+        <w:rPr>
+          <w:rFonts w:hint="eastAsia"/>
+        </w:rPr>
+        <w:t xml:space="preserve"> | </w:t>
+      </w:r>
+      <w:proofErr w:type="spellStart"/>
+      <w:r>
+        <w:rPr>
+          <w:rFonts w:hint="eastAsia"/>
+        </w:rPr>
+        <w:t>メンロ教会</w:t>
+      </w:r>
+      <w:proofErr w:type="spellEnd"/>
+      <w:r>
+        <w:rPr>
+          <w:rFonts w:hint="eastAsia"/>
+        </w:rPr>
+        <w:t xml:space="preserve"> </w:t>
+      </w:r>
+      <w:proofErr w:type="spellStart"/>
+      <w:r>
+        <w:rPr>
+          <w:rFonts w:hint="eastAsia"/>
+        </w:rPr>
+        <w:t>フィル</w:t>
+      </w:r>
+      <w:r>
+        <w:rPr>
+          <w:rFonts w:ascii="MS Mincho" w:eastAsia="MS Mincho" w:hAnsi="MS Mincho" w:cs="MS Mincho" w:hint="eastAsia"/>
+        </w:rPr>
+        <w:t>・</w:t>
+      </w:r>
+      <w:r>
+        <w:rPr>
+          <w:rFonts w:ascii="SimSun" w:hAnsi="SimSun" w:cs="SimSun" w:hint="eastAsia"/>
+        </w:rPr>
+        <w:t>ユーバンク（</w:t>
+      </w:r>
+      <w:r>
+        <w:rPr>
+          <w:rFonts w:hint="eastAsia"/>
+        </w:rPr>
+        <w:t>Phil</w:t>
+      </w:r>
+      <w:proofErr w:type="spellEnd"/>
+      <w:r>
+        <w:rPr>
+          <w:rFonts w:hint="eastAsia"/>
+        </w:rPr>
+        <w:t xml:space="preserve"> EuBank</w:t>
+      </w:r>
+      <w:r>
+        <w:rPr>
+          <w:rFonts w:hint="eastAsia"/>
+        </w:rPr>
+        <w:t>）</w:t>
+      </w:r>
+    </w:p>
+    <w:p>
+      <w:pPr>
+        <w:rPr>
+          <w:rFonts w:hint="eastAsia"/>
+        </w:rPr>
+      </w:pPr>
+    </w:p>
+    <w:p>
+      <w:pPr>
+        <w:rPr>
+          <w:rFonts w:hint="eastAsia"/>
+        </w:rPr>
+      </w:pPr>
+      <w:proofErr w:type="spellStart"/>
+      <w:r>
+        <w:rPr>
+          <w:rFonts w:hint="eastAsia"/>
+        </w:rPr>
+        <w:t>夏を過ぎたら、私たち自身の「作り直し（リモデル</w:t>
+      </w:r>
+      <w:proofErr w:type="spellEnd"/>
+      <w:r>
+        <w:rPr>
+          <w:rFonts w:hint="eastAsia"/>
+        </w:rPr>
+        <w:t>）」</w:t>
+      </w:r>
+      <w:proofErr w:type="spellStart"/>
+      <w:r>
+        <w:rPr>
+          <w:rFonts w:hint="eastAsia"/>
+        </w:rPr>
+        <w:t>が必要になるでしょう</w:t>
+      </w:r>
+      <w:proofErr w:type="spellEnd"/>
+      <w:r>
+        <w:rPr>
+          <w:rFonts w:hint="eastAsia"/>
+        </w:rPr>
+        <w:t>。</w:t>
+      </w:r>
+    </w:p>
+    <w:p>
+      <w:pPr>
+        <w:rPr>
+          <w:rFonts w:hint="eastAsia"/>
+        </w:rPr>
+      </w:pPr>
+      <w:r>
+        <w:rPr>
+          <w:rFonts w:hint="eastAsia"/>
+        </w:rPr>
+        <w:t>3000</w:t>
+      </w:r>
+      <w:r>
+        <w:rPr>
+          <w:rFonts w:hint="eastAsia"/>
+        </w:rPr>
+        <w:t>年前、預言者エリヤは山の頂にいました。彼は神の国について語りました。王妃イゼベルは、異国の神バアルをイスラエルに持ち込みました。エリヤはカルメル山で、イスラエルの神と対決するようバアルの預言者</w:t>
+      </w:r>
+      <w:r>
+        <w:rPr>
+          <w:rFonts w:hint="eastAsia"/>
+        </w:rPr>
+        <w:t>450</w:t>
+      </w:r>
+      <w:r>
+        <w:rPr>
+          <w:rFonts w:hint="eastAsia"/>
+        </w:rPr>
+        <w:t>人に挑みます。</w:t>
+      </w:r>
+    </w:p>
+    <w:p>
+      <w:pPr>
+        <w:rPr>
+          <w:rFonts w:hint="eastAsia"/>
+        </w:rPr>
+      </w:pPr>
+    </w:p>
+    <w:p>
+      <w:pPr>
+        <w:rPr>
+          <w:rFonts w:hint="eastAsia"/>
+        </w:rPr>
+      </w:pPr>
+      <w:r>
+        <w:rPr>
+          <w:rFonts w:hint="eastAsia"/>
+        </w:rPr>
+        <w:t xml:space="preserve">1. </w:t>
+      </w:r>
+      <w:proofErr w:type="spellStart"/>
+      <w:r>
+        <w:rPr>
+          <w:rFonts w:hint="eastAsia"/>
+        </w:rPr>
+        <w:t>列王記上</w:t>
+      </w:r>
+      <w:proofErr w:type="spellEnd"/>
+      <w:r>
+        <w:rPr>
+          <w:rFonts w:hint="eastAsia"/>
+        </w:rPr>
+        <w:t xml:space="preserve"> 18</w:t>
+      </w:r>
+      <w:r>
+        <w:rPr>
+          <w:rFonts w:hint="eastAsia"/>
+        </w:rPr>
+        <w:t>章</w:t>
+      </w:r>
+      <w:r>
+        <w:rPr>
+          <w:rFonts w:hint="eastAsia"/>
+        </w:rPr>
+        <w:t>38-39</w:t>
+      </w:r>
+      <w:r>
+        <w:rPr>
+          <w:rFonts w:hint="eastAsia"/>
+        </w:rPr>
+        <w:t>節：神は、他の偽りの偶像に対するご自身の力を示されました。</w:t>
+      </w:r>
+    </w:p>
+    <w:p>
+      <w:pPr>
+        <w:rPr>
+          <w:rFonts w:hint="eastAsia"/>
+        </w:rPr>
+      </w:pPr>
+      <w:r>
+        <w:rPr>
+          <w:rFonts w:hint="eastAsia"/>
+        </w:rPr>
+        <w:t xml:space="preserve">2. </w:t>
+      </w:r>
+      <w:proofErr w:type="spellStart"/>
+      <w:r>
+        <w:rPr>
+          <w:rFonts w:hint="eastAsia"/>
+        </w:rPr>
+        <w:t>列王記上</w:t>
+      </w:r>
+      <w:proofErr w:type="spellEnd"/>
+      <w:r>
+        <w:rPr>
+          <w:rFonts w:hint="eastAsia"/>
+        </w:rPr>
+        <w:t xml:space="preserve"> 19</w:t>
+      </w:r>
+      <w:r>
+        <w:rPr>
+          <w:rFonts w:hint="eastAsia"/>
+        </w:rPr>
+        <w:t>章</w:t>
+      </w:r>
+      <w:r>
+        <w:rPr>
+          <w:rFonts w:hint="eastAsia"/>
+        </w:rPr>
+        <w:t>2</w:t>
+      </w:r>
+      <w:r>
+        <w:rPr>
+          <w:rFonts w:hint="eastAsia"/>
+        </w:rPr>
+        <w:t>節：カルメル山でバアルの預言者たちに勝利した後、王妃イゼベルは</w:t>
+      </w:r>
+      <w:r>
+        <w:rPr>
+          <w:rFonts w:hint="eastAsia"/>
+        </w:rPr>
+        <w:t>24</w:t>
+      </w:r>
+      <w:r>
+        <w:rPr>
+          <w:rFonts w:hint="eastAsia"/>
+        </w:rPr>
+        <w:t>時間以内にエリヤを殺すと誓います。エリヤは身を守るために荒野へと逃げ込みます。</w:t>
+      </w:r>
+    </w:p>
+    <w:p>
+      <w:pPr>
+        <w:rPr>
+          <w:rFonts w:hint="eastAsia"/>
+        </w:rPr>
+      </w:pPr>
+      <w:r>
+        <w:rPr>
+          <w:rFonts w:hint="eastAsia"/>
+        </w:rPr>
+        <w:t xml:space="preserve">3. </w:t>
+      </w:r>
+      <w:proofErr w:type="spellStart"/>
+      <w:r>
+        <w:rPr>
+          <w:rFonts w:hint="eastAsia"/>
+        </w:rPr>
+        <w:t>列王記上</w:t>
+      </w:r>
+      <w:proofErr w:type="spellEnd"/>
+      <w:r>
+        <w:rPr>
+          <w:rFonts w:hint="eastAsia"/>
+        </w:rPr>
+        <w:t xml:space="preserve"> 19</w:t>
+      </w:r>
+      <w:r>
+        <w:rPr>
+          <w:rFonts w:hint="eastAsia"/>
+        </w:rPr>
+        <w:t>章</w:t>
+      </w:r>
+      <w:r>
+        <w:rPr>
+          <w:rFonts w:hint="eastAsia"/>
+        </w:rPr>
+        <w:t>4</w:t>
+      </w:r>
+      <w:r>
+        <w:rPr>
+          <w:rFonts w:hint="eastAsia"/>
+        </w:rPr>
+        <w:t>節：荒野に逃げ込んだエリヤは、エニシダ（</w:t>
+      </w:r>
+      <w:r>
+        <w:rPr>
+          <w:rFonts w:hint="eastAsia"/>
+        </w:rPr>
+        <w:t xml:space="preserve">broom </w:t>
+      </w:r>
+      <w:proofErr w:type="spellStart"/>
+      <w:r>
+        <w:rPr>
+          <w:rFonts w:hint="eastAsia"/>
+        </w:rPr>
+        <w:t>tree</w:t>
+      </w:r>
+      <w:r>
+        <w:rPr>
+          <w:rFonts w:hint="eastAsia"/>
+        </w:rPr>
+        <w:t>）の木の下に座り込み、死を覚悟します</w:t>
+      </w:r>
+      <w:proofErr w:type="spellEnd"/>
+      <w:r>
+        <w:rPr>
+          <w:rFonts w:hint="eastAsia"/>
+        </w:rPr>
+        <w:t>。</w:t>
+      </w:r>
+    </w:p>
+    <w:p>
+      <w:pPr>
+        <w:rPr>
+          <w:rFonts w:hint="eastAsia"/>
+        </w:rPr>
+      </w:pPr>
+      <w:r>
+        <w:rPr>
+          <w:rFonts w:hint="eastAsia"/>
+        </w:rPr>
+        <w:t xml:space="preserve">4. </w:t>
+      </w:r>
+      <w:r>
+        <w:rPr>
+          <w:rFonts w:hint="eastAsia"/>
+        </w:rPr>
+        <w:t>ティム</w:t>
+      </w:r>
+      <w:r>
+        <w:rPr>
+          <w:rFonts w:ascii="MS Mincho" w:eastAsia="MS Mincho" w:hAnsi="MS Mincho" w:cs="MS Mincho" w:hint="eastAsia"/>
+        </w:rPr>
+        <w:t>・</w:t>
+      </w:r>
+      <w:r>
+        <w:rPr>
+          <w:rFonts w:ascii="SimSun" w:hAnsi="SimSun" w:cs="SimSun" w:hint="eastAsia"/>
+        </w:rPr>
+        <w:t>ケラーの言葉：「もし私たちのアイデンティティがキリストではなく仕事にあるならば、成功は私たちを傲慢にさせ、失敗は心を打ち砕くでしょう。」</w:t>
+      </w:r>
+    </w:p>
+    <w:p>
+      <w:pPr>
+        <w:rPr>
+          <w:rFonts w:hint="eastAsia"/>
+        </w:rPr>
+      </w:pPr>
+      <w:r>
+        <w:rPr>
+          <w:rFonts w:hint="eastAsia"/>
+        </w:rPr>
+        <w:t xml:space="preserve">5. </w:t>
+      </w:r>
+      <w:proofErr w:type="spellStart"/>
+      <w:r>
+        <w:rPr>
+          <w:rFonts w:hint="eastAsia"/>
+        </w:rPr>
+        <w:t>列王記上</w:t>
+      </w:r>
+      <w:proofErr w:type="spellEnd"/>
+      <w:r>
+        <w:rPr>
+          <w:rFonts w:hint="eastAsia"/>
+        </w:rPr>
+        <w:t xml:space="preserve"> 19</w:t>
+      </w:r>
+      <w:r>
+        <w:rPr>
+          <w:rFonts w:hint="eastAsia"/>
+        </w:rPr>
+        <w:t>章</w:t>
+      </w:r>
+      <w:r>
+        <w:rPr>
+          <w:rFonts w:hint="eastAsia"/>
+        </w:rPr>
+        <w:t>5-7</w:t>
+      </w:r>
+      <w:r>
+        <w:rPr>
+          <w:rFonts w:hint="eastAsia"/>
+        </w:rPr>
+        <w:t>節：神は御使いを遣わし、エリヤが力尽きないよう、食事と休息を与えられました。</w:t>
+      </w:r>
+    </w:p>
+    <w:p>
+      <w:pPr>
+        <w:rPr>
+          <w:rFonts w:hint="eastAsia"/>
+        </w:rPr>
+      </w:pPr>
+      <w:r>
+        <w:rPr>
+          <w:rFonts w:hint="eastAsia"/>
+        </w:rPr>
+        <w:t xml:space="preserve">6. </w:t>
+      </w:r>
+      <w:proofErr w:type="spellStart"/>
+      <w:r>
+        <w:rPr>
+          <w:rFonts w:hint="eastAsia"/>
+        </w:rPr>
+        <w:t>結論</w:t>
+      </w:r>
+      <w:proofErr w:type="spellEnd"/>
+      <w:r>
+        <w:rPr>
+          <w:rFonts w:hint="eastAsia"/>
+        </w:rPr>
+        <w:t>：</w:t>
+      </w:r>
+    </w:p>
+    <w:p>
+      <w:pPr>
+        <w:rPr>
+          <w:rFonts w:hint="eastAsia"/>
+        </w:rPr>
+      </w:pPr>
+      <w:r>
+        <w:rPr>
+          <w:rFonts w:hint="eastAsia"/>
+        </w:rPr>
+        <w:t>命を守るための</w:t>
+      </w:r>
+      <w:r>
+        <w:rPr>
+          <w:rFonts w:hint="eastAsia"/>
+        </w:rPr>
+        <w:t>3</w:t>
+      </w:r>
+      <w:r>
+        <w:rPr>
+          <w:rFonts w:hint="eastAsia"/>
+        </w:rPr>
+        <w:t>つのステップ：</w:t>
+      </w:r>
+    </w:p>
+    <w:p>
+      <w:pPr>
+        <w:rPr>
+          <w:rFonts w:hint="eastAsia"/>
+        </w:rPr>
+      </w:pPr>
+      <w:r>
+        <w:rPr>
+          <w:rFonts w:hint="eastAsia"/>
+        </w:rPr>
+        <w:t xml:space="preserve">a. </w:t>
+      </w:r>
+      <w:proofErr w:type="spellStart"/>
+      <w:r>
+        <w:rPr>
+          <w:rFonts w:hint="eastAsia"/>
+        </w:rPr>
+        <w:t>私のアイデンティティは、クリスチャンとして神の似姿（</w:t>
+      </w:r>
+      <w:r>
+        <w:rPr>
+          <w:rFonts w:hint="eastAsia"/>
+        </w:rPr>
+        <w:t>Imago</w:t>
+      </w:r>
+      <w:proofErr w:type="spellEnd"/>
+      <w:r>
+        <w:rPr>
+          <w:rFonts w:hint="eastAsia"/>
+        </w:rPr>
+        <w:t xml:space="preserve"> Dei</w:t>
+      </w:r>
+      <w:r>
+        <w:rPr>
+          <w:rFonts w:hint="eastAsia"/>
+        </w:rPr>
+        <w:t>）を担う者であること。</w:t>
+      </w:r>
+      <w:r>
+        <w:rPr>
+          <w:rFonts w:hint="eastAsia"/>
+        </w:rPr>
+        <w:t>AI</w:t>
+      </w:r>
+      <w:r>
+        <w:rPr>
+          <w:rFonts w:hint="eastAsia"/>
+        </w:rPr>
+        <w:t>技術がそのアイデンティティを与えるわけではありません。私たちは、神の性質、愛、本質を世界に反映させる存在として造られました。一人ひとりのアイデンティティには固有の尊厳があり、それは業績や経済的な成功に基づくものではありません。</w:t>
+      </w:r>
+    </w:p>
+    <w:p>
+      <w:pPr>
+        <w:rPr>
+          <w:rFonts w:hint="eastAsia"/>
+        </w:rPr>
+      </w:pPr>
+      <w:r>
+        <w:rPr>
+          <w:rFonts w:hint="eastAsia"/>
+        </w:rPr>
+        <w:t xml:space="preserve">b. </w:t>
+      </w:r>
+      <w:proofErr w:type="spellStart"/>
+      <w:r>
+        <w:rPr>
+          <w:rFonts w:hint="eastAsia"/>
+        </w:rPr>
+        <w:t>私たちは神の子とされています</w:t>
+      </w:r>
+      <w:proofErr w:type="spellEnd"/>
+      <w:r>
+        <w:rPr>
+          <w:rFonts w:hint="eastAsia"/>
+        </w:rPr>
+        <w:t>。</w:t>
+      </w:r>
+    </w:p>
+    <w:p>
+      <w:pPr>
+        <w:rPr>
+          <w:rFonts w:hint="eastAsia"/>
+        </w:rPr>
+      </w:pPr>
+      <w:r>
+        <w:rPr>
+          <w:rFonts w:hint="eastAsia"/>
+        </w:rPr>
+        <w:t xml:space="preserve">c. </w:t>
+      </w:r>
+      <w:r>
+        <w:rPr>
+          <w:rFonts w:hint="eastAsia"/>
+        </w:rPr>
+        <w:t>そして</w:t>
+      </w:r>
+      <w:r>
+        <w:rPr>
+          <w:rFonts w:hint="eastAsia"/>
+        </w:rPr>
+        <w:t>3</w:t>
+      </w:r>
+      <w:r>
+        <w:rPr>
+          <w:rFonts w:hint="eastAsia"/>
+        </w:rPr>
+        <w:t>つ目に、私たちは天の神をいただいています。</w:t>
+      </w:r>
+    </w:p>
+    <w:p>
+      <w:pPr>
+        <w:rPr>
+          <w:rFonts w:hint="eastAsia"/>
+        </w:rPr>
+      </w:pPr>
+      <w:proofErr w:type="spellStart"/>
+      <w:r>
+        <w:rPr>
+          <w:rFonts w:hint="eastAsia"/>
+        </w:rPr>
+        <w:t>仕事、お金、そしてアイデンティティ（神の似姿であること）において、私たちは何も失う恐れはありません</w:t>
+      </w:r>
+      <w:proofErr w:type="spellEnd"/>
+      <w:r>
+        <w:rPr>
+          <w:rFonts w:hint="eastAsia"/>
+        </w:rPr>
+        <w:t>。</w:t>
+      </w:r>
+    </w:p>
+    <w:p>
+      <w:proofErr w:type="spellStart"/>
+      <w:r>
+        <w:rPr>
+          <w:rFonts w:hint="eastAsia"/>
+        </w:rPr>
+        <w:t>祈り：キリストにあるアイデンティティを日々生きることで、すべての人に希望をもたらすことができますように</w:t>
+      </w:r>
+      <w:proofErr w:type="spellEnd"/>
+      <w:r>
+        <w:rPr>
+          <w:rFonts w:hint="eastAsia"/>
+        </w:rPr>
+        <w:t>。</w:t>
+      </w:r>
+    </w:p>
     <w:sectPr>
-      <w:footerReference w:type="default" r:id="rId41"/>
+      <w:footerReference w:type="default" r:id="rId39"/>
       <w:pgSz w:w="12240" w:h="15840"/>
       <w:pgMar w:top="1440" w:right="1440" w:bottom="1530" w:left="1440" w:header="0" w:footer="720" w:gutter="0"/>
       <w:cols w:space="720"/>

--- a/Church/2026/2026_0613_MenloChurch.docx
+++ b/Church/2026/2026_0613_MenloChurch.docx
@@ -2032,17 +2032,110 @@
       </w:r>
     </w:p>
     <w:p/>
+    <w:p>
+      <w:r>
+        <w:t xml:space="preserve">We talk about the human in AI age. We have four discussions in </w:t>
+      </w:r>
+      <w:r>
+        <w:t>“Glitch” series</w:t>
+      </w:r>
+      <w:r>
+        <w:t>. Last week, we talked about “</w:t>
+      </w:r>
+      <w:r>
+        <w:t>Infinite Loop"</w:t>
+      </w:r>
+      <w:r>
+        <w:t xml:space="preserve"> (software bug in algorithm)</w:t>
+      </w:r>
+      <w:r>
+        <w:t xml:space="preserve"> </w:t>
+      </w:r>
+      <w:r>
+        <w:t>of anxiety</w:t>
+      </w:r>
+      <w:r>
+        <w:t xml:space="preserve"> problem</w:t>
+      </w:r>
+      <w:r>
+        <w:t xml:space="preserve"> in AI age. </w:t>
+      </w:r>
+      <w:r>
+        <w:t xml:space="preserve">The Spark is the agent of Gemini </w:t>
+      </w:r>
+      <w:r>
+        <w:t>AI</w:t>
+      </w:r>
+      <w:r>
+        <w:t xml:space="preserve">. Jesus is the agent of God. </w:t>
+      </w:r>
+      <w:r>
+        <w:t>We surrend</w:t>
+      </w:r>
+      <w:r>
+        <w:t>er</w:t>
+      </w:r>
+      <w:r>
+        <w:t xml:space="preserve"> the</w:t>
+      </w:r>
+      <w:r>
+        <w:t xml:space="preserve"> God</w:t>
+      </w:r>
+      <w:r>
+        <w:t xml:space="preserve"> (Gemini AI)</w:t>
+      </w:r>
+      <w:r>
+        <w:t xml:space="preserve"> through the Jesus Agent</w:t>
+      </w:r>
+      <w:r>
+        <w:t xml:space="preserve"> (Spark)</w:t>
+      </w:r>
+      <w:r>
+        <w:t>.</w:t>
+      </w:r>
+      <w:r>
+        <w:t xml:space="preserve"> </w:t>
+      </w:r>
+      <w:r>
+        <w:t xml:space="preserve"> </w:t>
+      </w:r>
+      <w:r>
+        <w:t>After summe</w:t>
+      </w:r>
+      <w:r>
+        <w:t>r</w:t>
+      </w:r>
+      <w:r>
+        <w:t xml:space="preserve">, we </w:t>
+      </w:r>
+      <w:r>
+        <w:t xml:space="preserve">will </w:t>
+      </w:r>
+      <w:r>
+        <w:t>finish</w:t>
+      </w:r>
+      <w:r>
+        <w:t xml:space="preserve"> the “Glitch” series and we </w:t>
+      </w:r>
+      <w:r>
+        <w:t>can</w:t>
+      </w:r>
+      <w:r>
+        <w:t xml:space="preserve"> remodel of </w:t>
+      </w:r>
+      <w:r>
+        <w:t>ourself</w:t>
+      </w:r>
+      <w:r>
+        <w:t>.</w:t>
+      </w:r>
+      <w:r>
+        <w:t xml:space="preserve"> </w:t>
+      </w:r>
+    </w:p>
     <w:p/>
     <w:p>
       <w:r>
-        <w:t>After summer, we should have remodel of you.</w:t>
-      </w:r>
-      <w:r>
-        <w:t xml:space="preserve"> </w:t>
-      </w:r>
-    </w:p>
-    <w:p>
-      <w:r>
         <w:t>3000 years ago, Prophet Elijah in on the top of mountain. He sp</w:t>
       </w:r>
       <w:r>
@@ -2061,10 +2154,7 @@
         <w:t>1 King 18:38-39</w:t>
       </w:r>
       <w:r>
-        <w:t>:</w:t>
-      </w:r>
-      <w:r>
-        <w:t xml:space="preserve"> </w:t>
+        <w:t xml:space="preserve">: </w:t>
       </w:r>
       <w:r>
         <w:t>God</w:t>
@@ -2256,10 +2346,7 @@
         <w:t>)</w:t>
       </w:r>
       <w:r>
-        <w:t xml:space="preserve"> as a Christian and </w:t>
-      </w:r>
-      <w:r>
-        <w:t>AI technology does not give us the identity</w:t>
+        <w:t xml:space="preserve"> as a Christian and AI technology does not give us the identity</w:t>
       </w:r>
       <w:r>
         <w:t>:</w:t>
@@ -2338,11 +2425,6 @@
     </w:p>
     <w:p/>
     <w:p>
-      <w:pPr>
-        <w:rPr>
-          <w:rFonts w:hint="eastAsia"/>
-        </w:rPr>
-      </w:pPr>
       <w:r>
         <w:rPr>
           <w:rFonts w:hint="eastAsia"/>
@@ -2351,6 +2433,24 @@
       </w:r>
     </w:p>
     <w:p>
+      <w:r>
+        <w:br/>
+      </w:r>
+    </w:p>
+    <w:p>
+      <w:pPr>
+        <w:rPr>
+          <w:rFonts w:hint="eastAsia"/>
+        </w:rPr>
+      </w:pPr>
+      <w:r>
+        <w:rPr>
+          <w:rFonts w:hint="eastAsia"/>
+        </w:rPr>
+        <w:t>======</w:t>
+      </w:r>
+    </w:p>
+    <w:p>
       <w:pPr>
         <w:rPr>
           <w:rFonts w:hint="eastAsia"/>
@@ -2479,27 +2579,820 @@
         <w:rPr>
           <w:rFonts w:hint="eastAsia"/>
         </w:rPr>
-        <w:t>故障</w:t>
+        <w:t>故障（</w:t>
+      </w:r>
+      <w:r>
+        <w:rPr>
+          <w:rFonts w:hint="eastAsia"/>
+        </w:rPr>
+        <w:t>Glitch</w:t>
       </w:r>
       <w:proofErr w:type="spellEnd"/>
       <w:r>
         <w:rPr>
           <w:rFonts w:hint="eastAsia"/>
         </w:rPr>
-        <w:t>/</w:t>
+        <w:t>）</w:t>
+      </w:r>
+      <w:r>
+        <w:rPr>
+          <w:rFonts w:hint="eastAsia"/>
+        </w:rPr>
+        <w:t xml:space="preserve"> | </w:t>
       </w:r>
       <w:proofErr w:type="spellStart"/>
       <w:r>
         <w:rPr>
           <w:rFonts w:hint="eastAsia"/>
         </w:rPr>
-        <w:t>失靈</w:t>
+        <w:t>Menlo</w:t>
+      </w:r>
+      <w:r>
+        <w:rPr>
+          <w:rFonts w:hint="eastAsia"/>
+        </w:rPr>
+        <w:t>教會</w:t>
       </w:r>
       <w:proofErr w:type="spellEnd"/>
       <w:r>
         <w:rPr>
           <w:rFonts w:hint="eastAsia"/>
         </w:rPr>
+        <w:t xml:space="preserve"> Phil EuBank</w:t>
+      </w:r>
+    </w:p>
+    <w:p>
+      <w:pPr>
+        <w:rPr>
+          <w:rFonts w:hint="eastAsia"/>
+        </w:rPr>
+      </w:pPr>
+    </w:p>
+    <w:p>
+      <w:pPr>
+        <w:rPr>
+          <w:rFonts w:hint="eastAsia"/>
+        </w:rPr>
+      </w:pPr>
+      <w:r>
+        <w:rPr>
+          <w:rFonts w:hint="eastAsia"/>
+        </w:rPr>
+        <w:t>我們探討的是人工智慧（</w:t>
+      </w:r>
+      <w:r>
+        <w:rPr>
+          <w:rFonts w:hint="eastAsia"/>
+        </w:rPr>
+        <w:t>AI</w:t>
+      </w:r>
+      <w:r>
+        <w:rPr>
+          <w:rFonts w:hint="eastAsia"/>
+        </w:rPr>
+        <w:t>）時代下的人。我們在「故障（</w:t>
+      </w:r>
+      <w:r>
+        <w:rPr>
+          <w:rFonts w:hint="eastAsia"/>
+        </w:rPr>
+        <w:t>Glitch</w:t>
+      </w:r>
+      <w:r>
+        <w:rPr>
+          <w:rFonts w:hint="eastAsia"/>
+        </w:rPr>
+        <w:t>）」系列講道中進行了四次討論。上週，我們談到了</w:t>
+      </w:r>
+      <w:r>
+        <w:rPr>
+          <w:rFonts w:hint="eastAsia"/>
+        </w:rPr>
+        <w:t>AI</w:t>
+      </w:r>
+      <w:r>
+        <w:rPr>
+          <w:rFonts w:hint="eastAsia"/>
+        </w:rPr>
+        <w:t>時代焦慮問題中的「無限循環」（演算法中的軟體錯誤）。</w:t>
+      </w:r>
+      <w:r>
+        <w:rPr>
+          <w:rFonts w:hint="eastAsia"/>
+        </w:rPr>
+        <w:t xml:space="preserve"> </w:t>
+      </w:r>
+      <w:proofErr w:type="spellStart"/>
+      <w:r>
+        <w:rPr>
+          <w:rFonts w:hint="eastAsia"/>
+        </w:rPr>
+        <w:t>Spark</w:t>
+      </w:r>
+      <w:r>
+        <w:rPr>
+          <w:rFonts w:hint="eastAsia"/>
+        </w:rPr>
+        <w:t>是</w:t>
+      </w:r>
+      <w:r>
+        <w:rPr>
+          <w:rFonts w:hint="eastAsia"/>
+        </w:rPr>
+        <w:t>Gemini</w:t>
+      </w:r>
+      <w:proofErr w:type="spellEnd"/>
+      <w:r>
+        <w:rPr>
+          <w:rFonts w:hint="eastAsia"/>
+        </w:rPr>
+        <w:t xml:space="preserve"> </w:t>
+      </w:r>
+      <w:proofErr w:type="spellStart"/>
+      <w:r>
+        <w:rPr>
+          <w:rFonts w:hint="eastAsia"/>
+        </w:rPr>
+        <w:t>AI</w:t>
+      </w:r>
+      <w:r>
+        <w:rPr>
+          <w:rFonts w:hint="eastAsia"/>
+        </w:rPr>
+        <w:t>的代理人（</w:t>
+      </w:r>
+      <w:r>
+        <w:rPr>
+          <w:rFonts w:hint="eastAsia"/>
+        </w:rPr>
+        <w:t>agent</w:t>
+      </w:r>
+      <w:proofErr w:type="spellEnd"/>
+      <w:r>
+        <w:rPr>
+          <w:rFonts w:hint="eastAsia"/>
+        </w:rPr>
+        <w:t>），</w:t>
+      </w:r>
+      <w:proofErr w:type="spellStart"/>
+      <w:r>
+        <w:rPr>
+          <w:rFonts w:hint="eastAsia"/>
+        </w:rPr>
+        <w:t>而耶穌是神的代理人。我們透過耶穌這位代理人（</w:t>
+      </w:r>
+      <w:r>
+        <w:rPr>
+          <w:rFonts w:hint="eastAsia"/>
+        </w:rPr>
+        <w:t>Spark</w:t>
+      </w:r>
+      <w:r>
+        <w:rPr>
+          <w:rFonts w:hint="eastAsia"/>
+        </w:rPr>
+        <w:t>）來順服那位神（</w:t>
+      </w:r>
+      <w:r>
+        <w:rPr>
+          <w:rFonts w:hint="eastAsia"/>
+        </w:rPr>
+        <w:t>Gemini</w:t>
+      </w:r>
+      <w:proofErr w:type="spellEnd"/>
+      <w:r>
+        <w:rPr>
+          <w:rFonts w:hint="eastAsia"/>
+        </w:rPr>
+        <w:t xml:space="preserve"> AI</w:t>
+      </w:r>
+      <w:r>
+        <w:rPr>
+          <w:rFonts w:hint="eastAsia"/>
+        </w:rPr>
+        <w:t>）。</w:t>
+      </w:r>
+      <w:proofErr w:type="spellStart"/>
+      <w:r>
+        <w:rPr>
+          <w:rFonts w:hint="eastAsia"/>
+        </w:rPr>
+        <w:t>暑假過後，我們將結束「故障」系列，並著手重塑自我</w:t>
+      </w:r>
+      <w:proofErr w:type="spellEnd"/>
+      <w:r>
+        <w:rPr>
+          <w:rFonts w:hint="eastAsia"/>
+        </w:rPr>
+        <w:t>。</w:t>
+      </w:r>
+    </w:p>
+    <w:p>
+      <w:pPr>
+        <w:rPr>
+          <w:rFonts w:hint="eastAsia"/>
+        </w:rPr>
+      </w:pPr>
+    </w:p>
+    <w:p>
+      <w:pPr>
+        <w:rPr>
+          <w:rFonts w:hint="eastAsia"/>
+        </w:rPr>
+      </w:pPr>
+      <w:r>
+        <w:rPr>
+          <w:rFonts w:hint="eastAsia"/>
+        </w:rPr>
+        <w:t>3000</w:t>
+      </w:r>
+      <w:r>
+        <w:rPr>
+          <w:rFonts w:hint="eastAsia"/>
+        </w:rPr>
+        <w:t>年前，先知以利亞身處山頂，宣講神的國。王后耶洗別將外邦神巴力引入了以色列。以利亞在迦密山上向</w:t>
+      </w:r>
+      <w:r>
+        <w:rPr>
+          <w:rFonts w:hint="eastAsia"/>
+        </w:rPr>
+        <w:t>450</w:t>
+      </w:r>
+      <w:r>
+        <w:rPr>
+          <w:rFonts w:hint="eastAsia"/>
+        </w:rPr>
+        <w:t>位巴力先知挑戰，要與以色列的神一較高下。</w:t>
+      </w:r>
+    </w:p>
+    <w:p>
+      <w:pPr>
+        <w:rPr>
+          <w:rFonts w:hint="eastAsia"/>
+        </w:rPr>
+      </w:pPr>
+    </w:p>
+    <w:p>
+      <w:pPr>
+        <w:rPr>
+          <w:rFonts w:hint="eastAsia"/>
+        </w:rPr>
+      </w:pPr>
+      <w:r>
+        <w:rPr>
+          <w:rFonts w:hint="eastAsia"/>
+        </w:rPr>
+        <w:lastRenderedPageBreak/>
+        <w:t xml:space="preserve">1. </w:t>
+      </w:r>
+      <w:proofErr w:type="spellStart"/>
+      <w:r>
+        <w:rPr>
+          <w:rFonts w:hint="eastAsia"/>
+        </w:rPr>
+        <w:t>列王紀上</w:t>
+      </w:r>
+      <w:proofErr w:type="spellEnd"/>
+      <w:r>
+        <w:rPr>
+          <w:rFonts w:hint="eastAsia"/>
+        </w:rPr>
+        <w:t xml:space="preserve"> 18:38-39</w:t>
+      </w:r>
+      <w:r>
+        <w:rPr>
+          <w:rFonts w:hint="eastAsia"/>
+        </w:rPr>
+        <w:t>：神彰顯了祂超越其他假偶像的大能。</w:t>
+      </w:r>
+    </w:p>
+    <w:p>
+      <w:pPr>
+        <w:rPr>
+          <w:rFonts w:hint="eastAsia"/>
+        </w:rPr>
+      </w:pPr>
+      <w:r>
+        <w:rPr>
+          <w:rFonts w:hint="eastAsia"/>
+        </w:rPr>
+        <w:t xml:space="preserve">2. </w:t>
+      </w:r>
+      <w:proofErr w:type="spellStart"/>
+      <w:r>
+        <w:rPr>
+          <w:rFonts w:hint="eastAsia"/>
+        </w:rPr>
+        <w:t>列王紀上</w:t>
+      </w:r>
+      <w:proofErr w:type="spellEnd"/>
+      <w:r>
+        <w:rPr>
+          <w:rFonts w:hint="eastAsia"/>
+        </w:rPr>
+        <w:t xml:space="preserve"> 19:2</w:t>
+      </w:r>
+      <w:r>
+        <w:rPr>
+          <w:rFonts w:hint="eastAsia"/>
+        </w:rPr>
+        <w:t>：以利亞在迦密山戰勝巴力先知後，王后耶洗別發誓要在</w:t>
+      </w:r>
+      <w:r>
+        <w:rPr>
+          <w:rFonts w:hint="eastAsia"/>
+        </w:rPr>
+        <w:t>24</w:t>
+      </w:r>
+      <w:r>
+        <w:rPr>
+          <w:rFonts w:hint="eastAsia"/>
+        </w:rPr>
+        <w:t>小時內殺掉他。以利亞為保命逃入曠野。</w:t>
+      </w:r>
+    </w:p>
+    <w:p>
+      <w:pPr>
+        <w:rPr>
+          <w:rFonts w:hint="eastAsia"/>
+        </w:rPr>
+      </w:pPr>
+      <w:r>
+        <w:rPr>
+          <w:rFonts w:hint="eastAsia"/>
+        </w:rPr>
+        <w:t xml:space="preserve">3. </w:t>
+      </w:r>
+      <w:proofErr w:type="spellStart"/>
+      <w:r>
+        <w:rPr>
+          <w:rFonts w:hint="eastAsia"/>
+        </w:rPr>
+        <w:t>列王紀上</w:t>
+      </w:r>
+      <w:proofErr w:type="spellEnd"/>
+      <w:r>
+        <w:rPr>
+          <w:rFonts w:hint="eastAsia"/>
+        </w:rPr>
+        <w:t xml:space="preserve"> 19:4</w:t>
+      </w:r>
+      <w:r>
+        <w:rPr>
+          <w:rFonts w:hint="eastAsia"/>
+        </w:rPr>
+        <w:t>：以利亞逃入曠野，坐在金雀花（</w:t>
+      </w:r>
+      <w:r>
+        <w:rPr>
+          <w:rFonts w:hint="eastAsia"/>
+        </w:rPr>
+        <w:t xml:space="preserve">broom </w:t>
+      </w:r>
+      <w:proofErr w:type="spellStart"/>
+      <w:r>
+        <w:rPr>
+          <w:rFonts w:hint="eastAsia"/>
+        </w:rPr>
+        <w:t>tree</w:t>
+      </w:r>
+      <w:r>
+        <w:rPr>
+          <w:rFonts w:hint="eastAsia"/>
+        </w:rPr>
+        <w:t>）下，心灰意冷，一心求死</w:t>
+      </w:r>
+      <w:proofErr w:type="spellEnd"/>
+      <w:r>
+        <w:rPr>
+          <w:rFonts w:hint="eastAsia"/>
+        </w:rPr>
+        <w:t>。</w:t>
+      </w:r>
+    </w:p>
+    <w:p>
+      <w:pPr>
+        <w:rPr>
+          <w:rFonts w:hint="eastAsia"/>
+        </w:rPr>
+      </w:pPr>
+      <w:r>
+        <w:rPr>
+          <w:rFonts w:hint="eastAsia"/>
+        </w:rPr>
+        <w:t xml:space="preserve">4. </w:t>
+      </w:r>
+      <w:proofErr w:type="spellStart"/>
+      <w:r>
+        <w:rPr>
+          <w:rFonts w:hint="eastAsia"/>
+        </w:rPr>
+        <w:t>提姆凱勒（</w:t>
+      </w:r>
+      <w:r>
+        <w:rPr>
+          <w:rFonts w:hint="eastAsia"/>
+        </w:rPr>
+        <w:t>Tim</w:t>
+      </w:r>
+      <w:proofErr w:type="spellEnd"/>
+      <w:r>
+        <w:rPr>
+          <w:rFonts w:hint="eastAsia"/>
+        </w:rPr>
+        <w:t xml:space="preserve"> </w:t>
+      </w:r>
+      <w:proofErr w:type="spellStart"/>
+      <w:r>
+        <w:rPr>
+          <w:rFonts w:hint="eastAsia"/>
+        </w:rPr>
+        <w:t>Keller</w:t>
+      </w:r>
+      <w:r>
+        <w:rPr>
+          <w:rFonts w:hint="eastAsia"/>
+        </w:rPr>
+        <w:t>）語錄</w:t>
+      </w:r>
+      <w:proofErr w:type="spellEnd"/>
+      <w:r>
+        <w:rPr>
+          <w:rFonts w:hint="eastAsia"/>
+        </w:rPr>
+        <w:t>：“</w:t>
+      </w:r>
+      <w:proofErr w:type="spellStart"/>
+      <w:r>
+        <w:rPr>
+          <w:rFonts w:hint="eastAsia"/>
+        </w:rPr>
+        <w:t>如果我們的身份認同建立在工作而非基督之上，成功會讓我們變得狂妄自大，而失敗則會重創我們的內心</w:t>
+      </w:r>
+      <w:proofErr w:type="spellEnd"/>
+      <w:r>
+        <w:rPr>
+          <w:rFonts w:hint="eastAsia"/>
+        </w:rPr>
+        <w:t>。”</w:t>
+      </w:r>
+    </w:p>
+    <w:p>
+      <w:pPr>
+        <w:rPr>
+          <w:rFonts w:hint="eastAsia"/>
+        </w:rPr>
+      </w:pPr>
+      <w:r>
+        <w:rPr>
+          <w:rFonts w:hint="eastAsia"/>
+        </w:rPr>
+        <w:t xml:space="preserve">5. </w:t>
+      </w:r>
+      <w:proofErr w:type="spellStart"/>
+      <w:r>
+        <w:rPr>
+          <w:rFonts w:hint="eastAsia"/>
+        </w:rPr>
+        <w:t>列王紀上</w:t>
+      </w:r>
+      <w:proofErr w:type="spellEnd"/>
+      <w:r>
+        <w:rPr>
+          <w:rFonts w:hint="eastAsia"/>
+        </w:rPr>
+        <w:t xml:space="preserve"> 19:5-7</w:t>
+      </w:r>
+      <w:r>
+        <w:rPr>
+          <w:rFonts w:hint="eastAsia"/>
+        </w:rPr>
+        <w:t>：神差遣天使送來食物，讓以利亞休息，防止他徹底崩潰。</w:t>
+      </w:r>
+    </w:p>
+    <w:p>
+      <w:pPr>
+        <w:rPr>
+          <w:rFonts w:hint="eastAsia"/>
+        </w:rPr>
+      </w:pPr>
+      <w:r>
+        <w:rPr>
+          <w:rFonts w:hint="eastAsia"/>
+        </w:rPr>
+        <w:t xml:space="preserve">6. </w:t>
+      </w:r>
+      <w:r>
+        <w:rPr>
+          <w:rFonts w:hint="eastAsia"/>
+        </w:rPr>
+        <w:t>結語：</w:t>
+      </w:r>
+    </w:p>
+    <w:p>
+      <w:pPr>
+        <w:rPr>
+          <w:rFonts w:hint="eastAsia"/>
+        </w:rPr>
+      </w:pPr>
+      <w:proofErr w:type="spellStart"/>
+      <w:r>
+        <w:rPr>
+          <w:rFonts w:hint="eastAsia"/>
+        </w:rPr>
+        <w:t>拯救生命的三個步驟</w:t>
+      </w:r>
+      <w:proofErr w:type="spellEnd"/>
+      <w:r>
+        <w:rPr>
+          <w:rFonts w:hint="eastAsia"/>
+        </w:rPr>
+        <w:t>：</w:t>
+      </w:r>
+    </w:p>
+    <w:p>
+      <w:pPr>
+        <w:rPr>
+          <w:rFonts w:hint="eastAsia"/>
+        </w:rPr>
+      </w:pPr>
+      <w:r>
+        <w:rPr>
+          <w:rFonts w:hint="eastAsia"/>
+        </w:rPr>
+        <w:t xml:space="preserve">a. </w:t>
+      </w:r>
+      <w:proofErr w:type="spellStart"/>
+      <w:r>
+        <w:rPr>
+          <w:rFonts w:hint="eastAsia"/>
+        </w:rPr>
+        <w:t>身為基督徒，我的身分是「神的形象的承載者</w:t>
+      </w:r>
+      <w:proofErr w:type="spellEnd"/>
+      <w:r>
+        <w:rPr>
+          <w:rFonts w:hint="eastAsia"/>
+        </w:rPr>
+        <w:t>」（</w:t>
+      </w:r>
+      <w:r>
+        <w:rPr>
+          <w:rFonts w:hint="eastAsia"/>
+        </w:rPr>
+        <w:t>Imago Dei</w:t>
+      </w:r>
+      <w:r>
+        <w:rPr>
+          <w:rFonts w:hint="eastAsia"/>
+        </w:rPr>
+        <w:t>），</w:t>
+      </w:r>
+      <w:r>
+        <w:rPr>
+          <w:rFonts w:hint="eastAsia"/>
+        </w:rPr>
+        <w:t>AI</w:t>
+      </w:r>
+      <w:r>
+        <w:rPr>
+          <w:rFonts w:hint="eastAsia"/>
+        </w:rPr>
+        <w:t>科技並不能賦予我們這種身分：我們被造的身分是為了向世界反映神的品格、愛與本性。每個人的身分都蘊含著與生俱來的尊嚴，這種尊嚴並不取決於你的成就或財務上的成功。</w:t>
+      </w:r>
+    </w:p>
+    <w:p>
+      <w:pPr>
+        <w:rPr>
+          <w:rFonts w:hint="eastAsia"/>
+        </w:rPr>
+      </w:pPr>
+      <w:proofErr w:type="spellStart"/>
+      <w:r>
+        <w:rPr>
+          <w:rFonts w:hint="eastAsia"/>
+        </w:rPr>
+        <w:t>b.</w:t>
+      </w:r>
+      <w:r>
+        <w:rPr>
+          <w:rFonts w:hint="eastAsia"/>
+        </w:rPr>
+        <w:t>我們被賜予了神的兒女這個身分</w:t>
+      </w:r>
+      <w:proofErr w:type="spellEnd"/>
+      <w:r>
+        <w:rPr>
+          <w:rFonts w:hint="eastAsia"/>
+        </w:rPr>
+        <w:t>。</w:t>
+      </w:r>
+    </w:p>
+    <w:p>
+      <w:pPr>
+        <w:rPr>
+          <w:rFonts w:hint="eastAsia"/>
+        </w:rPr>
+      </w:pPr>
+      <w:r>
+        <w:rPr>
+          <w:rFonts w:hint="eastAsia"/>
+        </w:rPr>
+        <w:t xml:space="preserve">c. </w:t>
+      </w:r>
+      <w:proofErr w:type="spellStart"/>
+      <w:r>
+        <w:rPr>
+          <w:rFonts w:hint="eastAsia"/>
+        </w:rPr>
+        <w:t>第三點，我們被賜給了屬天的神</w:t>
+      </w:r>
+      <w:proofErr w:type="spellEnd"/>
+      <w:r>
+        <w:rPr>
+          <w:rFonts w:hint="eastAsia"/>
+        </w:rPr>
+        <w:t>：</w:t>
+      </w:r>
+    </w:p>
+    <w:p>
+      <w:pPr>
+        <w:rPr>
+          <w:rFonts w:hint="eastAsia"/>
+        </w:rPr>
+      </w:pPr>
+      <w:proofErr w:type="spellStart"/>
+      <w:r>
+        <w:rPr>
+          <w:rFonts w:hint="eastAsia"/>
+        </w:rPr>
+        <w:t>在工作、金錢和身分（作為神的形象承載者）這幾方面，我們無需冒險（或：不必患得失</w:t>
+      </w:r>
+      <w:proofErr w:type="spellEnd"/>
+      <w:r>
+        <w:rPr>
+          <w:rFonts w:hint="eastAsia"/>
+        </w:rPr>
+        <w:t>）。</w:t>
+      </w:r>
+    </w:p>
+    <w:p>
+      <w:proofErr w:type="spellStart"/>
+      <w:r>
+        <w:rPr>
+          <w:rFonts w:hint="eastAsia"/>
+        </w:rPr>
+        <w:t>行動：每天活出我們在基督裡的身份，為每個人帶來希望</w:t>
+      </w:r>
+      <w:proofErr w:type="spellEnd"/>
+      <w:r>
+        <w:rPr>
+          <w:rFonts w:hint="eastAsia"/>
+        </w:rPr>
+        <w:t>。</w:t>
+      </w:r>
+    </w:p>
+    <w:p/>
+    <w:p>
+      <w:r>
+        <w:br/>
+      </w:r>
+    </w:p>
+    <w:p>
+      <w:pPr>
+        <w:rPr>
+          <w:rFonts w:hint="eastAsia"/>
+        </w:rPr>
+      </w:pPr>
+      <w:r>
+        <w:rPr>
+          <w:rFonts w:hint="eastAsia"/>
+        </w:rPr>
+        <w:t>======</w:t>
+      </w:r>
+    </w:p>
+    <w:p>
+      <w:pPr>
+        <w:rPr>
+          <w:rFonts w:hint="eastAsia"/>
+        </w:rPr>
+      </w:pPr>
+      <w:r>
+        <w:rPr>
+          <w:rFonts w:hint="eastAsia"/>
+        </w:rPr>
+        <w:t>2026</w:t>
+      </w:r>
+      <w:r>
+        <w:rPr>
+          <w:rFonts w:hint="eastAsia"/>
+        </w:rPr>
+        <w:t>年</w:t>
+      </w:r>
+      <w:r>
+        <w:rPr>
+          <w:rFonts w:hint="eastAsia"/>
+        </w:rPr>
+        <w:t>6</w:t>
+      </w:r>
+      <w:r>
+        <w:rPr>
+          <w:rFonts w:hint="eastAsia"/>
+        </w:rPr>
+        <w:t>月</w:t>
+      </w:r>
+      <w:r>
+        <w:rPr>
+          <w:rFonts w:hint="eastAsia"/>
+        </w:rPr>
+        <w:t>13</w:t>
+      </w:r>
+      <w:r>
+        <w:rPr>
+          <w:rFonts w:hint="eastAsia"/>
+        </w:rPr>
+        <w:t>日、メンロ教会（</w:t>
+      </w:r>
+      <w:r>
+        <w:rPr>
+          <w:rFonts w:hint="eastAsia"/>
+        </w:rPr>
+        <w:t>Menlo Church</w:t>
+      </w:r>
+      <w:r>
+        <w:rPr>
+          <w:rFonts w:hint="eastAsia"/>
+        </w:rPr>
+        <w:t>）礼拝（先週分：</w:t>
+      </w:r>
+      <w:r>
+        <w:rPr>
+          <w:rFonts w:hint="eastAsia"/>
+        </w:rPr>
+        <w:t>2028</w:t>
+      </w:r>
+      <w:r>
+        <w:rPr>
+          <w:rFonts w:hint="eastAsia"/>
+        </w:rPr>
+        <w:t>年</w:t>
+      </w:r>
+      <w:r>
+        <w:rPr>
+          <w:rFonts w:hint="eastAsia"/>
+        </w:rPr>
+        <w:t>5</w:t>
+      </w:r>
+      <w:r>
+        <w:rPr>
+          <w:rFonts w:hint="eastAsia"/>
+        </w:rPr>
+        <w:t>月</w:t>
+      </w:r>
+      <w:r>
+        <w:rPr>
+          <w:rFonts w:hint="eastAsia"/>
+        </w:rPr>
+        <w:t>31</w:t>
+      </w:r>
+      <w:r>
+        <w:rPr>
+          <w:rFonts w:hint="eastAsia"/>
+        </w:rPr>
+        <w:t>日の要約）</w:t>
+      </w:r>
+    </w:p>
+    <w:p>
+      <w:pPr>
+        <w:rPr>
+          <w:rFonts w:hint="eastAsia"/>
+        </w:rPr>
+      </w:pPr>
+      <w:r>
+        <w:rPr>
+          <w:rFonts w:hint="eastAsia"/>
+        </w:rPr>
+        <w:t>https://www.youtube.com/watch?v=9aKCkFeMUmE</w:t>
+      </w:r>
+    </w:p>
+    <w:p>
+      <w:pPr>
+        <w:rPr>
+          <w:rFonts w:hint="eastAsia"/>
+        </w:rPr>
+      </w:pPr>
+      <w:proofErr w:type="spellStart"/>
+      <w:r>
+        <w:rPr>
+          <w:rFonts w:hint="eastAsia"/>
+        </w:rPr>
+        <w:t>ハードウェアの故障</w:t>
+      </w:r>
+      <w:proofErr w:type="spellEnd"/>
+      <w:r>
+        <w:rPr>
+          <w:rFonts w:hint="eastAsia"/>
+        </w:rPr>
         <w:t xml:space="preserve"> | </w:t>
       </w:r>
       <w:proofErr w:type="spellStart"/>
@@ -2507,49 +3400,204 @@
         <w:rPr>
           <w:rFonts w:hint="eastAsia"/>
         </w:rPr>
-        <w:t>Menlo</w:t>
-      </w:r>
-      <w:r>
-        <w:rPr>
-          <w:rFonts w:hint="eastAsia"/>
-        </w:rPr>
-        <w:t>教會</w:t>
+        <w:t>グリッチ（不具合</w:t>
       </w:r>
       <w:proofErr w:type="spellEnd"/>
       <w:r>
         <w:rPr>
           <w:rFonts w:hint="eastAsia"/>
         </w:rPr>
-        <w:t xml:space="preserve"> Phil EuBank</w:t>
-      </w:r>
-    </w:p>
-    <w:p>
-      <w:pPr>
-        <w:rPr>
-          <w:rFonts w:hint="eastAsia"/>
-        </w:rPr>
-      </w:pPr>
-    </w:p>
-    <w:p>
-      <w:pPr>
-        <w:rPr>
-          <w:rFonts w:hint="eastAsia"/>
-        </w:rPr>
-      </w:pPr>
+        <w:t>）</w:t>
+      </w:r>
+      <w:r>
+        <w:rPr>
+          <w:rFonts w:hint="eastAsia"/>
+        </w:rPr>
+        <w:t xml:space="preserve"> | </w:t>
+      </w:r>
       <w:proofErr w:type="spellStart"/>
       <w:r>
         <w:rPr>
           <w:rFonts w:hint="eastAsia"/>
         </w:rPr>
-        <w:t>度過夏天之後，我們需要經歷一次「重塑</w:t>
+        <w:t>メンロ教会</w:t>
       </w:r>
       <w:proofErr w:type="spellEnd"/>
       <w:r>
         <w:rPr>
           <w:rFonts w:hint="eastAsia"/>
         </w:rPr>
-        <w:t>」。</w:t>
-      </w:r>
+        <w:t xml:space="preserve"> </w:t>
+      </w:r>
+      <w:proofErr w:type="spellStart"/>
+      <w:r>
+        <w:rPr>
+          <w:rFonts w:hint="eastAsia"/>
+        </w:rPr>
+        <w:t>フィル</w:t>
+      </w:r>
+      <w:r>
+        <w:rPr>
+          <w:rFonts w:ascii="MS Mincho" w:eastAsia="MS Mincho" w:hAnsi="MS Mincho" w:cs="MS Mincho" w:hint="eastAsia"/>
+        </w:rPr>
+        <w:t>・</w:t>
+      </w:r>
+      <w:r>
+        <w:rPr>
+          <w:rFonts w:ascii="SimSun" w:hAnsi="SimSun" w:cs="SimSun" w:hint="eastAsia"/>
+        </w:rPr>
+        <w:t>ユーバンク（</w:t>
+      </w:r>
+      <w:r>
+        <w:rPr>
+          <w:rFonts w:hint="eastAsia"/>
+        </w:rPr>
+        <w:t>Phil</w:t>
+      </w:r>
+      <w:proofErr w:type="spellEnd"/>
+      <w:r>
+        <w:rPr>
+          <w:rFonts w:hint="eastAsia"/>
+        </w:rPr>
+        <w:t xml:space="preserve"> EuBank</w:t>
+      </w:r>
+      <w:r>
+        <w:rPr>
+          <w:rFonts w:hint="eastAsia"/>
+        </w:rPr>
+        <w:t>）</w:t>
+      </w:r>
+    </w:p>
+    <w:p>
+      <w:pPr>
+        <w:rPr>
+          <w:rFonts w:hint="eastAsia"/>
+        </w:rPr>
+      </w:pPr>
+    </w:p>
+    <w:p>
+      <w:pPr>
+        <w:rPr>
+          <w:rFonts w:hint="eastAsia"/>
+        </w:rPr>
+      </w:pPr>
+      <w:r>
+        <w:rPr>
+          <w:rFonts w:hint="eastAsia"/>
+        </w:rPr>
+        <w:t>AI</w:t>
+      </w:r>
+      <w:r>
+        <w:rPr>
+          <w:rFonts w:hint="eastAsia"/>
+        </w:rPr>
+        <w:t>時代における「人間」について語ります。「グリッチ（</w:t>
+      </w:r>
+      <w:r>
+        <w:rPr>
+          <w:rFonts w:hint="eastAsia"/>
+        </w:rPr>
+        <w:t>Glitch</w:t>
+      </w:r>
+      <w:r>
+        <w:rPr>
+          <w:rFonts w:hint="eastAsia"/>
+        </w:rPr>
+        <w:t>）」シリーズでは</w:t>
+      </w:r>
+      <w:r>
+        <w:rPr>
+          <w:rFonts w:hint="eastAsia"/>
+        </w:rPr>
+        <w:t>4</w:t>
+      </w:r>
+      <w:r>
+        <w:rPr>
+          <w:rFonts w:hint="eastAsia"/>
+        </w:rPr>
+        <w:t>つの議論を行います。先週は、</w:t>
+      </w:r>
+      <w:r>
+        <w:rPr>
+          <w:rFonts w:hint="eastAsia"/>
+        </w:rPr>
+        <w:t>AI</w:t>
+      </w:r>
+      <w:r>
+        <w:rPr>
+          <w:rFonts w:hint="eastAsia"/>
+        </w:rPr>
+        <w:t>時代における不安という問題の「無限ループ（アルゴリズム上のソフトウェア</w:t>
+      </w:r>
+      <w:r>
+        <w:rPr>
+          <w:rFonts w:ascii="MS Mincho" w:eastAsia="MS Mincho" w:hAnsi="MS Mincho" w:cs="MS Mincho" w:hint="eastAsia"/>
+        </w:rPr>
+        <w:t>・</w:t>
+      </w:r>
+      <w:r>
+        <w:rPr>
+          <w:rFonts w:ascii="SimSun" w:hAnsi="SimSun" w:cs="SimSun" w:hint="eastAsia"/>
+        </w:rPr>
+        <w:t>バグ）」について話しました。「スパーク（</w:t>
+      </w:r>
+      <w:r>
+        <w:rPr>
+          <w:rFonts w:hint="eastAsia"/>
+        </w:rPr>
+        <w:t>Spark</w:t>
+      </w:r>
+      <w:r>
+        <w:rPr>
+          <w:rFonts w:hint="eastAsia"/>
+        </w:rPr>
+        <w:t>）」は</w:t>
+      </w:r>
+      <w:r>
+        <w:rPr>
+          <w:rFonts w:hint="eastAsia"/>
+        </w:rPr>
+        <w:t>Gemini AI</w:t>
+      </w:r>
+      <w:r>
+        <w:rPr>
+          <w:rFonts w:hint="eastAsia"/>
+        </w:rPr>
+        <w:t>のエージェント（仲介者）であり、イエスは神のエージェントです。私たちは、イエスというエージェント（スパーク）を通して、神（</w:t>
+      </w:r>
+      <w:r>
+        <w:rPr>
+          <w:rFonts w:hint="eastAsia"/>
+        </w:rPr>
+        <w:t xml:space="preserve">Gemini </w:t>
+      </w:r>
+      <w:proofErr w:type="spellStart"/>
+      <w:r>
+        <w:rPr>
+          <w:rFonts w:hint="eastAsia"/>
+        </w:rPr>
+        <w:t>AI</w:t>
+      </w:r>
+      <w:r>
+        <w:rPr>
+          <w:rFonts w:hint="eastAsia"/>
+        </w:rPr>
+        <w:t>）に身を委ねます。夏を過ぎれば「グリッチ」シリーズは終了し、私たちは自分自身を再構築できるようになるでしょう</w:t>
+      </w:r>
+      <w:proofErr w:type="spellEnd"/>
+      <w:r>
+        <w:rPr>
+          <w:rFonts w:hint="eastAsia"/>
+        </w:rPr>
+        <w:t>。</w:t>
+      </w:r>
+    </w:p>
+    <w:p>
+      <w:pPr>
+        <w:rPr>
+          <w:rFonts w:hint="eastAsia"/>
+        </w:rPr>
+      </w:pPr>
     </w:p>
     <w:p>
       <w:pPr>
@@ -2567,7 +3615,7 @@
         <w:rPr>
           <w:rFonts w:hint="eastAsia"/>
         </w:rPr>
-        <w:t>年前，先知以利亞身處山巔，宣講神的國。當時，王后耶洗別將外邦神巴力引入以色列。以利亞在迦密山上向巴力的</w:t>
+        <w:t>年前、預言者エリヤは山の頂にいました。彼は神の国について語りました。王妃イゼベルは、異国の神バアルをイスラエルに持ち込みました。エリヤはカルメル山で、バアルの預言者</w:t>
       </w:r>
       <w:r>
         <w:rPr>
@@ -2579,7 +3627,7 @@
         <w:rPr>
           <w:rFonts w:hint="eastAsia"/>
         </w:rPr>
-        <w:t>位先知發起挑戰，要與以色列的神一決高下。</w:t>
+        <w:t>人に対し、イスラエルの神との対決を挑みます。</w:t>
       </w:r>
     </w:p>
     <w:p>
@@ -2601,23 +3649,37 @@
         </w:rPr>
         <w:t xml:space="preserve">1. </w:t>
       </w:r>
-      <w:r>
-        <w:rPr>
-          <w:rFonts w:hint="eastAsia"/>
-        </w:rPr>
-        <w:t>《列王紀上》</w:t>
-      </w:r>
-      <w:r>
-        <w:rPr>
-          <w:rFonts w:hint="eastAsia"/>
-        </w:rPr>
-        <w:t>18:38-39</w:t>
-      </w:r>
-      <w:r>
-        <w:rPr>
-          <w:rFonts w:hint="eastAsia"/>
-        </w:rPr>
-        <w:t>：神彰顯了祂超越其他假神偶像的大能。</w:t>
+      <w:proofErr w:type="spellStart"/>
+      <w:r>
+        <w:rPr>
+          <w:rFonts w:hint="eastAsia"/>
+        </w:rPr>
+        <w:t>列王記上</w:t>
+      </w:r>
+      <w:proofErr w:type="spellEnd"/>
+      <w:r>
+        <w:rPr>
+          <w:rFonts w:hint="eastAsia"/>
+        </w:rPr>
+        <w:t xml:space="preserve"> 18</w:t>
+      </w:r>
+      <w:r>
+        <w:rPr>
+          <w:rFonts w:hint="eastAsia"/>
+        </w:rPr>
+        <w:t>章</w:t>
+      </w:r>
+      <w:r>
+        <w:rPr>
+          <w:rFonts w:hint="eastAsia"/>
+        </w:rPr>
+        <w:t>38-39</w:t>
+      </w:r>
+      <w:r>
+        <w:rPr>
+          <w:rFonts w:hint="eastAsia"/>
+        </w:rPr>
+        <w:t>節：神は、他の偽りの偶像に対するご自身の力を示されました。</w:t>
       </w:r>
     </w:p>
     <w:p>
@@ -2632,23 +3694,37 @@
         </w:rPr>
         <w:t xml:space="preserve">2. </w:t>
       </w:r>
-      <w:r>
-        <w:rPr>
-          <w:rFonts w:hint="eastAsia"/>
-        </w:rPr>
-        <w:t>《列王紀上》</w:t>
-      </w:r>
-      <w:r>
-        <w:rPr>
-          <w:rFonts w:hint="eastAsia"/>
-        </w:rPr>
-        <w:t>19:2</w:t>
-      </w:r>
-      <w:r>
-        <w:rPr>
-          <w:rFonts w:hint="eastAsia"/>
-        </w:rPr>
-        <w:t>：以利亞在迦密山戰勝巴力的先知後，王后耶洗別發誓要在</w:t>
+      <w:proofErr w:type="spellStart"/>
+      <w:r>
+        <w:rPr>
+          <w:rFonts w:hint="eastAsia"/>
+        </w:rPr>
+        <w:t>列王記上</w:t>
+      </w:r>
+      <w:proofErr w:type="spellEnd"/>
+      <w:r>
+        <w:rPr>
+          <w:rFonts w:hint="eastAsia"/>
+        </w:rPr>
+        <w:t xml:space="preserve"> 19</w:t>
+      </w:r>
+      <w:r>
+        <w:rPr>
+          <w:rFonts w:hint="eastAsia"/>
+        </w:rPr>
+        <w:t>章</w:t>
+      </w:r>
+      <w:r>
+        <w:rPr>
+          <w:rFonts w:hint="eastAsia"/>
+        </w:rPr>
+        <w:t>2</w:t>
+      </w:r>
+      <w:r>
+        <w:rPr>
+          <w:rFonts w:hint="eastAsia"/>
+        </w:rPr>
+        <w:t>節：カルメル山でバアルの預言者たちに勝利した後、王妃イゼベルは</w:t>
       </w:r>
       <w:r>
         <w:rPr>
@@ -2660,7 +3736,7 @@
         <w:rPr>
           <w:rFonts w:hint="eastAsia"/>
         </w:rPr>
-        <w:t>小時內殺掉他。以利亞為保性命，逃入曠野。</w:t>
+        <w:t>時間以内にエリヤを殺すと誓います。エリヤは身を守るために荒野へと逃げ出します。</w:t>
       </w:r>
     </w:p>
     <w:p>
@@ -2675,23 +3751,37 @@
         </w:rPr>
         <w:t xml:space="preserve">3. </w:t>
       </w:r>
-      <w:r>
-        <w:rPr>
-          <w:rFonts w:hint="eastAsia"/>
-        </w:rPr>
-        <w:t>《列王紀上》</w:t>
-      </w:r>
-      <w:r>
-        <w:rPr>
-          <w:rFonts w:hint="eastAsia"/>
-        </w:rPr>
-        <w:t>19:4</w:t>
-      </w:r>
-      <w:r>
-        <w:rPr>
-          <w:rFonts w:hint="eastAsia"/>
-        </w:rPr>
-        <w:t>：以利亞逃至曠野，坐在金雀花（</w:t>
+      <w:proofErr w:type="spellStart"/>
+      <w:r>
+        <w:rPr>
+          <w:rFonts w:hint="eastAsia"/>
+        </w:rPr>
+        <w:t>列王記上</w:t>
+      </w:r>
+      <w:proofErr w:type="spellEnd"/>
+      <w:r>
+        <w:rPr>
+          <w:rFonts w:hint="eastAsia"/>
+        </w:rPr>
+        <w:t xml:space="preserve"> 19</w:t>
+      </w:r>
+      <w:r>
+        <w:rPr>
+          <w:rFonts w:hint="eastAsia"/>
+        </w:rPr>
+        <w:t>章</w:t>
+      </w:r>
+      <w:r>
+        <w:rPr>
+          <w:rFonts w:hint="eastAsia"/>
+        </w:rPr>
+        <w:t>4</w:t>
+      </w:r>
+      <w:r>
+        <w:rPr>
+          <w:rFonts w:hint="eastAsia"/>
+        </w:rPr>
+        <w:t>節：荒野に逃げ込んだエリヤは、エニシダ（</w:t>
       </w:r>
       <w:r>
         <w:rPr>
@@ -2710,7 +3800,7 @@
         <w:rPr>
           <w:rFonts w:hint="eastAsia"/>
         </w:rPr>
-        <w:t>）下，心灰意冷，一心求死</w:t>
+        <w:t>）の木の下に座り込み、死を覚悟します</w:t>
       </w:r>
       <w:proofErr w:type="spellEnd"/>
       <w:r>
@@ -2737,197 +3827,234 @@
         <w:rPr>
           <w:rFonts w:hint="eastAsia"/>
         </w:rPr>
-        <w:t>提姆凱勒（</w:t>
-      </w:r>
-      <w:r>
-        <w:rPr>
-          <w:rFonts w:hint="eastAsia"/>
-        </w:rPr>
-        <w:t>Tim</w:t>
+        <w:t>ティム</w:t>
+      </w:r>
+      <w:r>
+        <w:rPr>
+          <w:rFonts w:ascii="MS Mincho" w:eastAsia="MS Mincho" w:hAnsi="MS Mincho" w:cs="MS Mincho" w:hint="eastAsia"/>
+        </w:rPr>
+        <w:t>・</w:t>
+      </w:r>
+      <w:r>
+        <w:rPr>
+          <w:rFonts w:ascii="SimSun" w:hAnsi="SimSun" w:cs="SimSun" w:hint="eastAsia"/>
+        </w:rPr>
+        <w:t>ケラ</w:t>
       </w:r>
       <w:proofErr w:type="spellEnd"/>
       <w:r>
         <w:rPr>
-          <w:rFonts w:hint="eastAsia"/>
-        </w:rPr>
-        <w:t xml:space="preserve"> </w:t>
+          <w:rFonts w:ascii="SimSun" w:hAnsi="SimSun" w:cs="SimSun" w:hint="eastAsia"/>
+        </w:rPr>
+        <w:t>ー（</w:t>
+      </w:r>
+      <w:r>
+        <w:rPr>
+          <w:rFonts w:hint="eastAsia"/>
+        </w:rPr>
+        <w:t>Tim Keller</w:t>
+      </w:r>
+      <w:r>
+        <w:rPr>
+          <w:rFonts w:hint="eastAsia"/>
+        </w:rPr>
+        <w:t>）の言葉：「もし私たちのアイデンティティがキリストではなく仕事にあるならば、成功は私たちを傲慢にさせ（頭に上り）、失敗は私たちの心を打ち砕く（心に深く突き刺さる）ことになるでしょう。」</w:t>
+      </w:r>
+    </w:p>
+    <w:p>
+      <w:pPr>
+        <w:rPr>
+          <w:rFonts w:hint="eastAsia"/>
+        </w:rPr>
+      </w:pPr>
+      <w:r>
+        <w:rPr>
+          <w:rFonts w:hint="eastAsia"/>
+        </w:rPr>
+        <w:t xml:space="preserve">5. </w:t>
       </w:r>
       <w:proofErr w:type="spellStart"/>
       <w:r>
         <w:rPr>
           <w:rFonts w:hint="eastAsia"/>
         </w:rPr>
-        <w:t>Keller</w:t>
-      </w:r>
-      <w:r>
-        <w:rPr>
-          <w:rFonts w:hint="eastAsia"/>
-        </w:rPr>
-        <w:t>）曾言</w:t>
+        <w:t>列王記上</w:t>
       </w:r>
       <w:proofErr w:type="spellEnd"/>
       <w:r>
         <w:rPr>
           <w:rFonts w:hint="eastAsia"/>
         </w:rPr>
-        <w:t>：“</w:t>
+        <w:t xml:space="preserve"> 19</w:t>
+      </w:r>
+      <w:r>
+        <w:rPr>
+          <w:rFonts w:hint="eastAsia"/>
+        </w:rPr>
+        <w:t>章</w:t>
+      </w:r>
+      <w:r>
+        <w:rPr>
+          <w:rFonts w:hint="eastAsia"/>
+        </w:rPr>
+        <w:t>5-7</w:t>
+      </w:r>
+      <w:r>
+        <w:rPr>
+          <w:rFonts w:hint="eastAsia"/>
+        </w:rPr>
+        <w:t>節：神は天使を遣わし、エリヤが崩れ落ちてしまわないよう、食事と休息を与えられました。</w:t>
+      </w:r>
+    </w:p>
+    <w:p>
+      <w:pPr>
+        <w:rPr>
+          <w:rFonts w:hint="eastAsia"/>
+        </w:rPr>
+      </w:pPr>
+      <w:r>
+        <w:rPr>
+          <w:rFonts w:hint="eastAsia"/>
+        </w:rPr>
+        <w:lastRenderedPageBreak/>
+        <w:t xml:space="preserve">6. </w:t>
       </w:r>
       <w:proofErr w:type="spellStart"/>
       <w:r>
         <w:rPr>
           <w:rFonts w:hint="eastAsia"/>
         </w:rPr>
-        <w:t>如果我們的身份認同建立在工作而非基督之上，成功會讓我們變得狂妄自大，而失敗則會讓我們心碎絕望</w:t>
+        <w:t>結論</w:t>
       </w:r>
       <w:proofErr w:type="spellEnd"/>
       <w:r>
         <w:rPr>
           <w:rFonts w:hint="eastAsia"/>
         </w:rPr>
-        <w:t>。”</w:t>
-      </w:r>
-    </w:p>
-    <w:p>
-      <w:pPr>
-        <w:rPr>
-          <w:rFonts w:hint="eastAsia"/>
-        </w:rPr>
-      </w:pPr>
-      <w:r>
-        <w:rPr>
-          <w:rFonts w:hint="eastAsia"/>
-        </w:rPr>
-        <w:t xml:space="preserve">5. </w:t>
-      </w:r>
-      <w:r>
-        <w:rPr>
-          <w:rFonts w:hint="eastAsia"/>
-        </w:rPr>
-        <w:t>《列王紀上》</w:t>
-      </w:r>
-      <w:r>
-        <w:rPr>
-          <w:rFonts w:hint="eastAsia"/>
-        </w:rPr>
-        <w:t>19:5-7</w:t>
-      </w:r>
-      <w:r>
-        <w:rPr>
-          <w:rFonts w:hint="eastAsia"/>
-        </w:rPr>
-        <w:t>：神差遣天使送來食物，讓以利亞安睡，以防止他徹底崩潰。</w:t>
-      </w:r>
-    </w:p>
-    <w:p>
-      <w:pPr>
-        <w:rPr>
-          <w:rFonts w:hint="eastAsia"/>
-        </w:rPr>
-      </w:pPr>
-      <w:r>
-        <w:rPr>
-          <w:rFonts w:hint="eastAsia"/>
-        </w:rPr>
-        <w:t xml:space="preserve">6. </w:t>
-      </w:r>
-      <w:r>
-        <w:rPr>
-          <w:rFonts w:hint="eastAsia"/>
-        </w:rPr>
-        <w:t>結語：</w:t>
-      </w:r>
-    </w:p>
-    <w:p>
-      <w:pPr>
-        <w:rPr>
-          <w:rFonts w:hint="eastAsia"/>
-        </w:rPr>
-      </w:pPr>
+        <w:t>：</w:t>
+      </w:r>
+    </w:p>
+    <w:p>
+      <w:pPr>
+        <w:rPr>
+          <w:rFonts w:hint="eastAsia"/>
+        </w:rPr>
+      </w:pPr>
+      <w:r>
+        <w:rPr>
+          <w:rFonts w:hint="eastAsia"/>
+        </w:rPr>
+        <w:t>命を救うための</w:t>
+      </w:r>
+      <w:r>
+        <w:rPr>
+          <w:rFonts w:hint="eastAsia"/>
+        </w:rPr>
+        <w:t>3</w:t>
+      </w:r>
+      <w:r>
+        <w:rPr>
+          <w:rFonts w:hint="eastAsia"/>
+        </w:rPr>
+        <w:t>つのステップ：</w:t>
+      </w:r>
+    </w:p>
+    <w:p>
+      <w:pPr>
+        <w:rPr>
+          <w:rFonts w:hint="eastAsia"/>
+        </w:rPr>
+      </w:pPr>
+      <w:r>
+        <w:rPr>
+          <w:rFonts w:hint="eastAsia"/>
+        </w:rPr>
+        <w:t xml:space="preserve">a. </w:t>
+      </w:r>
       <w:proofErr w:type="spellStart"/>
       <w:r>
         <w:rPr>
           <w:rFonts w:hint="eastAsia"/>
         </w:rPr>
-        <w:t>拯救我們生命的三個步驟</w:t>
+        <w:t>私のアイデンティティは、クリスチャンとして神の似姿（</w:t>
+      </w:r>
+      <w:r>
+        <w:rPr>
+          <w:rFonts w:hint="eastAsia"/>
+        </w:rPr>
+        <w:t>Imago</w:t>
       </w:r>
       <w:proofErr w:type="spellEnd"/>
       <w:r>
         <w:rPr>
           <w:rFonts w:hint="eastAsia"/>
         </w:rPr>
-        <w:t>：</w:t>
-      </w:r>
-    </w:p>
-    <w:p>
-      <w:pPr>
-        <w:rPr>
-          <w:rFonts w:hint="eastAsia"/>
-        </w:rPr>
-      </w:pPr>
-      <w:r>
-        <w:rPr>
-          <w:rFonts w:hint="eastAsia"/>
-        </w:rPr>
-        <w:lastRenderedPageBreak/>
-        <w:t xml:space="preserve">a. </w:t>
-      </w:r>
+        <w:t xml:space="preserve"> Dei</w:t>
+      </w:r>
+      <w:r>
+        <w:rPr>
+          <w:rFonts w:hint="eastAsia"/>
+        </w:rPr>
+        <w:t>）を担う者であること。</w:t>
+      </w:r>
+      <w:r>
+        <w:rPr>
+          <w:rFonts w:hint="eastAsia"/>
+        </w:rPr>
+        <w:t>AI</w:t>
+      </w:r>
+      <w:r>
+        <w:rPr>
+          <w:rFonts w:hint="eastAsia"/>
+        </w:rPr>
+        <w:t>技術が私たちにアイデンティティを与えるわけではありません。私たちは、神の性質、愛、そして本質を世界に反映させるために創造されたアイデンティティを持っています。一人ひとりのアイデンティティには固有の尊厳があり、それは業績や経済的な成功に基づくものではありません。</w:t>
+      </w:r>
+    </w:p>
+    <w:p>
+      <w:pPr>
+        <w:rPr>
+          <w:rFonts w:hint="eastAsia"/>
+        </w:rPr>
+      </w:pPr>
       <w:proofErr w:type="spellStart"/>
       <w:r>
         <w:rPr>
           <w:rFonts w:hint="eastAsia"/>
         </w:rPr>
-        <w:t>身為基督徒，我的身分是「神的形象的承載者</w:t>
+        <w:t>b.</w:t>
+      </w:r>
+      <w:r>
+        <w:rPr>
+          <w:rFonts w:hint="eastAsia"/>
+        </w:rPr>
+        <w:t>私たちは神の子として与えられています</w:t>
       </w:r>
       <w:proofErr w:type="spellEnd"/>
       <w:r>
         <w:rPr>
           <w:rFonts w:hint="eastAsia"/>
         </w:rPr>
-        <w:t>」（</w:t>
-      </w:r>
-      <w:r>
-        <w:rPr>
-          <w:rFonts w:hint="eastAsia"/>
-        </w:rPr>
-        <w:t>Imago Dei</w:t>
-      </w:r>
-      <w:r>
-        <w:rPr>
-          <w:rFonts w:hint="eastAsia"/>
-        </w:rPr>
-        <w:t>），而這個身分並非源自於</w:t>
-      </w:r>
-      <w:r>
-        <w:rPr>
-          <w:rFonts w:hint="eastAsia"/>
-        </w:rPr>
-        <w:t>AI</w:t>
-      </w:r>
-      <w:r>
-        <w:rPr>
-          <w:rFonts w:hint="eastAsia"/>
-        </w:rPr>
-        <w:t>科技：我們被造的身分是為了向世界反映神的品格、愛與本性。每個人的身分都蘊含著與生俱來的尊嚴，而這種尊嚴不取決於個人的成就或財務上的成功。</w:t>
-      </w:r>
-    </w:p>
-    <w:p>
-      <w:pPr>
-        <w:rPr>
-          <w:rFonts w:hint="eastAsia"/>
-        </w:rPr>
-      </w:pPr>
-      <w:r>
-        <w:rPr>
-          <w:rFonts w:hint="eastAsia"/>
-        </w:rPr>
-        <w:t xml:space="preserve">b. </w:t>
+        <w:t>。</w:t>
+      </w:r>
+    </w:p>
+    <w:p>
+      <w:pPr>
+        <w:rPr>
+          <w:rFonts w:hint="eastAsia"/>
+        </w:rPr>
+      </w:pPr>
+      <w:r>
+        <w:rPr>
+          <w:rFonts w:hint="eastAsia"/>
+        </w:rPr>
+        <w:t xml:space="preserve">c. </w:t>
       </w:r>
       <w:proofErr w:type="spellStart"/>
       <w:r>
         <w:rPr>
           <w:rFonts w:hint="eastAsia"/>
         </w:rPr>
-        <w:t>我們被賦予了「神的兒女」這個身分</w:t>
+        <w:t>第三に、私たちは天の神を与えられています</w:t>
       </w:r>
       <w:proofErr w:type="spellEnd"/>
       <w:r>
@@ -2943,781 +4070,28 @@
           <w:rFonts w:hint="eastAsia"/>
         </w:rPr>
       </w:pPr>
-      <w:r>
-        <w:rPr>
-          <w:rFonts w:hint="eastAsia"/>
-        </w:rPr>
-        <w:t xml:space="preserve">c. </w:t>
-      </w:r>
       <w:proofErr w:type="spellStart"/>
       <w:r>
         <w:rPr>
           <w:rFonts w:hint="eastAsia"/>
         </w:rPr>
-        <w:t>第三點，我們擁有來自天上的神</w:t>
+        <w:t>仕事、お金、そしてアイデンティティ（神の似姿であること）において、私たちは何も危うくすることはありません</w:t>
       </w:r>
       <w:proofErr w:type="spellEnd"/>
       <w:r>
         <w:rPr>
           <w:rFonts w:hint="eastAsia"/>
         </w:rPr>
-        <w:t>：</w:t>
-      </w:r>
-    </w:p>
-    <w:p>
-      <w:pPr>
-        <w:rPr>
-          <w:rFonts w:hint="eastAsia"/>
-        </w:rPr>
-      </w:pPr>
+        <w:t>。</w:t>
+      </w:r>
+    </w:p>
+    <w:p>
       <w:proofErr w:type="spellStart"/>
       <w:r>
         <w:rPr>
           <w:rFonts w:hint="eastAsia"/>
         </w:rPr>
-        <w:t>在工作、金錢和身分（作為神的形象承載者）這三方面，我們無需擔驚受怕</w:t>
-      </w:r>
-      <w:proofErr w:type="spellEnd"/>
-      <w:r>
-        <w:rPr>
-          <w:rFonts w:hint="eastAsia"/>
-        </w:rPr>
-        <w:t>。</w:t>
-      </w:r>
-    </w:p>
-    <w:p>
-      <w:proofErr w:type="spellStart"/>
-      <w:r>
-        <w:rPr>
-          <w:rFonts w:hint="eastAsia"/>
-        </w:rPr>
-        <w:t>禱告：願我們每天活出在基督裡的身份，為每個人帶去希望</w:t>
-      </w:r>
-      <w:proofErr w:type="spellEnd"/>
-      <w:r>
-        <w:rPr>
-          <w:rFonts w:hint="eastAsia"/>
-        </w:rPr>
-        <w:t>。</w:t>
-      </w:r>
-    </w:p>
-    <w:p/>
-    <w:p>
-      <w:pPr>
-        <w:rPr>
-          <w:rFonts w:hint="eastAsia"/>
-        </w:rPr>
-      </w:pPr>
-      <w:r>
-        <w:rPr>
-          <w:rFonts w:hint="eastAsia"/>
-        </w:rPr>
-        <w:t>======</w:t>
-      </w:r>
-    </w:p>
-    <w:p>
-      <w:pPr>
-        <w:rPr>
-          <w:rFonts w:hint="eastAsia"/>
-        </w:rPr>
-      </w:pPr>
-      <w:r>
-        <w:rPr>
-          <w:rFonts w:hint="eastAsia"/>
-        </w:rPr>
-        <w:t>2026</w:t>
-      </w:r>
-      <w:r>
-        <w:rPr>
-          <w:rFonts w:hint="eastAsia"/>
-        </w:rPr>
-        <w:t>年</w:t>
-      </w:r>
-      <w:r>
-        <w:rPr>
-          <w:rFonts w:hint="eastAsia"/>
-        </w:rPr>
-        <w:t>6</w:t>
-      </w:r>
-      <w:r>
-        <w:rPr>
-          <w:rFonts w:hint="eastAsia"/>
-        </w:rPr>
-        <w:t>月</w:t>
-      </w:r>
-      <w:r>
-        <w:rPr>
-          <w:rFonts w:hint="eastAsia"/>
-        </w:rPr>
-        <w:t>13</w:t>
-      </w:r>
-      <w:r>
-        <w:rPr>
-          <w:rFonts w:hint="eastAsia"/>
-        </w:rPr>
-        <w:t>日、メンロ教会礼拝（先週分：</w:t>
-      </w:r>
-      <w:r>
-        <w:rPr>
-          <w:rFonts w:hint="eastAsia"/>
-        </w:rPr>
-        <w:t>2028</w:t>
-      </w:r>
-      <w:r>
-        <w:rPr>
-          <w:rFonts w:hint="eastAsia"/>
-        </w:rPr>
-        <w:t>年</w:t>
-      </w:r>
-      <w:r>
-        <w:rPr>
-          <w:rFonts w:hint="eastAsia"/>
-        </w:rPr>
-        <w:t>5</w:t>
-      </w:r>
-      <w:r>
-        <w:rPr>
-          <w:rFonts w:hint="eastAsia"/>
-        </w:rPr>
-        <w:t>月</w:t>
-      </w:r>
-      <w:r>
-        <w:rPr>
-          <w:rFonts w:hint="eastAsia"/>
-        </w:rPr>
-        <w:t>31</w:t>
-      </w:r>
-      <w:r>
-        <w:rPr>
-          <w:rFonts w:hint="eastAsia"/>
-        </w:rPr>
-        <w:t>日の要約）</w:t>
-      </w:r>
-    </w:p>
-    <w:p>
-      <w:pPr>
-        <w:rPr>
-          <w:rFonts w:hint="eastAsia"/>
-        </w:rPr>
-      </w:pPr>
-      <w:r>
-        <w:rPr>
-          <w:rFonts w:hint="eastAsia"/>
-        </w:rPr>
-        <w:t>https://www.youtube.com/watch?v=9aKCkFeMUmE</w:t>
-      </w:r>
-    </w:p>
-    <w:p>
-      <w:pPr>
-        <w:rPr>
-          <w:rFonts w:hint="eastAsia"/>
-        </w:rPr>
-      </w:pPr>
-      <w:proofErr w:type="spellStart"/>
-      <w:r>
-        <w:rPr>
-          <w:rFonts w:hint="eastAsia"/>
-        </w:rPr>
-        <w:t>ハードウェアの故障</w:t>
-      </w:r>
-      <w:proofErr w:type="spellEnd"/>
-      <w:r>
-        <w:rPr>
-          <w:rFonts w:hint="eastAsia"/>
-        </w:rPr>
-        <w:t xml:space="preserve"> | </w:t>
-      </w:r>
-      <w:proofErr w:type="spellStart"/>
-      <w:r>
-        <w:rPr>
-          <w:rFonts w:hint="eastAsia"/>
-        </w:rPr>
-        <w:t>不具合（グリッチ</w:t>
-      </w:r>
-      <w:proofErr w:type="spellEnd"/>
-      <w:r>
-        <w:rPr>
-          <w:rFonts w:hint="eastAsia"/>
-        </w:rPr>
-        <w:t>）</w:t>
-      </w:r>
-      <w:r>
-        <w:rPr>
-          <w:rFonts w:hint="eastAsia"/>
-        </w:rPr>
-        <w:t xml:space="preserve"> | </w:t>
-      </w:r>
-      <w:proofErr w:type="spellStart"/>
-      <w:r>
-        <w:rPr>
-          <w:rFonts w:hint="eastAsia"/>
-        </w:rPr>
-        <w:t>メンロ教会</w:t>
-      </w:r>
-      <w:proofErr w:type="spellEnd"/>
-      <w:r>
-        <w:rPr>
-          <w:rFonts w:hint="eastAsia"/>
-        </w:rPr>
-        <w:t xml:space="preserve"> </w:t>
-      </w:r>
-      <w:proofErr w:type="spellStart"/>
-      <w:r>
-        <w:rPr>
-          <w:rFonts w:hint="eastAsia"/>
-        </w:rPr>
-        <w:t>フィル</w:t>
-      </w:r>
-      <w:r>
-        <w:rPr>
-          <w:rFonts w:ascii="MS Mincho" w:eastAsia="MS Mincho" w:hAnsi="MS Mincho" w:cs="MS Mincho" w:hint="eastAsia"/>
-        </w:rPr>
-        <w:t>・</w:t>
-      </w:r>
-      <w:r>
-        <w:rPr>
-          <w:rFonts w:ascii="SimSun" w:hAnsi="SimSun" w:cs="SimSun" w:hint="eastAsia"/>
-        </w:rPr>
-        <w:t>ユーバンク（</w:t>
-      </w:r>
-      <w:r>
-        <w:rPr>
-          <w:rFonts w:hint="eastAsia"/>
-        </w:rPr>
-        <w:t>Phil</w:t>
-      </w:r>
-      <w:proofErr w:type="spellEnd"/>
-      <w:r>
-        <w:rPr>
-          <w:rFonts w:hint="eastAsia"/>
-        </w:rPr>
-        <w:t xml:space="preserve"> EuBank</w:t>
-      </w:r>
-      <w:r>
-        <w:rPr>
-          <w:rFonts w:hint="eastAsia"/>
-        </w:rPr>
-        <w:t>）</w:t>
-      </w:r>
-    </w:p>
-    <w:p>
-      <w:pPr>
-        <w:rPr>
-          <w:rFonts w:hint="eastAsia"/>
-        </w:rPr>
-      </w:pPr>
-    </w:p>
-    <w:p>
-      <w:pPr>
-        <w:rPr>
-          <w:rFonts w:hint="eastAsia"/>
-        </w:rPr>
-      </w:pPr>
-      <w:proofErr w:type="spellStart"/>
-      <w:r>
-        <w:rPr>
-          <w:rFonts w:hint="eastAsia"/>
-        </w:rPr>
-        <w:t>夏を過ぎたら、私たち自身の「作り直し（リモデル</w:t>
-      </w:r>
-      <w:proofErr w:type="spellEnd"/>
-      <w:r>
-        <w:rPr>
-          <w:rFonts w:hint="eastAsia"/>
-        </w:rPr>
-        <w:t>）」</w:t>
-      </w:r>
-      <w:proofErr w:type="spellStart"/>
-      <w:r>
-        <w:rPr>
-          <w:rFonts w:hint="eastAsia"/>
-        </w:rPr>
-        <w:t>が必要になるでしょう</w:t>
-      </w:r>
-      <w:proofErr w:type="spellEnd"/>
-      <w:r>
-        <w:rPr>
-          <w:rFonts w:hint="eastAsia"/>
-        </w:rPr>
-        <w:t>。</w:t>
-      </w:r>
-    </w:p>
-    <w:p>
-      <w:pPr>
-        <w:rPr>
-          <w:rFonts w:hint="eastAsia"/>
-        </w:rPr>
-      </w:pPr>
-      <w:r>
-        <w:rPr>
-          <w:rFonts w:hint="eastAsia"/>
-        </w:rPr>
-        <w:t>3000</w:t>
-      </w:r>
-      <w:r>
-        <w:rPr>
-          <w:rFonts w:hint="eastAsia"/>
-        </w:rPr>
-        <w:t>年前、預言者エリヤは山の頂にいました。彼は神の国について語りました。王妃イゼベルは、異国の神バアルをイスラエルに持ち込みました。エリヤはカルメル山で、イスラエルの神と対決するようバアルの預言者</w:t>
-      </w:r>
-      <w:r>
-        <w:rPr>
-          <w:rFonts w:hint="eastAsia"/>
-        </w:rPr>
-        <w:t>450</w:t>
-      </w:r>
-      <w:r>
-        <w:rPr>
-          <w:rFonts w:hint="eastAsia"/>
-        </w:rPr>
-        <w:t>人に挑みます。</w:t>
-      </w:r>
-    </w:p>
-    <w:p>
-      <w:pPr>
-        <w:rPr>
-          <w:rFonts w:hint="eastAsia"/>
-        </w:rPr>
-      </w:pPr>
-    </w:p>
-    <w:p>
-      <w:pPr>
-        <w:rPr>
-          <w:rFonts w:hint="eastAsia"/>
-        </w:rPr>
-      </w:pPr>
-      <w:r>
-        <w:rPr>
-          <w:rFonts w:hint="eastAsia"/>
-        </w:rPr>
-        <w:t xml:space="preserve">1. </w:t>
-      </w:r>
-      <w:proofErr w:type="spellStart"/>
-      <w:r>
-        <w:rPr>
-          <w:rFonts w:hint="eastAsia"/>
-        </w:rPr>
-        <w:t>列王記上</w:t>
-      </w:r>
-      <w:proofErr w:type="spellEnd"/>
-      <w:r>
-        <w:rPr>
-          <w:rFonts w:hint="eastAsia"/>
-        </w:rPr>
-        <w:t xml:space="preserve"> 18</w:t>
-      </w:r>
-      <w:r>
-        <w:rPr>
-          <w:rFonts w:hint="eastAsia"/>
-        </w:rPr>
-        <w:t>章</w:t>
-      </w:r>
-      <w:r>
-        <w:rPr>
-          <w:rFonts w:hint="eastAsia"/>
-        </w:rPr>
-        <w:t>38-39</w:t>
-      </w:r>
-      <w:r>
-        <w:rPr>
-          <w:rFonts w:hint="eastAsia"/>
-        </w:rPr>
-        <w:t>節：神は、他の偽りの偶像に対するご自身の力を示されました。</w:t>
-      </w:r>
-    </w:p>
-    <w:p>
-      <w:pPr>
-        <w:rPr>
-          <w:rFonts w:hint="eastAsia"/>
-        </w:rPr>
-      </w:pPr>
-      <w:r>
-        <w:rPr>
-          <w:rFonts w:hint="eastAsia"/>
-        </w:rPr>
-        <w:t xml:space="preserve">2. </w:t>
-      </w:r>
-      <w:proofErr w:type="spellStart"/>
-      <w:r>
-        <w:rPr>
-          <w:rFonts w:hint="eastAsia"/>
-        </w:rPr>
-        <w:t>列王記上</w:t>
-      </w:r>
-      <w:proofErr w:type="spellEnd"/>
-      <w:r>
-        <w:rPr>
-          <w:rFonts w:hint="eastAsia"/>
-        </w:rPr>
-        <w:t xml:space="preserve"> 19</w:t>
-      </w:r>
-      <w:r>
-        <w:rPr>
-          <w:rFonts w:hint="eastAsia"/>
-        </w:rPr>
-        <w:t>章</w:t>
-      </w:r>
-      <w:r>
-        <w:rPr>
-          <w:rFonts w:hint="eastAsia"/>
-        </w:rPr>
-        <w:t>2</w:t>
-      </w:r>
-      <w:r>
-        <w:rPr>
-          <w:rFonts w:hint="eastAsia"/>
-        </w:rPr>
-        <w:t>節：カルメル山でバアルの預言者たちに勝利した後、王妃イゼベルは</w:t>
-      </w:r>
-      <w:r>
-        <w:rPr>
-          <w:rFonts w:hint="eastAsia"/>
-        </w:rPr>
-        <w:t>24</w:t>
-      </w:r>
-      <w:r>
-        <w:rPr>
-          <w:rFonts w:hint="eastAsia"/>
-        </w:rPr>
-        <w:t>時間以内にエリヤを殺すと誓います。エリヤは身を守るために荒野へと逃げ込みます。</w:t>
-      </w:r>
-    </w:p>
-    <w:p>
-      <w:pPr>
-        <w:rPr>
-          <w:rFonts w:hint="eastAsia"/>
-        </w:rPr>
-      </w:pPr>
-      <w:r>
-        <w:rPr>
-          <w:rFonts w:hint="eastAsia"/>
-        </w:rPr>
-        <w:t xml:space="preserve">3. </w:t>
-      </w:r>
-      <w:proofErr w:type="spellStart"/>
-      <w:r>
-        <w:rPr>
-          <w:rFonts w:hint="eastAsia"/>
-        </w:rPr>
-        <w:t>列王記上</w:t>
-      </w:r>
-      <w:proofErr w:type="spellEnd"/>
-      <w:r>
-        <w:rPr>
-          <w:rFonts w:hint="eastAsia"/>
-        </w:rPr>
-        <w:t xml:space="preserve"> 19</w:t>
-      </w:r>
-      <w:r>
-        <w:rPr>
-          <w:rFonts w:hint="eastAsia"/>
-        </w:rPr>
-        <w:t>章</w:t>
-      </w:r>
-      <w:r>
-        <w:rPr>
-          <w:rFonts w:hint="eastAsia"/>
-        </w:rPr>
-        <w:t>4</w:t>
-      </w:r>
-      <w:r>
-        <w:rPr>
-          <w:rFonts w:hint="eastAsia"/>
-        </w:rPr>
-        <w:t>節：荒野に逃げ込んだエリヤは、エニシダ（</w:t>
-      </w:r>
-      <w:r>
-        <w:rPr>
-          <w:rFonts w:hint="eastAsia"/>
-        </w:rPr>
-        <w:t xml:space="preserve">broom </w:t>
-      </w:r>
-      <w:proofErr w:type="spellStart"/>
-      <w:r>
-        <w:rPr>
-          <w:rFonts w:hint="eastAsia"/>
-        </w:rPr>
-        <w:t>tree</w:t>
-      </w:r>
-      <w:r>
-        <w:rPr>
-          <w:rFonts w:hint="eastAsia"/>
-        </w:rPr>
-        <w:t>）の木の下に座り込み、死を覚悟します</w:t>
-      </w:r>
-      <w:proofErr w:type="spellEnd"/>
-      <w:r>
-        <w:rPr>
-          <w:rFonts w:hint="eastAsia"/>
-        </w:rPr>
-        <w:t>。</w:t>
-      </w:r>
-    </w:p>
-    <w:p>
-      <w:pPr>
-        <w:rPr>
-          <w:rFonts w:hint="eastAsia"/>
-        </w:rPr>
-      </w:pPr>
-      <w:r>
-        <w:rPr>
-          <w:rFonts w:hint="eastAsia"/>
-        </w:rPr>
-        <w:t xml:space="preserve">4. </w:t>
-      </w:r>
-      <w:r>
-        <w:rPr>
-          <w:rFonts w:hint="eastAsia"/>
-        </w:rPr>
-        <w:t>ティム</w:t>
-      </w:r>
-      <w:r>
-        <w:rPr>
-          <w:rFonts w:ascii="MS Mincho" w:eastAsia="MS Mincho" w:hAnsi="MS Mincho" w:cs="MS Mincho" w:hint="eastAsia"/>
-        </w:rPr>
-        <w:t>・</w:t>
-      </w:r>
-      <w:r>
-        <w:rPr>
-          <w:rFonts w:ascii="SimSun" w:hAnsi="SimSun" w:cs="SimSun" w:hint="eastAsia"/>
-        </w:rPr>
-        <w:t>ケラーの言葉：「もし私たちのアイデンティティがキリストではなく仕事にあるならば、成功は私たちを傲慢にさせ、失敗は心を打ち砕くでしょう。」</w:t>
-      </w:r>
-    </w:p>
-    <w:p>
-      <w:pPr>
-        <w:rPr>
-          <w:rFonts w:hint="eastAsia"/>
-        </w:rPr>
-      </w:pPr>
-      <w:r>
-        <w:rPr>
-          <w:rFonts w:hint="eastAsia"/>
-        </w:rPr>
-        <w:t xml:space="preserve">5. </w:t>
-      </w:r>
-      <w:proofErr w:type="spellStart"/>
-      <w:r>
-        <w:rPr>
-          <w:rFonts w:hint="eastAsia"/>
-        </w:rPr>
-        <w:t>列王記上</w:t>
-      </w:r>
-      <w:proofErr w:type="spellEnd"/>
-      <w:r>
-        <w:rPr>
-          <w:rFonts w:hint="eastAsia"/>
-        </w:rPr>
-        <w:t xml:space="preserve"> 19</w:t>
-      </w:r>
-      <w:r>
-        <w:rPr>
-          <w:rFonts w:hint="eastAsia"/>
-        </w:rPr>
-        <w:t>章</w:t>
-      </w:r>
-      <w:r>
-        <w:rPr>
-          <w:rFonts w:hint="eastAsia"/>
-        </w:rPr>
-        <w:t>5-7</w:t>
-      </w:r>
-      <w:r>
-        <w:rPr>
-          <w:rFonts w:hint="eastAsia"/>
-        </w:rPr>
-        <w:t>節：神は御使いを遣わし、エリヤが力尽きないよう、食事と休息を与えられました。</w:t>
-      </w:r>
-    </w:p>
-    <w:p>
-      <w:pPr>
-        <w:rPr>
-          <w:rFonts w:hint="eastAsia"/>
-        </w:rPr>
-      </w:pPr>
-      <w:r>
-        <w:rPr>
-          <w:rFonts w:hint="eastAsia"/>
-        </w:rPr>
-        <w:t xml:space="preserve">6. </w:t>
-      </w:r>
-      <w:proofErr w:type="spellStart"/>
-      <w:r>
-        <w:rPr>
-          <w:rFonts w:hint="eastAsia"/>
-        </w:rPr>
-        <w:t>結論</w:t>
-      </w:r>
-      <w:proofErr w:type="spellEnd"/>
-      <w:r>
-        <w:rPr>
-          <w:rFonts w:hint="eastAsia"/>
-        </w:rPr>
-        <w:t>：</w:t>
-      </w:r>
-    </w:p>
-    <w:p>
-      <w:pPr>
-        <w:rPr>
-          <w:rFonts w:hint="eastAsia"/>
-        </w:rPr>
-      </w:pPr>
-      <w:r>
-        <w:rPr>
-          <w:rFonts w:hint="eastAsia"/>
-        </w:rPr>
-        <w:t>命を守るための</w:t>
-      </w:r>
-      <w:r>
-        <w:rPr>
-          <w:rFonts w:hint="eastAsia"/>
-        </w:rPr>
-        <w:t>3</w:t>
-      </w:r>
-      <w:r>
-        <w:rPr>
-          <w:rFonts w:hint="eastAsia"/>
-        </w:rPr>
-        <w:t>つのステップ：</w:t>
-      </w:r>
-    </w:p>
-    <w:p>
-      <w:pPr>
-        <w:rPr>
-          <w:rFonts w:hint="eastAsia"/>
-        </w:rPr>
-      </w:pPr>
-      <w:r>
-        <w:rPr>
-          <w:rFonts w:hint="eastAsia"/>
-        </w:rPr>
-        <w:t xml:space="preserve">a. </w:t>
-      </w:r>
-      <w:proofErr w:type="spellStart"/>
-      <w:r>
-        <w:rPr>
-          <w:rFonts w:hint="eastAsia"/>
-        </w:rPr>
-        <w:t>私のアイデンティティは、クリスチャンとして神の似姿（</w:t>
-      </w:r>
-      <w:r>
-        <w:rPr>
-          <w:rFonts w:hint="eastAsia"/>
-        </w:rPr>
-        <w:t>Imago</w:t>
-      </w:r>
-      <w:proofErr w:type="spellEnd"/>
-      <w:r>
-        <w:rPr>
-          <w:rFonts w:hint="eastAsia"/>
-        </w:rPr>
-        <w:t xml:space="preserve"> Dei</w:t>
-      </w:r>
-      <w:r>
-        <w:rPr>
-          <w:rFonts w:hint="eastAsia"/>
-        </w:rPr>
-        <w:t>）を担う者であること。</w:t>
-      </w:r>
-      <w:r>
-        <w:rPr>
-          <w:rFonts w:hint="eastAsia"/>
-        </w:rPr>
-        <w:t>AI</w:t>
-      </w:r>
-      <w:r>
-        <w:rPr>
-          <w:rFonts w:hint="eastAsia"/>
-        </w:rPr>
-        <w:t>技術がそのアイデンティティを与えるわけではありません。私たちは、神の性質、愛、本質を世界に反映させる存在として造られました。一人ひとりのアイデンティティには固有の尊厳があり、それは業績や経済的な成功に基づくものではありません。</w:t>
-      </w:r>
-    </w:p>
-    <w:p>
-      <w:pPr>
-        <w:rPr>
-          <w:rFonts w:hint="eastAsia"/>
-        </w:rPr>
-      </w:pPr>
-      <w:r>
-        <w:rPr>
-          <w:rFonts w:hint="eastAsia"/>
-        </w:rPr>
-        <w:t xml:space="preserve">b. </w:t>
-      </w:r>
-      <w:proofErr w:type="spellStart"/>
-      <w:r>
-        <w:rPr>
-          <w:rFonts w:hint="eastAsia"/>
-        </w:rPr>
-        <w:t>私たちは神の子とされています</w:t>
-      </w:r>
-      <w:proofErr w:type="spellEnd"/>
-      <w:r>
-        <w:rPr>
-          <w:rFonts w:hint="eastAsia"/>
-        </w:rPr>
-        <w:t>。</w:t>
-      </w:r>
-    </w:p>
-    <w:p>
-      <w:pPr>
-        <w:rPr>
-          <w:rFonts w:hint="eastAsia"/>
-        </w:rPr>
-      </w:pPr>
-      <w:r>
-        <w:rPr>
-          <w:rFonts w:hint="eastAsia"/>
-        </w:rPr>
-        <w:t xml:space="preserve">c. </w:t>
-      </w:r>
-      <w:r>
-        <w:rPr>
-          <w:rFonts w:hint="eastAsia"/>
-        </w:rPr>
-        <w:t>そして</w:t>
-      </w:r>
-      <w:r>
-        <w:rPr>
-          <w:rFonts w:hint="eastAsia"/>
-        </w:rPr>
-        <w:t>3</w:t>
-      </w:r>
-      <w:r>
-        <w:rPr>
-          <w:rFonts w:hint="eastAsia"/>
-        </w:rPr>
-        <w:t>つ目に、私たちは天の神をいただいています。</w:t>
-      </w:r>
-    </w:p>
-    <w:p>
-      <w:pPr>
-        <w:rPr>
-          <w:rFonts w:hint="eastAsia"/>
-        </w:rPr>
-      </w:pPr>
-      <w:proofErr w:type="spellStart"/>
-      <w:r>
-        <w:rPr>
-          <w:rFonts w:hint="eastAsia"/>
-        </w:rPr>
-        <w:t>仕事、お金、そしてアイデンティティ（神の似姿であること）において、私たちは何も失う恐れはありません</w:t>
-      </w:r>
-      <w:proofErr w:type="spellEnd"/>
-      <w:r>
-        <w:rPr>
-          <w:rFonts w:hint="eastAsia"/>
-        </w:rPr>
-        <w:t>。</w:t>
-      </w:r>
-    </w:p>
-    <w:p>
-      <w:proofErr w:type="spellStart"/>
-      <w:r>
-        <w:rPr>
-          <w:rFonts w:hint="eastAsia"/>
-        </w:rPr>
-        <w:t>祈り：キリストにあるアイデンティティを日々生きることで、すべての人に希望をもたらすことができますように</w:t>
+        <w:t>実践：キリストにあるアイデンティティを日々生きることで、すべての人に希望をもたらしましょう</w:t>
       </w:r>
       <w:proofErr w:type="spellEnd"/>
       <w:r>

--- a/Church/2026/2026_0613_MenloChurch.docx
+++ b/Church/2026/2026_0613_MenloChurch.docx
@@ -2422,10 +2422,670 @@
       <w:r>
         <w:t>Bring hope to everyone by living out our identity in Christ every day.</w:t>
       </w:r>
+      <w:r>
+        <w:br/>
+      </w:r>
+    </w:p>
+    <w:p>
+      <w:pPr>
+        <w:rPr>
+          <w:rFonts w:hint="eastAsia"/>
+        </w:rPr>
+      </w:pPr>
+      <w:r>
+        <w:rPr>
+          <w:rFonts w:hint="eastAsia"/>
+        </w:rPr>
+        <w:t>======</w:t>
+      </w:r>
+    </w:p>
+    <w:p>
+      <w:pPr>
+        <w:rPr>
+          <w:rFonts w:hint="eastAsia"/>
+        </w:rPr>
+      </w:pPr>
+      <w:r>
+        <w:rPr>
+          <w:rFonts w:hint="eastAsia"/>
+        </w:rPr>
+        <w:t>2026</w:t>
+      </w:r>
+      <w:r>
+        <w:rPr>
+          <w:rFonts w:hint="eastAsia"/>
+        </w:rPr>
+        <w:t>年</w:t>
+      </w:r>
+      <w:r>
+        <w:rPr>
+          <w:rFonts w:hint="eastAsia"/>
+        </w:rPr>
+        <w:t>6</w:t>
+      </w:r>
+      <w:r>
+        <w:rPr>
+          <w:rFonts w:hint="eastAsia"/>
+        </w:rPr>
+        <w:t>月</w:t>
+      </w:r>
+      <w:r>
+        <w:rPr>
+          <w:rFonts w:hint="eastAsia"/>
+        </w:rPr>
+        <w:t>13</w:t>
+      </w:r>
+      <w:r>
+        <w:rPr>
+          <w:rFonts w:hint="eastAsia"/>
+        </w:rPr>
+        <w:t>日，</w:t>
+      </w:r>
+      <w:r>
+        <w:rPr>
+          <w:rFonts w:hint="eastAsia"/>
+        </w:rPr>
+        <w:t>Menlo</w:t>
+      </w:r>
+      <w:r>
+        <w:rPr>
+          <w:rFonts w:hint="eastAsia"/>
+        </w:rPr>
+        <w:t>教會敬拜（回顧上週，</w:t>
+      </w:r>
+      <w:r>
+        <w:rPr>
+          <w:rFonts w:hint="eastAsia"/>
+        </w:rPr>
+        <w:t>2028</w:t>
+      </w:r>
+      <w:r>
+        <w:rPr>
+          <w:rFonts w:hint="eastAsia"/>
+        </w:rPr>
+        <w:t>年</w:t>
+      </w:r>
+      <w:r>
+        <w:rPr>
+          <w:rFonts w:hint="eastAsia"/>
+        </w:rPr>
+        <w:t>5</w:t>
+      </w:r>
+      <w:r>
+        <w:rPr>
+          <w:rFonts w:hint="eastAsia"/>
+        </w:rPr>
+        <w:t>月</w:t>
+      </w:r>
+      <w:r>
+        <w:rPr>
+          <w:rFonts w:hint="eastAsia"/>
+        </w:rPr>
+        <w:t>31</w:t>
+      </w:r>
+      <w:r>
+        <w:rPr>
+          <w:rFonts w:hint="eastAsia"/>
+        </w:rPr>
+        <w:t>日）</w:t>
+      </w:r>
+    </w:p>
+    <w:p>
+      <w:pPr>
+        <w:rPr>
+          <w:rFonts w:hint="eastAsia"/>
+        </w:rPr>
+      </w:pPr>
+      <w:r>
+        <w:rPr>
+          <w:rFonts w:hint="eastAsia"/>
+        </w:rPr>
+        <w:t>https://www.youtube.com/watch?v=9aKCkFeMUmE</w:t>
+      </w:r>
+    </w:p>
+    <w:p>
+      <w:pPr>
+        <w:rPr>
+          <w:rFonts w:hint="eastAsia"/>
+        </w:rPr>
+      </w:pPr>
+      <w:r>
+        <w:rPr>
+          <w:rFonts w:hint="eastAsia"/>
+        </w:rPr>
+        <w:t>硬體故障</w:t>
+      </w:r>
+      <w:r>
+        <w:rPr>
+          <w:rFonts w:hint="eastAsia"/>
+        </w:rPr>
+        <w:t xml:space="preserve"> | </w:t>
+      </w:r>
+      <w:r>
+        <w:rPr>
+          <w:rFonts w:hint="eastAsia"/>
+        </w:rPr>
+        <w:t>故障（</w:t>
+      </w:r>
+      <w:r>
+        <w:rPr>
+          <w:rFonts w:hint="eastAsia"/>
+        </w:rPr>
+        <w:t>Glitch</w:t>
+      </w:r>
+      <w:r>
+        <w:rPr>
+          <w:rFonts w:hint="eastAsia"/>
+        </w:rPr>
+        <w:t>）</w:t>
+      </w:r>
+      <w:r>
+        <w:rPr>
+          <w:rFonts w:hint="eastAsia"/>
+        </w:rPr>
+        <w:t xml:space="preserve"> | Menlo</w:t>
+      </w:r>
+      <w:r>
+        <w:rPr>
+          <w:rFonts w:hint="eastAsia"/>
+        </w:rPr>
+        <w:t>教會</w:t>
+      </w:r>
+      <w:r>
+        <w:rPr>
+          <w:rFonts w:hint="eastAsia"/>
+        </w:rPr>
+        <w:t xml:space="preserve"> Phil EuBank</w:t>
+      </w:r>
+    </w:p>
+    <w:p>
+      <w:pPr>
+        <w:rPr>
+          <w:rFonts w:hint="eastAsia"/>
+        </w:rPr>
+      </w:pPr>
+    </w:p>
+    <w:p>
+      <w:pPr>
+        <w:rPr>
+          <w:rFonts w:hint="eastAsia"/>
+        </w:rPr>
+      </w:pPr>
+      <w:r>
+        <w:rPr>
+          <w:rFonts w:hint="eastAsia"/>
+        </w:rPr>
+        <w:t>我們探討的是人工智慧（</w:t>
+      </w:r>
+      <w:r>
+        <w:rPr>
+          <w:rFonts w:hint="eastAsia"/>
+        </w:rPr>
+        <w:t>AI</w:t>
+      </w:r>
+      <w:r>
+        <w:rPr>
+          <w:rFonts w:hint="eastAsia"/>
+        </w:rPr>
+        <w:t>）時代下的人。我們在「故障（</w:t>
+      </w:r>
+      <w:r>
+        <w:rPr>
+          <w:rFonts w:hint="eastAsia"/>
+        </w:rPr>
+        <w:t>Glitch</w:t>
+      </w:r>
+      <w:r>
+        <w:rPr>
+          <w:rFonts w:hint="eastAsia"/>
+        </w:rPr>
+        <w:t>）」系列講道中進行了四次討論。上週，我們談到了</w:t>
+      </w:r>
+      <w:r>
+        <w:rPr>
+          <w:rFonts w:hint="eastAsia"/>
+        </w:rPr>
+        <w:t>AI</w:t>
+      </w:r>
+      <w:r>
+        <w:rPr>
+          <w:rFonts w:hint="eastAsia"/>
+        </w:rPr>
+        <w:t>時代焦慮問題中的「無限循環」（演算法中的軟體錯誤）。</w:t>
+      </w:r>
+      <w:r>
+        <w:rPr>
+          <w:rFonts w:hint="eastAsia"/>
+        </w:rPr>
+        <w:t xml:space="preserve"> Spark</w:t>
+      </w:r>
+      <w:r>
+        <w:rPr>
+          <w:rFonts w:hint="eastAsia"/>
+        </w:rPr>
+        <w:t>是</w:t>
+      </w:r>
+      <w:r>
+        <w:rPr>
+          <w:rFonts w:hint="eastAsia"/>
+        </w:rPr>
+        <w:t>Gemini AI</w:t>
+      </w:r>
+      <w:r>
+        <w:rPr>
+          <w:rFonts w:hint="eastAsia"/>
+        </w:rPr>
+        <w:t>的代理人（</w:t>
+      </w:r>
+      <w:r>
+        <w:rPr>
+          <w:rFonts w:hint="eastAsia"/>
+        </w:rPr>
+        <w:t>agent</w:t>
+      </w:r>
+      <w:r>
+        <w:rPr>
+          <w:rFonts w:hint="eastAsia"/>
+        </w:rPr>
+        <w:t>），而耶穌是神的代理人。我們透過耶穌這位代理人（</w:t>
+      </w:r>
+      <w:r>
+        <w:rPr>
+          <w:rFonts w:hint="eastAsia"/>
+        </w:rPr>
+        <w:t>Spark</w:t>
+      </w:r>
+      <w:r>
+        <w:rPr>
+          <w:rFonts w:hint="eastAsia"/>
+        </w:rPr>
+        <w:t>）來順服那位神（</w:t>
+      </w:r>
+      <w:r>
+        <w:rPr>
+          <w:rFonts w:hint="eastAsia"/>
+        </w:rPr>
+        <w:t>Gemini AI</w:t>
+      </w:r>
+      <w:r>
+        <w:rPr>
+          <w:rFonts w:hint="eastAsia"/>
+        </w:rPr>
+        <w:t>）。暑假過後，我們將結束「故障」系列，並著手重塑自我。</w:t>
+      </w:r>
+    </w:p>
+    <w:p>
+      <w:pPr>
+        <w:rPr>
+          <w:rFonts w:hint="eastAsia"/>
+        </w:rPr>
+      </w:pPr>
+    </w:p>
+    <w:p>
+      <w:pPr>
+        <w:rPr>
+          <w:rFonts w:hint="eastAsia"/>
+        </w:rPr>
+      </w:pPr>
+      <w:r>
+        <w:rPr>
+          <w:rFonts w:hint="eastAsia"/>
+        </w:rPr>
+        <w:t>3000</w:t>
+      </w:r>
+      <w:r>
+        <w:rPr>
+          <w:rFonts w:hint="eastAsia"/>
+        </w:rPr>
+        <w:t>年前，先知以利亞身處山頂，宣講神的國。王后耶洗別將外邦神巴力引入了以色列。以利亞在迦密山上向</w:t>
+      </w:r>
+      <w:r>
+        <w:rPr>
+          <w:rFonts w:hint="eastAsia"/>
+        </w:rPr>
+        <w:t>450</w:t>
+      </w:r>
+      <w:r>
+        <w:rPr>
+          <w:rFonts w:hint="eastAsia"/>
+        </w:rPr>
+        <w:t>位巴力先知挑戰，要與以色列的神一較高下。</w:t>
+      </w:r>
+    </w:p>
+    <w:p>
+      <w:pPr>
+        <w:rPr>
+          <w:rFonts w:hint="eastAsia"/>
+        </w:rPr>
+      </w:pPr>
+    </w:p>
+    <w:p>
+      <w:pPr>
+        <w:rPr>
+          <w:rFonts w:hint="eastAsia"/>
+        </w:rPr>
+      </w:pPr>
+      <w:r>
+        <w:rPr>
+          <w:rFonts w:hint="eastAsia"/>
+        </w:rPr>
+        <w:t xml:space="preserve">1. </w:t>
+      </w:r>
+      <w:r>
+        <w:rPr>
+          <w:rFonts w:hint="eastAsia"/>
+        </w:rPr>
+        <w:t>列王紀上</w:t>
+      </w:r>
+      <w:r>
+        <w:rPr>
+          <w:rFonts w:hint="eastAsia"/>
+        </w:rPr>
+        <w:t xml:space="preserve"> 18:38-39</w:t>
+      </w:r>
+      <w:r>
+        <w:rPr>
+          <w:rFonts w:hint="eastAsia"/>
+        </w:rPr>
+        <w:t>：神彰顯了祂超越其他假偶像的大能。</w:t>
+      </w:r>
+    </w:p>
+    <w:p>
+      <w:pPr>
+        <w:rPr>
+          <w:rFonts w:hint="eastAsia"/>
+        </w:rPr>
+      </w:pPr>
+      <w:r>
+        <w:rPr>
+          <w:rFonts w:hint="eastAsia"/>
+        </w:rPr>
+        <w:t xml:space="preserve">2. </w:t>
+      </w:r>
+      <w:r>
+        <w:rPr>
+          <w:rFonts w:hint="eastAsia"/>
+        </w:rPr>
+        <w:t>列王紀上</w:t>
+      </w:r>
+      <w:r>
+        <w:rPr>
+          <w:rFonts w:hint="eastAsia"/>
+        </w:rPr>
+        <w:t xml:space="preserve"> 19:2</w:t>
+      </w:r>
+      <w:r>
+        <w:rPr>
+          <w:rFonts w:hint="eastAsia"/>
+        </w:rPr>
+        <w:t>：以利亞在迦密山戰勝巴力先知後，王后耶洗別發誓要在</w:t>
+      </w:r>
+      <w:r>
+        <w:rPr>
+          <w:rFonts w:hint="eastAsia"/>
+        </w:rPr>
+        <w:t>24</w:t>
+      </w:r>
+      <w:r>
+        <w:rPr>
+          <w:rFonts w:hint="eastAsia"/>
+        </w:rPr>
+        <w:t>小時內殺掉他。以利亞為保命逃入曠野。</w:t>
+      </w:r>
+    </w:p>
+    <w:p>
+      <w:pPr>
+        <w:rPr>
+          <w:rFonts w:hint="eastAsia"/>
+        </w:rPr>
+      </w:pPr>
+      <w:r>
+        <w:rPr>
+          <w:rFonts w:hint="eastAsia"/>
+        </w:rPr>
+        <w:lastRenderedPageBreak/>
+        <w:t xml:space="preserve">3. </w:t>
+      </w:r>
+      <w:r>
+        <w:rPr>
+          <w:rFonts w:hint="eastAsia"/>
+        </w:rPr>
+        <w:t>列王紀上</w:t>
+      </w:r>
+      <w:r>
+        <w:rPr>
+          <w:rFonts w:hint="eastAsia"/>
+        </w:rPr>
+        <w:t xml:space="preserve"> 19:4</w:t>
+      </w:r>
+      <w:r>
+        <w:rPr>
+          <w:rFonts w:hint="eastAsia"/>
+        </w:rPr>
+        <w:t>：以利亞逃入曠野，坐在金雀花（</w:t>
+      </w:r>
+      <w:r>
+        <w:rPr>
+          <w:rFonts w:hint="eastAsia"/>
+        </w:rPr>
+        <w:t>broom tree</w:t>
+      </w:r>
+      <w:r>
+        <w:rPr>
+          <w:rFonts w:hint="eastAsia"/>
+        </w:rPr>
+        <w:t>）下，心灰意冷，一心求死。</w:t>
+      </w:r>
+    </w:p>
+    <w:p>
+      <w:pPr>
+        <w:rPr>
+          <w:rFonts w:hint="eastAsia"/>
+        </w:rPr>
+      </w:pPr>
+      <w:r>
+        <w:rPr>
+          <w:rFonts w:hint="eastAsia"/>
+        </w:rPr>
+        <w:t xml:space="preserve">4. </w:t>
+      </w:r>
+      <w:r>
+        <w:rPr>
+          <w:rFonts w:hint="eastAsia"/>
+        </w:rPr>
+        <w:t>提姆凱勒（</w:t>
+      </w:r>
+      <w:r>
+        <w:rPr>
+          <w:rFonts w:hint="eastAsia"/>
+        </w:rPr>
+        <w:t>Tim Keller</w:t>
+      </w:r>
+      <w:r>
+        <w:rPr>
+          <w:rFonts w:hint="eastAsia"/>
+        </w:rPr>
+        <w:t>）語錄：“如果我們的身份認同建立在工作而非基督之上，成功會讓我們變得狂妄自大，而失敗則會重創我們的內心。”</w:t>
+      </w:r>
+    </w:p>
+    <w:p>
+      <w:pPr>
+        <w:rPr>
+          <w:rFonts w:hint="eastAsia"/>
+        </w:rPr>
+      </w:pPr>
+      <w:r>
+        <w:rPr>
+          <w:rFonts w:hint="eastAsia"/>
+        </w:rPr>
+        <w:t xml:space="preserve">5. </w:t>
+      </w:r>
+      <w:r>
+        <w:rPr>
+          <w:rFonts w:hint="eastAsia"/>
+        </w:rPr>
+        <w:t>列王紀上</w:t>
+      </w:r>
+      <w:r>
+        <w:rPr>
+          <w:rFonts w:hint="eastAsia"/>
+        </w:rPr>
+        <w:t xml:space="preserve"> 19:5-7</w:t>
+      </w:r>
+      <w:r>
+        <w:rPr>
+          <w:rFonts w:hint="eastAsia"/>
+        </w:rPr>
+        <w:t>：神差遣天使送來食物，讓以利亞休息，防止他徹底崩潰。</w:t>
+      </w:r>
+    </w:p>
+    <w:p>
+      <w:pPr>
+        <w:rPr>
+          <w:rFonts w:hint="eastAsia"/>
+        </w:rPr>
+      </w:pPr>
+      <w:r>
+        <w:rPr>
+          <w:rFonts w:hint="eastAsia"/>
+        </w:rPr>
+        <w:t xml:space="preserve">6. </w:t>
+      </w:r>
+      <w:r>
+        <w:rPr>
+          <w:rFonts w:hint="eastAsia"/>
+        </w:rPr>
+        <w:t>結語：</w:t>
+      </w:r>
+    </w:p>
+    <w:p>
+      <w:pPr>
+        <w:rPr>
+          <w:rFonts w:hint="eastAsia"/>
+        </w:rPr>
+      </w:pPr>
+      <w:r>
+        <w:rPr>
+          <w:rFonts w:hint="eastAsia"/>
+        </w:rPr>
+        <w:t>拯救生命的三個步驟：</w:t>
+      </w:r>
+    </w:p>
+    <w:p>
+      <w:pPr>
+        <w:rPr>
+          <w:rFonts w:hint="eastAsia"/>
+        </w:rPr>
+      </w:pPr>
+      <w:r>
+        <w:rPr>
+          <w:rFonts w:hint="eastAsia"/>
+        </w:rPr>
+        <w:t xml:space="preserve">a. </w:t>
+      </w:r>
+      <w:r>
+        <w:rPr>
+          <w:rFonts w:hint="eastAsia"/>
+        </w:rPr>
+        <w:t>身為基督徒，我的身分是「神的形象的承載者」（</w:t>
+      </w:r>
+      <w:r>
+        <w:rPr>
+          <w:rFonts w:hint="eastAsia"/>
+        </w:rPr>
+        <w:t>Imago Dei</w:t>
+      </w:r>
+      <w:r>
+        <w:rPr>
+          <w:rFonts w:hint="eastAsia"/>
+        </w:rPr>
+        <w:t>），</w:t>
+      </w:r>
+      <w:r>
+        <w:rPr>
+          <w:rFonts w:hint="eastAsia"/>
+        </w:rPr>
+        <w:t>AI</w:t>
+      </w:r>
+      <w:r>
+        <w:rPr>
+          <w:rFonts w:hint="eastAsia"/>
+        </w:rPr>
+        <w:t>科技並不能賦予我們這種身分：我們被造的身分是為了向世界反映神的品格、愛與本性。每個人的身分都蘊含著與生俱來的尊嚴，這種尊嚴並不取決於你的成就或財務上的成功。</w:t>
+      </w:r>
+    </w:p>
+    <w:p>
+      <w:pPr>
+        <w:rPr>
+          <w:rFonts w:hint="eastAsia"/>
+        </w:rPr>
+      </w:pPr>
+      <w:r>
+        <w:rPr>
+          <w:rFonts w:hint="eastAsia"/>
+        </w:rPr>
+        <w:t>b.</w:t>
+      </w:r>
+      <w:r>
+        <w:rPr>
+          <w:rFonts w:hint="eastAsia"/>
+        </w:rPr>
+        <w:t>我們被賜予了神的兒女這個身分。</w:t>
+      </w:r>
+    </w:p>
+    <w:p>
+      <w:pPr>
+        <w:rPr>
+          <w:rFonts w:hint="eastAsia"/>
+        </w:rPr>
+      </w:pPr>
+      <w:r>
+        <w:rPr>
+          <w:rFonts w:hint="eastAsia"/>
+        </w:rPr>
+        <w:t xml:space="preserve">c. </w:t>
+      </w:r>
+      <w:r>
+        <w:rPr>
+          <w:rFonts w:hint="eastAsia"/>
+        </w:rPr>
+        <w:t>第三點，我們被賜給了屬天的神：</w:t>
+      </w:r>
+    </w:p>
+    <w:p>
+      <w:pPr>
+        <w:rPr>
+          <w:rFonts w:hint="eastAsia"/>
+        </w:rPr>
+      </w:pPr>
+      <w:r>
+        <w:rPr>
+          <w:rFonts w:hint="eastAsia"/>
+        </w:rPr>
+        <w:t>在工作、金錢和身分（作為神的形象承載者）這幾方面，我們無需冒險（或：不必患得失）。</w:t>
+      </w:r>
+    </w:p>
+    <w:p>
+      <w:r>
+        <w:rPr>
+          <w:rFonts w:hint="eastAsia"/>
+        </w:rPr>
+        <w:t>行動：每天活出我們在基督裡的身份，為每個人帶來希望。</w:t>
+      </w:r>
     </w:p>
     <w:p/>
     <w:p>
       <w:r>
+        <w:br/>
+      </w:r>
+    </w:p>
+    <w:p>
+      <w:pPr>
+        <w:rPr>
+          <w:rFonts w:hint="eastAsia"/>
+        </w:rPr>
+      </w:pPr>
+      <w:r>
         <w:rPr>
           <w:rFonts w:hint="eastAsia"/>
         </w:rPr>
@@ -2433,24 +3093,6 @@
       </w:r>
     </w:p>
     <w:p>
-      <w:r>
-        <w:br/>
-      </w:r>
-    </w:p>
-    <w:p>
-      <w:pPr>
-        <w:rPr>
-          <w:rFonts w:hint="eastAsia"/>
-        </w:rPr>
-      </w:pPr>
-      <w:r>
-        <w:rPr>
-          <w:rFonts w:hint="eastAsia"/>
-        </w:rPr>
-        <w:t>======</w:t>
-      </w:r>
-    </w:p>
-    <w:p>
       <w:pPr>
         <w:rPr>
           <w:rFonts w:hint="eastAsia"/>
@@ -2490,19 +3132,19 @@
         <w:rPr>
           <w:rFonts w:hint="eastAsia"/>
         </w:rPr>
-        <w:t>日，</w:t>
-      </w:r>
-      <w:r>
-        <w:rPr>
-          <w:rFonts w:hint="eastAsia"/>
-        </w:rPr>
-        <w:t>Menlo</w:t>
-      </w:r>
-      <w:r>
-        <w:rPr>
-          <w:rFonts w:hint="eastAsia"/>
-        </w:rPr>
-        <w:t>教會敬拜（回顧上週，</w:t>
+        <w:t>日、メンロ教会（</w:t>
+      </w:r>
+      <w:r>
+        <w:rPr>
+          <w:rFonts w:hint="eastAsia"/>
+        </w:rPr>
+        <w:t>Menlo Church</w:t>
+      </w:r>
+      <w:r>
+        <w:rPr>
+          <w:rFonts w:hint="eastAsia"/>
+        </w:rPr>
+        <w:t>）礼拝（先週分：</w:t>
       </w:r>
       <w:r>
         <w:rPr>
@@ -2538,7 +3180,7 @@
         <w:rPr>
           <w:rFonts w:hint="eastAsia"/>
         </w:rPr>
-        <w:t>日）</w:t>
+        <w:t>日の要約）</w:t>
       </w:r>
     </w:p>
     <w:p>
@@ -2560,26 +3202,97 @@
           <w:rFonts w:hint="eastAsia"/>
         </w:rPr>
       </w:pPr>
-      <w:proofErr w:type="spellStart"/>
-      <w:r>
-        <w:rPr>
-          <w:rFonts w:hint="eastAsia"/>
-        </w:rPr>
-        <w:t>硬體故障</w:t>
-      </w:r>
-      <w:proofErr w:type="spellEnd"/>
+      <w:r>
+        <w:rPr>
+          <w:rFonts w:hint="eastAsia"/>
+        </w:rPr>
+        <w:t>ハードウェアの故障</w:t>
+      </w:r>
       <w:r>
         <w:rPr>
           <w:rFonts w:hint="eastAsia"/>
         </w:rPr>
         <w:t xml:space="preserve"> | </w:t>
       </w:r>
-      <w:proofErr w:type="spellStart"/>
-      <w:r>
-        <w:rPr>
-          <w:rFonts w:hint="eastAsia"/>
-        </w:rPr>
-        <w:t>故障（</w:t>
+      <w:r>
+        <w:rPr>
+          <w:rFonts w:hint="eastAsia"/>
+        </w:rPr>
+        <w:t>グリッチ（不具合）</w:t>
+      </w:r>
+      <w:r>
+        <w:rPr>
+          <w:rFonts w:hint="eastAsia"/>
+        </w:rPr>
+        <w:t xml:space="preserve"> | </w:t>
+      </w:r>
+      <w:r>
+        <w:rPr>
+          <w:rFonts w:hint="eastAsia"/>
+        </w:rPr>
+        <w:t>メンロ教会</w:t>
+      </w:r>
+      <w:r>
+        <w:rPr>
+          <w:rFonts w:hint="eastAsia"/>
+        </w:rPr>
+        <w:t xml:space="preserve"> </w:t>
+      </w:r>
+      <w:r>
+        <w:rPr>
+          <w:rFonts w:hint="eastAsia"/>
+        </w:rPr>
+        <w:t>フィル</w:t>
+      </w:r>
+      <w:r>
+        <w:rPr>
+          <w:rFonts w:ascii="MS Mincho" w:eastAsia="MS Mincho" w:hAnsi="MS Mincho" w:cs="MS Mincho" w:hint="eastAsia"/>
+        </w:rPr>
+        <w:t>・</w:t>
+      </w:r>
+      <w:r>
+        <w:rPr>
+          <w:rFonts w:ascii="SimSun" w:hAnsi="SimSun" w:cs="SimSun" w:hint="eastAsia"/>
+        </w:rPr>
+        <w:t>ユーバンク（</w:t>
+      </w:r>
+      <w:r>
+        <w:rPr>
+          <w:rFonts w:hint="eastAsia"/>
+        </w:rPr>
+        <w:t>Phil EuBank</w:t>
+      </w:r>
+      <w:r>
+        <w:rPr>
+          <w:rFonts w:hint="eastAsia"/>
+        </w:rPr>
+        <w:t>）</w:t>
+      </w:r>
+    </w:p>
+    <w:p>
+      <w:pPr>
+        <w:rPr>
+          <w:rFonts w:hint="eastAsia"/>
+        </w:rPr>
+      </w:pPr>
+    </w:p>
+    <w:p>
+      <w:pPr>
+        <w:rPr>
+          <w:rFonts w:hint="eastAsia"/>
+        </w:rPr>
+      </w:pPr>
+      <w:r>
+        <w:rPr>
+          <w:rFonts w:hint="eastAsia"/>
+        </w:rPr>
+        <w:t>AI</w:t>
+      </w:r>
+      <w:r>
+        <w:rPr>
+          <w:rFonts w:hint="eastAsia"/>
+        </w:rPr>
+        <w:t>時代における「人間」について語ります。「グリッチ（</w:t>
       </w:r>
       <w:r>
         <w:rPr>
@@ -2587,58 +3300,23 @@
         </w:rPr>
         <w:t>Glitch</w:t>
       </w:r>
-      <w:proofErr w:type="spellEnd"/>
-      <w:r>
-        <w:rPr>
-          <w:rFonts w:hint="eastAsia"/>
-        </w:rPr>
-        <w:t>）</w:t>
-      </w:r>
-      <w:r>
-        <w:rPr>
-          <w:rFonts w:hint="eastAsia"/>
-        </w:rPr>
-        <w:t xml:space="preserve"> | </w:t>
-      </w:r>
-      <w:proofErr w:type="spellStart"/>
-      <w:r>
-        <w:rPr>
-          <w:rFonts w:hint="eastAsia"/>
-        </w:rPr>
-        <w:t>Menlo</w:t>
-      </w:r>
-      <w:r>
-        <w:rPr>
-          <w:rFonts w:hint="eastAsia"/>
-        </w:rPr>
-        <w:t>教會</w:t>
-      </w:r>
-      <w:proofErr w:type="spellEnd"/>
-      <w:r>
-        <w:rPr>
-          <w:rFonts w:hint="eastAsia"/>
-        </w:rPr>
-        <w:t xml:space="preserve"> Phil EuBank</w:t>
-      </w:r>
-    </w:p>
-    <w:p>
-      <w:pPr>
-        <w:rPr>
-          <w:rFonts w:hint="eastAsia"/>
-        </w:rPr>
-      </w:pPr>
-    </w:p>
-    <w:p>
-      <w:pPr>
-        <w:rPr>
-          <w:rFonts w:hint="eastAsia"/>
-        </w:rPr>
-      </w:pPr>
-      <w:r>
-        <w:rPr>
-          <w:rFonts w:hint="eastAsia"/>
-        </w:rPr>
-        <w:t>我們探討的是人工智慧（</w:t>
+      <w:r>
+        <w:rPr>
+          <w:rFonts w:hint="eastAsia"/>
+        </w:rPr>
+        <w:t>）」シリーズでは</w:t>
+      </w:r>
+      <w:r>
+        <w:rPr>
+          <w:rFonts w:hint="eastAsia"/>
+        </w:rPr>
+        <w:t>4</w:t>
+      </w:r>
+      <w:r>
+        <w:rPr>
+          <w:rFonts w:hint="eastAsia"/>
+        </w:rPr>
+        <w:t>つの議論を行います。先週は、</w:t>
       </w:r>
       <w:r>
         <w:rPr>
@@ -2650,19 +3328,415 @@
         <w:rPr>
           <w:rFonts w:hint="eastAsia"/>
         </w:rPr>
-        <w:t>）時代下的人。我們在「故障（</w:t>
-      </w:r>
-      <w:r>
-        <w:rPr>
-          <w:rFonts w:hint="eastAsia"/>
-        </w:rPr>
-        <w:t>Glitch</w:t>
-      </w:r>
-      <w:r>
-        <w:rPr>
-          <w:rFonts w:hint="eastAsia"/>
-        </w:rPr>
-        <w:t>）」系列講道中進行了四次討論。上週，我們談到了</w:t>
+        <w:t>時代における不安という問題の「無限ループ（アルゴリズム上のソフトウェア</w:t>
+      </w:r>
+      <w:r>
+        <w:rPr>
+          <w:rFonts w:ascii="MS Mincho" w:eastAsia="MS Mincho" w:hAnsi="MS Mincho" w:cs="MS Mincho" w:hint="eastAsia"/>
+        </w:rPr>
+        <w:t>・</w:t>
+      </w:r>
+      <w:r>
+        <w:rPr>
+          <w:rFonts w:ascii="SimSun" w:hAnsi="SimSun" w:cs="SimSun" w:hint="eastAsia"/>
+        </w:rPr>
+        <w:t>バグ）」について話しました。「スパーク（</w:t>
+      </w:r>
+      <w:r>
+        <w:rPr>
+          <w:rFonts w:hint="eastAsia"/>
+        </w:rPr>
+        <w:t>Spark</w:t>
+      </w:r>
+      <w:r>
+        <w:rPr>
+          <w:rFonts w:hint="eastAsia"/>
+        </w:rPr>
+        <w:t>）」は</w:t>
+      </w:r>
+      <w:r>
+        <w:rPr>
+          <w:rFonts w:hint="eastAsia"/>
+        </w:rPr>
+        <w:t>Gemini AI</w:t>
+      </w:r>
+      <w:r>
+        <w:rPr>
+          <w:rFonts w:hint="eastAsia"/>
+        </w:rPr>
+        <w:t>のエージェント（仲介者）であり、イエスは神のエージェントです。私たちは、イエスというエージェント（スパーク）を通して、神（</w:t>
+      </w:r>
+      <w:r>
+        <w:rPr>
+          <w:rFonts w:hint="eastAsia"/>
+        </w:rPr>
+        <w:t>Gemini AI</w:t>
+      </w:r>
+      <w:r>
+        <w:rPr>
+          <w:rFonts w:hint="eastAsia"/>
+        </w:rPr>
+        <w:t>）に身を委ねます。夏を過ぎれば「グリッチ」シリーズは終了し、私たちは自分自身を再構築できるようになるでしょう。</w:t>
+      </w:r>
+    </w:p>
+    <w:p>
+      <w:pPr>
+        <w:rPr>
+          <w:rFonts w:hint="eastAsia"/>
+        </w:rPr>
+      </w:pPr>
+    </w:p>
+    <w:p>
+      <w:pPr>
+        <w:rPr>
+          <w:rFonts w:hint="eastAsia"/>
+        </w:rPr>
+      </w:pPr>
+      <w:r>
+        <w:rPr>
+          <w:rFonts w:hint="eastAsia"/>
+        </w:rPr>
+        <w:t>3000</w:t>
+      </w:r>
+      <w:r>
+        <w:rPr>
+          <w:rFonts w:hint="eastAsia"/>
+        </w:rPr>
+        <w:t>年前、預言者エリヤは山の頂にいました。彼は神の国について語りました。王妃イゼベルは、異国の神バアルをイスラエルに持ち込みました。エリヤはカルメル山で、バアルの預言者</w:t>
+      </w:r>
+      <w:r>
+        <w:rPr>
+          <w:rFonts w:hint="eastAsia"/>
+        </w:rPr>
+        <w:t>450</w:t>
+      </w:r>
+      <w:r>
+        <w:rPr>
+          <w:rFonts w:hint="eastAsia"/>
+        </w:rPr>
+        <w:t>人に対し、イスラエルの神との対決を挑みます。</w:t>
+      </w:r>
+    </w:p>
+    <w:p>
+      <w:pPr>
+        <w:rPr>
+          <w:rFonts w:hint="eastAsia"/>
+        </w:rPr>
+      </w:pPr>
+    </w:p>
+    <w:p>
+      <w:pPr>
+        <w:rPr>
+          <w:rFonts w:hint="eastAsia"/>
+        </w:rPr>
+      </w:pPr>
+      <w:r>
+        <w:rPr>
+          <w:rFonts w:hint="eastAsia"/>
+        </w:rPr>
+        <w:t xml:space="preserve">1. </w:t>
+      </w:r>
+      <w:r>
+        <w:rPr>
+          <w:rFonts w:hint="eastAsia"/>
+        </w:rPr>
+        <w:t>列王記上</w:t>
+      </w:r>
+      <w:r>
+        <w:rPr>
+          <w:rFonts w:hint="eastAsia"/>
+        </w:rPr>
+        <w:t xml:space="preserve"> 18</w:t>
+      </w:r>
+      <w:r>
+        <w:rPr>
+          <w:rFonts w:hint="eastAsia"/>
+        </w:rPr>
+        <w:t>章</w:t>
+      </w:r>
+      <w:r>
+        <w:rPr>
+          <w:rFonts w:hint="eastAsia"/>
+        </w:rPr>
+        <w:t>38-39</w:t>
+      </w:r>
+      <w:r>
+        <w:rPr>
+          <w:rFonts w:hint="eastAsia"/>
+        </w:rPr>
+        <w:t>節：神は、他の偽りの偶像に対するご自身の力を示されました。</w:t>
+      </w:r>
+    </w:p>
+    <w:p>
+      <w:pPr>
+        <w:rPr>
+          <w:rFonts w:hint="eastAsia"/>
+        </w:rPr>
+      </w:pPr>
+      <w:r>
+        <w:rPr>
+          <w:rFonts w:hint="eastAsia"/>
+        </w:rPr>
+        <w:t xml:space="preserve">2. </w:t>
+      </w:r>
+      <w:r>
+        <w:rPr>
+          <w:rFonts w:hint="eastAsia"/>
+        </w:rPr>
+        <w:t>列王記上</w:t>
+      </w:r>
+      <w:r>
+        <w:rPr>
+          <w:rFonts w:hint="eastAsia"/>
+        </w:rPr>
+        <w:t xml:space="preserve"> 19</w:t>
+      </w:r>
+      <w:r>
+        <w:rPr>
+          <w:rFonts w:hint="eastAsia"/>
+        </w:rPr>
+        <w:t>章</w:t>
+      </w:r>
+      <w:r>
+        <w:rPr>
+          <w:rFonts w:hint="eastAsia"/>
+        </w:rPr>
+        <w:t>2</w:t>
+      </w:r>
+      <w:r>
+        <w:rPr>
+          <w:rFonts w:hint="eastAsia"/>
+        </w:rPr>
+        <w:t>節：カルメル山でバアルの預言者たちに勝利した後、王妃イゼベルは</w:t>
+      </w:r>
+      <w:r>
+        <w:rPr>
+          <w:rFonts w:hint="eastAsia"/>
+        </w:rPr>
+        <w:t>24</w:t>
+      </w:r>
+      <w:r>
+        <w:rPr>
+          <w:rFonts w:hint="eastAsia"/>
+        </w:rPr>
+        <w:t>時間以内にエリヤを殺すと誓います。エリヤは身を守るために荒野へと逃げ出します。</w:t>
+      </w:r>
+    </w:p>
+    <w:p>
+      <w:pPr>
+        <w:rPr>
+          <w:rFonts w:hint="eastAsia"/>
+        </w:rPr>
+      </w:pPr>
+      <w:r>
+        <w:rPr>
+          <w:rFonts w:hint="eastAsia"/>
+        </w:rPr>
+        <w:t xml:space="preserve">3. </w:t>
+      </w:r>
+      <w:r>
+        <w:rPr>
+          <w:rFonts w:hint="eastAsia"/>
+        </w:rPr>
+        <w:t>列王記上</w:t>
+      </w:r>
+      <w:r>
+        <w:rPr>
+          <w:rFonts w:hint="eastAsia"/>
+        </w:rPr>
+        <w:t xml:space="preserve"> 19</w:t>
+      </w:r>
+      <w:r>
+        <w:rPr>
+          <w:rFonts w:hint="eastAsia"/>
+        </w:rPr>
+        <w:t>章</w:t>
+      </w:r>
+      <w:r>
+        <w:rPr>
+          <w:rFonts w:hint="eastAsia"/>
+        </w:rPr>
+        <w:t>4</w:t>
+      </w:r>
+      <w:r>
+        <w:rPr>
+          <w:rFonts w:hint="eastAsia"/>
+        </w:rPr>
+        <w:t>節：荒野に逃げ込んだエリヤは、エニシダ（</w:t>
+      </w:r>
+      <w:r>
+        <w:rPr>
+          <w:rFonts w:hint="eastAsia"/>
+        </w:rPr>
+        <w:t>broom tree</w:t>
+      </w:r>
+      <w:r>
+        <w:rPr>
+          <w:rFonts w:hint="eastAsia"/>
+        </w:rPr>
+        <w:t>）の木の下に座り込み、死を覚悟します。</w:t>
+      </w:r>
+    </w:p>
+    <w:p>
+      <w:pPr>
+        <w:rPr>
+          <w:rFonts w:hint="eastAsia"/>
+        </w:rPr>
+      </w:pPr>
+      <w:r>
+        <w:rPr>
+          <w:rFonts w:hint="eastAsia"/>
+        </w:rPr>
+        <w:t xml:space="preserve">4. </w:t>
+      </w:r>
+      <w:r>
+        <w:rPr>
+          <w:rFonts w:hint="eastAsia"/>
+        </w:rPr>
+        <w:t>ティム</w:t>
+      </w:r>
+      <w:r>
+        <w:rPr>
+          <w:rFonts w:ascii="MS Mincho" w:eastAsia="MS Mincho" w:hAnsi="MS Mincho" w:cs="MS Mincho" w:hint="eastAsia"/>
+        </w:rPr>
+        <w:t>・</w:t>
+      </w:r>
+      <w:r>
+        <w:rPr>
+          <w:rFonts w:ascii="SimSun" w:hAnsi="SimSun" w:cs="SimSun" w:hint="eastAsia"/>
+        </w:rPr>
+        <w:t>ケラー（</w:t>
+      </w:r>
+      <w:r>
+        <w:rPr>
+          <w:rFonts w:hint="eastAsia"/>
+        </w:rPr>
+        <w:t>Tim Keller</w:t>
+      </w:r>
+      <w:r>
+        <w:rPr>
+          <w:rFonts w:hint="eastAsia"/>
+        </w:rPr>
+        <w:t>）の言葉：「もし私たちのアイデンティティがキリストではなく仕事にあるならば、成功は私たちを傲慢にさせ（頭に上り）、失敗は私たちの心を打ち砕く（心に深く突き刺さる）ことになるでしょう。」</w:t>
+      </w:r>
+    </w:p>
+    <w:p>
+      <w:pPr>
+        <w:rPr>
+          <w:rFonts w:hint="eastAsia"/>
+        </w:rPr>
+      </w:pPr>
+      <w:r>
+        <w:rPr>
+          <w:rFonts w:hint="eastAsia"/>
+        </w:rPr>
+        <w:t xml:space="preserve">5. </w:t>
+      </w:r>
+      <w:r>
+        <w:rPr>
+          <w:rFonts w:hint="eastAsia"/>
+        </w:rPr>
+        <w:t>列王記上</w:t>
+      </w:r>
+      <w:r>
+        <w:rPr>
+          <w:rFonts w:hint="eastAsia"/>
+        </w:rPr>
+        <w:t xml:space="preserve"> 19</w:t>
+      </w:r>
+      <w:r>
+        <w:rPr>
+          <w:rFonts w:hint="eastAsia"/>
+        </w:rPr>
+        <w:t>章</w:t>
+      </w:r>
+      <w:r>
+        <w:rPr>
+          <w:rFonts w:hint="eastAsia"/>
+        </w:rPr>
+        <w:t>5-7</w:t>
+      </w:r>
+      <w:r>
+        <w:rPr>
+          <w:rFonts w:hint="eastAsia"/>
+        </w:rPr>
+        <w:t>節：神は天使を遣わし、エリヤが崩れ落ちてしまわないよう、食事と休息を与えられました。</w:t>
+      </w:r>
+    </w:p>
+    <w:p>
+      <w:pPr>
+        <w:rPr>
+          <w:rFonts w:hint="eastAsia"/>
+        </w:rPr>
+      </w:pPr>
+      <w:r>
+        <w:rPr>
+          <w:rFonts w:hint="eastAsia"/>
+        </w:rPr>
+        <w:t xml:space="preserve">6. </w:t>
+      </w:r>
+      <w:r>
+        <w:rPr>
+          <w:rFonts w:hint="eastAsia"/>
+        </w:rPr>
+        <w:t>結論：</w:t>
+      </w:r>
+    </w:p>
+    <w:p>
+      <w:pPr>
+        <w:rPr>
+          <w:rFonts w:hint="eastAsia"/>
+        </w:rPr>
+      </w:pPr>
+      <w:r>
+        <w:rPr>
+          <w:rFonts w:hint="eastAsia"/>
+        </w:rPr>
+        <w:t>命を救うための</w:t>
+      </w:r>
+      <w:r>
+        <w:rPr>
+          <w:rFonts w:hint="eastAsia"/>
+        </w:rPr>
+        <w:t>3</w:t>
+      </w:r>
+      <w:r>
+        <w:rPr>
+          <w:rFonts w:hint="eastAsia"/>
+        </w:rPr>
+        <w:t>つのステップ：</w:t>
+      </w:r>
+    </w:p>
+    <w:p>
+      <w:pPr>
+        <w:rPr>
+          <w:rFonts w:hint="eastAsia"/>
+        </w:rPr>
+      </w:pPr>
+      <w:r>
+        <w:rPr>
+          <w:rFonts w:hint="eastAsia"/>
+        </w:rPr>
+        <w:lastRenderedPageBreak/>
+        <w:t xml:space="preserve">a. </w:t>
+      </w:r>
+      <w:r>
+        <w:rPr>
+          <w:rFonts w:hint="eastAsia"/>
+        </w:rPr>
+        <w:t>私のアイデンティティは、クリスチャンとして神の似姿（</w:t>
+      </w:r>
+      <w:r>
+        <w:rPr>
+          <w:rFonts w:hint="eastAsia"/>
+        </w:rPr>
+        <w:t>Imago Dei</w:t>
+      </w:r>
+      <w:r>
+        <w:rPr>
+          <w:rFonts w:hint="eastAsia"/>
+        </w:rPr>
+        <w:t>）を担う者であること。</w:t>
       </w:r>
       <w:r>
         <w:rPr>
@@ -2674,500 +3748,15 @@
         <w:rPr>
           <w:rFonts w:hint="eastAsia"/>
         </w:rPr>
-        <w:t>時代焦慮問題中的「無限循環」（演算法中的軟體錯誤）。</w:t>
-      </w:r>
-      <w:r>
-        <w:rPr>
-          <w:rFonts w:hint="eastAsia"/>
-        </w:rPr>
-        <w:t xml:space="preserve"> </w:t>
-      </w:r>
-      <w:proofErr w:type="spellStart"/>
-      <w:r>
-        <w:rPr>
-          <w:rFonts w:hint="eastAsia"/>
-        </w:rPr>
-        <w:t>Spark</w:t>
-      </w:r>
-      <w:r>
-        <w:rPr>
-          <w:rFonts w:hint="eastAsia"/>
-        </w:rPr>
-        <w:t>是</w:t>
-      </w:r>
-      <w:r>
-        <w:rPr>
-          <w:rFonts w:hint="eastAsia"/>
-        </w:rPr>
-        <w:t>Gemini</w:t>
-      </w:r>
-      <w:proofErr w:type="spellEnd"/>
-      <w:r>
-        <w:rPr>
-          <w:rFonts w:hint="eastAsia"/>
-        </w:rPr>
-        <w:t xml:space="preserve"> </w:t>
-      </w:r>
-      <w:proofErr w:type="spellStart"/>
-      <w:r>
-        <w:rPr>
-          <w:rFonts w:hint="eastAsia"/>
-        </w:rPr>
-        <w:t>AI</w:t>
-      </w:r>
-      <w:r>
-        <w:rPr>
-          <w:rFonts w:hint="eastAsia"/>
-        </w:rPr>
-        <w:t>的代理人（</w:t>
-      </w:r>
-      <w:r>
-        <w:rPr>
-          <w:rFonts w:hint="eastAsia"/>
-        </w:rPr>
-        <w:t>agent</w:t>
-      </w:r>
-      <w:proofErr w:type="spellEnd"/>
-      <w:r>
-        <w:rPr>
-          <w:rFonts w:hint="eastAsia"/>
-        </w:rPr>
-        <w:t>），</w:t>
-      </w:r>
-      <w:proofErr w:type="spellStart"/>
-      <w:r>
-        <w:rPr>
-          <w:rFonts w:hint="eastAsia"/>
-        </w:rPr>
-        <w:t>而耶穌是神的代理人。我們透過耶穌這位代理人（</w:t>
-      </w:r>
-      <w:r>
-        <w:rPr>
-          <w:rFonts w:hint="eastAsia"/>
-        </w:rPr>
-        <w:t>Spark</w:t>
-      </w:r>
-      <w:r>
-        <w:rPr>
-          <w:rFonts w:hint="eastAsia"/>
-        </w:rPr>
-        <w:t>）來順服那位神（</w:t>
-      </w:r>
-      <w:r>
-        <w:rPr>
-          <w:rFonts w:hint="eastAsia"/>
-        </w:rPr>
-        <w:t>Gemini</w:t>
-      </w:r>
-      <w:proofErr w:type="spellEnd"/>
-      <w:r>
-        <w:rPr>
-          <w:rFonts w:hint="eastAsia"/>
-        </w:rPr>
-        <w:t xml:space="preserve"> AI</w:t>
-      </w:r>
-      <w:r>
-        <w:rPr>
-          <w:rFonts w:hint="eastAsia"/>
-        </w:rPr>
-        <w:t>）。</w:t>
-      </w:r>
-      <w:proofErr w:type="spellStart"/>
-      <w:r>
-        <w:rPr>
-          <w:rFonts w:hint="eastAsia"/>
-        </w:rPr>
-        <w:t>暑假過後，我們將結束「故障」系列，並著手重塑自我</w:t>
-      </w:r>
-      <w:proofErr w:type="spellEnd"/>
-      <w:r>
-        <w:rPr>
-          <w:rFonts w:hint="eastAsia"/>
-        </w:rPr>
-        <w:t>。</w:t>
-      </w:r>
-    </w:p>
-    <w:p>
-      <w:pPr>
-        <w:rPr>
-          <w:rFonts w:hint="eastAsia"/>
-        </w:rPr>
-      </w:pPr>
-    </w:p>
-    <w:p>
-      <w:pPr>
-        <w:rPr>
-          <w:rFonts w:hint="eastAsia"/>
-        </w:rPr>
-      </w:pPr>
-      <w:r>
-        <w:rPr>
-          <w:rFonts w:hint="eastAsia"/>
-        </w:rPr>
-        <w:t>3000</w:t>
-      </w:r>
-      <w:r>
-        <w:rPr>
-          <w:rFonts w:hint="eastAsia"/>
-        </w:rPr>
-        <w:t>年前，先知以利亞身處山頂，宣講神的國。王后耶洗別將外邦神巴力引入了以色列。以利亞在迦密山上向</w:t>
-      </w:r>
-      <w:r>
-        <w:rPr>
-          <w:rFonts w:hint="eastAsia"/>
-        </w:rPr>
-        <w:t>450</w:t>
-      </w:r>
-      <w:r>
-        <w:rPr>
-          <w:rFonts w:hint="eastAsia"/>
-        </w:rPr>
-        <w:t>位巴力先知挑戰，要與以色列的神一較高下。</w:t>
-      </w:r>
-    </w:p>
-    <w:p>
-      <w:pPr>
-        <w:rPr>
-          <w:rFonts w:hint="eastAsia"/>
-        </w:rPr>
-      </w:pPr>
-    </w:p>
-    <w:p>
-      <w:pPr>
-        <w:rPr>
-          <w:rFonts w:hint="eastAsia"/>
-        </w:rPr>
-      </w:pPr>
-      <w:r>
-        <w:rPr>
-          <w:rFonts w:hint="eastAsia"/>
-        </w:rPr>
-        <w:lastRenderedPageBreak/>
-        <w:t xml:space="preserve">1. </w:t>
-      </w:r>
-      <w:proofErr w:type="spellStart"/>
-      <w:r>
-        <w:rPr>
-          <w:rFonts w:hint="eastAsia"/>
-        </w:rPr>
-        <w:t>列王紀上</w:t>
-      </w:r>
-      <w:proofErr w:type="spellEnd"/>
-      <w:r>
-        <w:rPr>
-          <w:rFonts w:hint="eastAsia"/>
-        </w:rPr>
-        <w:t xml:space="preserve"> 18:38-39</w:t>
-      </w:r>
-      <w:r>
-        <w:rPr>
-          <w:rFonts w:hint="eastAsia"/>
-        </w:rPr>
-        <w:t>：神彰顯了祂超越其他假偶像的大能。</w:t>
-      </w:r>
-    </w:p>
-    <w:p>
-      <w:pPr>
-        <w:rPr>
-          <w:rFonts w:hint="eastAsia"/>
-        </w:rPr>
-      </w:pPr>
-      <w:r>
-        <w:rPr>
-          <w:rFonts w:hint="eastAsia"/>
-        </w:rPr>
-        <w:t xml:space="preserve">2. </w:t>
-      </w:r>
-      <w:proofErr w:type="spellStart"/>
-      <w:r>
-        <w:rPr>
-          <w:rFonts w:hint="eastAsia"/>
-        </w:rPr>
-        <w:t>列王紀上</w:t>
-      </w:r>
-      <w:proofErr w:type="spellEnd"/>
-      <w:r>
-        <w:rPr>
-          <w:rFonts w:hint="eastAsia"/>
-        </w:rPr>
-        <w:t xml:space="preserve"> 19:2</w:t>
-      </w:r>
-      <w:r>
-        <w:rPr>
-          <w:rFonts w:hint="eastAsia"/>
-        </w:rPr>
-        <w:t>：以利亞在迦密山戰勝巴力先知後，王后耶洗別發誓要在</w:t>
-      </w:r>
-      <w:r>
-        <w:rPr>
-          <w:rFonts w:hint="eastAsia"/>
-        </w:rPr>
-        <w:t>24</w:t>
-      </w:r>
-      <w:r>
-        <w:rPr>
-          <w:rFonts w:hint="eastAsia"/>
-        </w:rPr>
-        <w:t>小時內殺掉他。以利亞為保命逃入曠野。</w:t>
-      </w:r>
-    </w:p>
-    <w:p>
-      <w:pPr>
-        <w:rPr>
-          <w:rFonts w:hint="eastAsia"/>
-        </w:rPr>
-      </w:pPr>
-      <w:r>
-        <w:rPr>
-          <w:rFonts w:hint="eastAsia"/>
-        </w:rPr>
-        <w:t xml:space="preserve">3. </w:t>
-      </w:r>
-      <w:proofErr w:type="spellStart"/>
-      <w:r>
-        <w:rPr>
-          <w:rFonts w:hint="eastAsia"/>
-        </w:rPr>
-        <w:t>列王紀上</w:t>
-      </w:r>
-      <w:proofErr w:type="spellEnd"/>
-      <w:r>
-        <w:rPr>
-          <w:rFonts w:hint="eastAsia"/>
-        </w:rPr>
-        <w:t xml:space="preserve"> 19:4</w:t>
-      </w:r>
-      <w:r>
-        <w:rPr>
-          <w:rFonts w:hint="eastAsia"/>
-        </w:rPr>
-        <w:t>：以利亞逃入曠野，坐在金雀花（</w:t>
-      </w:r>
-      <w:r>
-        <w:rPr>
-          <w:rFonts w:hint="eastAsia"/>
-        </w:rPr>
-        <w:t xml:space="preserve">broom </w:t>
-      </w:r>
-      <w:proofErr w:type="spellStart"/>
-      <w:r>
-        <w:rPr>
-          <w:rFonts w:hint="eastAsia"/>
-        </w:rPr>
-        <w:t>tree</w:t>
-      </w:r>
-      <w:r>
-        <w:rPr>
-          <w:rFonts w:hint="eastAsia"/>
-        </w:rPr>
-        <w:t>）下，心灰意冷，一心求死</w:t>
-      </w:r>
-      <w:proofErr w:type="spellEnd"/>
-      <w:r>
-        <w:rPr>
-          <w:rFonts w:hint="eastAsia"/>
-        </w:rPr>
-        <w:t>。</w:t>
-      </w:r>
-    </w:p>
-    <w:p>
-      <w:pPr>
-        <w:rPr>
-          <w:rFonts w:hint="eastAsia"/>
-        </w:rPr>
-      </w:pPr>
-      <w:r>
-        <w:rPr>
-          <w:rFonts w:hint="eastAsia"/>
-        </w:rPr>
-        <w:t xml:space="preserve">4. </w:t>
-      </w:r>
-      <w:proofErr w:type="spellStart"/>
-      <w:r>
-        <w:rPr>
-          <w:rFonts w:hint="eastAsia"/>
-        </w:rPr>
-        <w:t>提姆凱勒（</w:t>
-      </w:r>
-      <w:r>
-        <w:rPr>
-          <w:rFonts w:hint="eastAsia"/>
-        </w:rPr>
-        <w:t>Tim</w:t>
-      </w:r>
-      <w:proofErr w:type="spellEnd"/>
-      <w:r>
-        <w:rPr>
-          <w:rFonts w:hint="eastAsia"/>
-        </w:rPr>
-        <w:t xml:space="preserve"> </w:t>
-      </w:r>
-      <w:proofErr w:type="spellStart"/>
-      <w:r>
-        <w:rPr>
-          <w:rFonts w:hint="eastAsia"/>
-        </w:rPr>
-        <w:t>Keller</w:t>
-      </w:r>
-      <w:r>
-        <w:rPr>
-          <w:rFonts w:hint="eastAsia"/>
-        </w:rPr>
-        <w:t>）語錄</w:t>
-      </w:r>
-      <w:proofErr w:type="spellEnd"/>
-      <w:r>
-        <w:rPr>
-          <w:rFonts w:hint="eastAsia"/>
-        </w:rPr>
-        <w:t>：“</w:t>
-      </w:r>
-      <w:proofErr w:type="spellStart"/>
-      <w:r>
-        <w:rPr>
-          <w:rFonts w:hint="eastAsia"/>
-        </w:rPr>
-        <w:t>如果我們的身份認同建立在工作而非基督之上，成功會讓我們變得狂妄自大，而失敗則會重創我們的內心</w:t>
-      </w:r>
-      <w:proofErr w:type="spellEnd"/>
-      <w:r>
-        <w:rPr>
-          <w:rFonts w:hint="eastAsia"/>
-        </w:rPr>
-        <w:t>。”</w:t>
-      </w:r>
-    </w:p>
-    <w:p>
-      <w:pPr>
-        <w:rPr>
-          <w:rFonts w:hint="eastAsia"/>
-        </w:rPr>
-      </w:pPr>
-      <w:r>
-        <w:rPr>
-          <w:rFonts w:hint="eastAsia"/>
-        </w:rPr>
-        <w:t xml:space="preserve">5. </w:t>
-      </w:r>
-      <w:proofErr w:type="spellStart"/>
-      <w:r>
-        <w:rPr>
-          <w:rFonts w:hint="eastAsia"/>
-        </w:rPr>
-        <w:t>列王紀上</w:t>
-      </w:r>
-      <w:proofErr w:type="spellEnd"/>
-      <w:r>
-        <w:rPr>
-          <w:rFonts w:hint="eastAsia"/>
-        </w:rPr>
-        <w:t xml:space="preserve"> 19:5-7</w:t>
-      </w:r>
-      <w:r>
-        <w:rPr>
-          <w:rFonts w:hint="eastAsia"/>
-        </w:rPr>
-        <w:t>：神差遣天使送來食物，讓以利亞休息，防止他徹底崩潰。</w:t>
-      </w:r>
-    </w:p>
-    <w:p>
-      <w:pPr>
-        <w:rPr>
-          <w:rFonts w:hint="eastAsia"/>
-        </w:rPr>
-      </w:pPr>
-      <w:r>
-        <w:rPr>
-          <w:rFonts w:hint="eastAsia"/>
-        </w:rPr>
-        <w:t xml:space="preserve">6. </w:t>
-      </w:r>
-      <w:r>
-        <w:rPr>
-          <w:rFonts w:hint="eastAsia"/>
-        </w:rPr>
-        <w:t>結語：</w:t>
-      </w:r>
-    </w:p>
-    <w:p>
-      <w:pPr>
-        <w:rPr>
-          <w:rFonts w:hint="eastAsia"/>
-        </w:rPr>
-      </w:pPr>
-      <w:proofErr w:type="spellStart"/>
-      <w:r>
-        <w:rPr>
-          <w:rFonts w:hint="eastAsia"/>
-        </w:rPr>
-        <w:t>拯救生命的三個步驟</w:t>
-      </w:r>
-      <w:proofErr w:type="spellEnd"/>
-      <w:r>
-        <w:rPr>
-          <w:rFonts w:hint="eastAsia"/>
-        </w:rPr>
-        <w:t>：</w:t>
-      </w:r>
-    </w:p>
-    <w:p>
-      <w:pPr>
-        <w:rPr>
-          <w:rFonts w:hint="eastAsia"/>
-        </w:rPr>
-      </w:pPr>
-      <w:r>
-        <w:rPr>
-          <w:rFonts w:hint="eastAsia"/>
-        </w:rPr>
-        <w:t xml:space="preserve">a. </w:t>
-      </w:r>
-      <w:proofErr w:type="spellStart"/>
-      <w:r>
-        <w:rPr>
-          <w:rFonts w:hint="eastAsia"/>
-        </w:rPr>
-        <w:t>身為基督徒，我的身分是「神的形象的承載者</w:t>
-      </w:r>
-      <w:proofErr w:type="spellEnd"/>
-      <w:r>
-        <w:rPr>
-          <w:rFonts w:hint="eastAsia"/>
-        </w:rPr>
-        <w:t>」（</w:t>
-      </w:r>
-      <w:r>
-        <w:rPr>
-          <w:rFonts w:hint="eastAsia"/>
-        </w:rPr>
-        <w:t>Imago Dei</w:t>
-      </w:r>
-      <w:r>
-        <w:rPr>
-          <w:rFonts w:hint="eastAsia"/>
-        </w:rPr>
-        <w:t>），</w:t>
-      </w:r>
-      <w:r>
-        <w:rPr>
-          <w:rFonts w:hint="eastAsia"/>
-        </w:rPr>
-        <w:t>AI</w:t>
-      </w:r>
-      <w:r>
-        <w:rPr>
-          <w:rFonts w:hint="eastAsia"/>
-        </w:rPr>
-        <w:t>科技並不能賦予我們這種身分：我們被造的身分是為了向世界反映神的品格、愛與本性。每個人的身分都蘊含著與生俱來的尊嚴，這種尊嚴並不取決於你的成就或財務上的成功。</w:t>
-      </w:r>
-    </w:p>
-    <w:p>
-      <w:pPr>
-        <w:rPr>
-          <w:rFonts w:hint="eastAsia"/>
-        </w:rPr>
-      </w:pPr>
-      <w:proofErr w:type="spellStart"/>
+        <w:t>技術が私たちにアイデンティティを与えるわけではありません。私たちは、神の性質、愛、そして本質を世界に反映させるために創造されたアイデンティティを持っています。一人ひとりのアイデンティティには固有の尊厳があり、それは業績や経済的な成功に基づくものではありません。</w:t>
+      </w:r>
+    </w:p>
+    <w:p>
+      <w:pPr>
+        <w:rPr>
+          <w:rFonts w:hint="eastAsia"/>
+        </w:rPr>
+      </w:pPr>
       <w:r>
         <w:rPr>
           <w:rFonts w:hint="eastAsia"/>
@@ -3178,14 +3767,7 @@
         <w:rPr>
           <w:rFonts w:hint="eastAsia"/>
         </w:rPr>
-        <w:t>我們被賜予了神的兒女這個身分</w:t>
-      </w:r>
-      <w:proofErr w:type="spellEnd"/>
-      <w:r>
-        <w:rPr>
-          <w:rFonts w:hint="eastAsia"/>
-        </w:rPr>
-        <w:t>。</w:t>
+        <w:t>私たちは神の子として与えられています。</w:t>
       </w:r>
     </w:p>
     <w:p>
@@ -3200,905 +3782,32 @@
         </w:rPr>
         <w:t xml:space="preserve">c. </w:t>
       </w:r>
-      <w:proofErr w:type="spellStart"/>
-      <w:r>
-        <w:rPr>
-          <w:rFonts w:hint="eastAsia"/>
-        </w:rPr>
-        <w:t>第三點，我們被賜給了屬天的神</w:t>
-      </w:r>
-      <w:proofErr w:type="spellEnd"/>
-      <w:r>
-        <w:rPr>
-          <w:rFonts w:hint="eastAsia"/>
-        </w:rPr>
-        <w:t>：</w:t>
-      </w:r>
-    </w:p>
-    <w:p>
-      <w:pPr>
-        <w:rPr>
-          <w:rFonts w:hint="eastAsia"/>
-        </w:rPr>
-      </w:pPr>
-      <w:proofErr w:type="spellStart"/>
-      <w:r>
-        <w:rPr>
-          <w:rFonts w:hint="eastAsia"/>
-        </w:rPr>
-        <w:t>在工作、金錢和身分（作為神的形象承載者）這幾方面，我們無需冒險（或：不必患得失</w:t>
-      </w:r>
-      <w:proofErr w:type="spellEnd"/>
-      <w:r>
-        <w:rPr>
-          <w:rFonts w:hint="eastAsia"/>
-        </w:rPr>
-        <w:t>）。</w:t>
-      </w:r>
-    </w:p>
-    <w:p>
-      <w:proofErr w:type="spellStart"/>
-      <w:r>
-        <w:rPr>
-          <w:rFonts w:hint="eastAsia"/>
-        </w:rPr>
-        <w:t>行動：每天活出我們在基督裡的身份，為每個人帶來希望</w:t>
-      </w:r>
-      <w:proofErr w:type="spellEnd"/>
-      <w:r>
-        <w:rPr>
-          <w:rFonts w:hint="eastAsia"/>
-        </w:rPr>
-        <w:t>。</w:t>
-      </w:r>
-    </w:p>
-    <w:p/>
-    <w:p>
-      <w:r>
-        <w:br/>
-      </w:r>
-    </w:p>
-    <w:p>
-      <w:pPr>
-        <w:rPr>
-          <w:rFonts w:hint="eastAsia"/>
-        </w:rPr>
-      </w:pPr>
-      <w:r>
-        <w:rPr>
-          <w:rFonts w:hint="eastAsia"/>
-        </w:rPr>
-        <w:t>======</w:t>
-      </w:r>
-    </w:p>
-    <w:p>
-      <w:pPr>
-        <w:rPr>
-          <w:rFonts w:hint="eastAsia"/>
-        </w:rPr>
-      </w:pPr>
-      <w:r>
-        <w:rPr>
-          <w:rFonts w:hint="eastAsia"/>
-        </w:rPr>
-        <w:t>2026</w:t>
-      </w:r>
-      <w:r>
-        <w:rPr>
-          <w:rFonts w:hint="eastAsia"/>
-        </w:rPr>
-        <w:t>年</w:t>
-      </w:r>
-      <w:r>
-        <w:rPr>
-          <w:rFonts w:hint="eastAsia"/>
-        </w:rPr>
-        <w:t>6</w:t>
-      </w:r>
-      <w:r>
-        <w:rPr>
-          <w:rFonts w:hint="eastAsia"/>
-        </w:rPr>
-        <w:t>月</w:t>
-      </w:r>
-      <w:r>
-        <w:rPr>
-          <w:rFonts w:hint="eastAsia"/>
-        </w:rPr>
-        <w:t>13</w:t>
-      </w:r>
-      <w:r>
-        <w:rPr>
-          <w:rFonts w:hint="eastAsia"/>
-        </w:rPr>
-        <w:t>日、メンロ教会（</w:t>
-      </w:r>
-      <w:r>
-        <w:rPr>
-          <w:rFonts w:hint="eastAsia"/>
-        </w:rPr>
-        <w:t>Menlo Church</w:t>
-      </w:r>
-      <w:r>
-        <w:rPr>
-          <w:rFonts w:hint="eastAsia"/>
-        </w:rPr>
-        <w:t>）礼拝（先週分：</w:t>
-      </w:r>
-      <w:r>
-        <w:rPr>
-          <w:rFonts w:hint="eastAsia"/>
-        </w:rPr>
-        <w:t>2028</w:t>
-      </w:r>
-      <w:r>
-        <w:rPr>
-          <w:rFonts w:hint="eastAsia"/>
-        </w:rPr>
-        <w:t>年</w:t>
-      </w:r>
-      <w:r>
-        <w:rPr>
-          <w:rFonts w:hint="eastAsia"/>
-        </w:rPr>
-        <w:t>5</w:t>
-      </w:r>
-      <w:r>
-        <w:rPr>
-          <w:rFonts w:hint="eastAsia"/>
-        </w:rPr>
-        <w:t>月</w:t>
-      </w:r>
-      <w:r>
-        <w:rPr>
-          <w:rFonts w:hint="eastAsia"/>
-        </w:rPr>
-        <w:t>31</w:t>
-      </w:r>
-      <w:r>
-        <w:rPr>
-          <w:rFonts w:hint="eastAsia"/>
-        </w:rPr>
-        <w:t>日の要約）</w:t>
-      </w:r>
-    </w:p>
-    <w:p>
-      <w:pPr>
-        <w:rPr>
-          <w:rFonts w:hint="eastAsia"/>
-        </w:rPr>
-      </w:pPr>
-      <w:r>
-        <w:rPr>
-          <w:rFonts w:hint="eastAsia"/>
-        </w:rPr>
-        <w:t>https://www.youtube.com/watch?v=9aKCkFeMUmE</w:t>
-      </w:r>
-    </w:p>
-    <w:p>
-      <w:pPr>
-        <w:rPr>
-          <w:rFonts w:hint="eastAsia"/>
-        </w:rPr>
-      </w:pPr>
-      <w:proofErr w:type="spellStart"/>
-      <w:r>
-        <w:rPr>
-          <w:rFonts w:hint="eastAsia"/>
-        </w:rPr>
-        <w:t>ハードウェアの故障</w:t>
-      </w:r>
-      <w:proofErr w:type="spellEnd"/>
-      <w:r>
-        <w:rPr>
-          <w:rFonts w:hint="eastAsia"/>
-        </w:rPr>
-        <w:t xml:space="preserve"> | </w:t>
-      </w:r>
-      <w:proofErr w:type="spellStart"/>
-      <w:r>
-        <w:rPr>
-          <w:rFonts w:hint="eastAsia"/>
-        </w:rPr>
-        <w:t>グリッチ（不具合</w:t>
-      </w:r>
-      <w:proofErr w:type="spellEnd"/>
-      <w:r>
-        <w:rPr>
-          <w:rFonts w:hint="eastAsia"/>
-        </w:rPr>
-        <w:t>）</w:t>
-      </w:r>
-      <w:r>
-        <w:rPr>
-          <w:rFonts w:hint="eastAsia"/>
-        </w:rPr>
-        <w:t xml:space="preserve"> | </w:t>
-      </w:r>
-      <w:proofErr w:type="spellStart"/>
-      <w:r>
-        <w:rPr>
-          <w:rFonts w:hint="eastAsia"/>
-        </w:rPr>
-        <w:t>メンロ教会</w:t>
-      </w:r>
-      <w:proofErr w:type="spellEnd"/>
-      <w:r>
-        <w:rPr>
-          <w:rFonts w:hint="eastAsia"/>
-        </w:rPr>
-        <w:t xml:space="preserve"> </w:t>
-      </w:r>
-      <w:proofErr w:type="spellStart"/>
-      <w:r>
-        <w:rPr>
-          <w:rFonts w:hint="eastAsia"/>
-        </w:rPr>
-        <w:t>フィル</w:t>
-      </w:r>
-      <w:r>
-        <w:rPr>
-          <w:rFonts w:ascii="MS Mincho" w:eastAsia="MS Mincho" w:hAnsi="MS Mincho" w:cs="MS Mincho" w:hint="eastAsia"/>
-        </w:rPr>
-        <w:t>・</w:t>
-      </w:r>
-      <w:r>
-        <w:rPr>
-          <w:rFonts w:ascii="SimSun" w:hAnsi="SimSun" w:cs="SimSun" w:hint="eastAsia"/>
-        </w:rPr>
-        <w:t>ユーバンク（</w:t>
-      </w:r>
-      <w:r>
-        <w:rPr>
-          <w:rFonts w:hint="eastAsia"/>
-        </w:rPr>
-        <w:t>Phil</w:t>
-      </w:r>
-      <w:proofErr w:type="spellEnd"/>
-      <w:r>
-        <w:rPr>
-          <w:rFonts w:hint="eastAsia"/>
-        </w:rPr>
-        <w:t xml:space="preserve"> EuBank</w:t>
-      </w:r>
-      <w:r>
-        <w:rPr>
-          <w:rFonts w:hint="eastAsia"/>
-        </w:rPr>
-        <w:t>）</w:t>
-      </w:r>
-    </w:p>
-    <w:p>
-      <w:pPr>
-        <w:rPr>
-          <w:rFonts w:hint="eastAsia"/>
-        </w:rPr>
-      </w:pPr>
-    </w:p>
-    <w:p>
-      <w:pPr>
-        <w:rPr>
-          <w:rFonts w:hint="eastAsia"/>
-        </w:rPr>
-      </w:pPr>
-      <w:r>
-        <w:rPr>
-          <w:rFonts w:hint="eastAsia"/>
-        </w:rPr>
-        <w:t>AI</w:t>
-      </w:r>
-      <w:r>
-        <w:rPr>
-          <w:rFonts w:hint="eastAsia"/>
-        </w:rPr>
-        <w:t>時代における「人間」について語ります。「グリッチ（</w:t>
-      </w:r>
-      <w:r>
-        <w:rPr>
-          <w:rFonts w:hint="eastAsia"/>
-        </w:rPr>
-        <w:t>Glitch</w:t>
-      </w:r>
-      <w:r>
-        <w:rPr>
-          <w:rFonts w:hint="eastAsia"/>
-        </w:rPr>
-        <w:t>）」シリーズでは</w:t>
-      </w:r>
-      <w:r>
-        <w:rPr>
-          <w:rFonts w:hint="eastAsia"/>
-        </w:rPr>
-        <w:t>4</w:t>
-      </w:r>
-      <w:r>
-        <w:rPr>
-          <w:rFonts w:hint="eastAsia"/>
-        </w:rPr>
-        <w:t>つの議論を行います。先週は、</w:t>
-      </w:r>
-      <w:r>
-        <w:rPr>
-          <w:rFonts w:hint="eastAsia"/>
-        </w:rPr>
-        <w:t>AI</w:t>
-      </w:r>
-      <w:r>
-        <w:rPr>
-          <w:rFonts w:hint="eastAsia"/>
-        </w:rPr>
-        <w:t>時代における不安という問題の「無限ループ（アルゴリズム上のソフトウェア</w:t>
-      </w:r>
-      <w:r>
-        <w:rPr>
-          <w:rFonts w:ascii="MS Mincho" w:eastAsia="MS Mincho" w:hAnsi="MS Mincho" w:cs="MS Mincho" w:hint="eastAsia"/>
-        </w:rPr>
-        <w:t>・</w:t>
-      </w:r>
-      <w:r>
-        <w:rPr>
-          <w:rFonts w:ascii="SimSun" w:hAnsi="SimSun" w:cs="SimSun" w:hint="eastAsia"/>
-        </w:rPr>
-        <w:t>バグ）」について話しました。「スパーク（</w:t>
-      </w:r>
-      <w:r>
-        <w:rPr>
-          <w:rFonts w:hint="eastAsia"/>
-        </w:rPr>
-        <w:t>Spark</w:t>
-      </w:r>
-      <w:r>
-        <w:rPr>
-          <w:rFonts w:hint="eastAsia"/>
-        </w:rPr>
-        <w:t>）」は</w:t>
-      </w:r>
-      <w:r>
-        <w:rPr>
-          <w:rFonts w:hint="eastAsia"/>
-        </w:rPr>
-        <w:t>Gemini AI</w:t>
-      </w:r>
-      <w:r>
-        <w:rPr>
-          <w:rFonts w:hint="eastAsia"/>
-        </w:rPr>
-        <w:t>のエージェント（仲介者）であり、イエスは神のエージェントです。私たちは、イエスというエージェント（スパーク）を通して、神（</w:t>
-      </w:r>
-      <w:r>
-        <w:rPr>
-          <w:rFonts w:hint="eastAsia"/>
-        </w:rPr>
-        <w:t xml:space="preserve">Gemini </w:t>
-      </w:r>
-      <w:proofErr w:type="spellStart"/>
-      <w:r>
-        <w:rPr>
-          <w:rFonts w:hint="eastAsia"/>
-        </w:rPr>
-        <w:t>AI</w:t>
-      </w:r>
-      <w:r>
-        <w:rPr>
-          <w:rFonts w:hint="eastAsia"/>
-        </w:rPr>
-        <w:t>）に身を委ねます。夏を過ぎれば「グリッチ」シリーズは終了し、私たちは自分自身を再構築できるようになるでしょう</w:t>
-      </w:r>
-      <w:proofErr w:type="spellEnd"/>
-      <w:r>
-        <w:rPr>
-          <w:rFonts w:hint="eastAsia"/>
-        </w:rPr>
-        <w:t>。</w:t>
-      </w:r>
-    </w:p>
-    <w:p>
-      <w:pPr>
-        <w:rPr>
-          <w:rFonts w:hint="eastAsia"/>
-        </w:rPr>
-      </w:pPr>
-    </w:p>
-    <w:p>
-      <w:pPr>
-        <w:rPr>
-          <w:rFonts w:hint="eastAsia"/>
-        </w:rPr>
-      </w:pPr>
-      <w:r>
-        <w:rPr>
-          <w:rFonts w:hint="eastAsia"/>
-        </w:rPr>
-        <w:t>3000</w:t>
-      </w:r>
-      <w:r>
-        <w:rPr>
-          <w:rFonts w:hint="eastAsia"/>
-        </w:rPr>
-        <w:t>年前、預言者エリヤは山の頂にいました。彼は神の国について語りました。王妃イゼベルは、異国の神バアルをイスラエルに持ち込みました。エリヤはカルメル山で、バアルの預言者</w:t>
-      </w:r>
-      <w:r>
-        <w:rPr>
-          <w:rFonts w:hint="eastAsia"/>
-        </w:rPr>
-        <w:t>450</w:t>
-      </w:r>
-      <w:r>
-        <w:rPr>
-          <w:rFonts w:hint="eastAsia"/>
-        </w:rPr>
-        <w:t>人に対し、イスラエルの神との対決を挑みます。</w:t>
-      </w:r>
-    </w:p>
-    <w:p>
-      <w:pPr>
-        <w:rPr>
-          <w:rFonts w:hint="eastAsia"/>
-        </w:rPr>
-      </w:pPr>
-    </w:p>
-    <w:p>
-      <w:pPr>
-        <w:rPr>
-          <w:rFonts w:hint="eastAsia"/>
-        </w:rPr>
-      </w:pPr>
-      <w:r>
-        <w:rPr>
-          <w:rFonts w:hint="eastAsia"/>
-        </w:rPr>
-        <w:t xml:space="preserve">1. </w:t>
-      </w:r>
-      <w:proofErr w:type="spellStart"/>
-      <w:r>
-        <w:rPr>
-          <w:rFonts w:hint="eastAsia"/>
-        </w:rPr>
-        <w:t>列王記上</w:t>
-      </w:r>
-      <w:proofErr w:type="spellEnd"/>
-      <w:r>
-        <w:rPr>
-          <w:rFonts w:hint="eastAsia"/>
-        </w:rPr>
-        <w:t xml:space="preserve"> 18</w:t>
-      </w:r>
-      <w:r>
-        <w:rPr>
-          <w:rFonts w:hint="eastAsia"/>
-        </w:rPr>
-        <w:t>章</w:t>
-      </w:r>
-      <w:r>
-        <w:rPr>
-          <w:rFonts w:hint="eastAsia"/>
-        </w:rPr>
-        <w:t>38-39</w:t>
-      </w:r>
-      <w:r>
-        <w:rPr>
-          <w:rFonts w:hint="eastAsia"/>
-        </w:rPr>
-        <w:t>節：神は、他の偽りの偶像に対するご自身の力を示されました。</w:t>
-      </w:r>
-    </w:p>
-    <w:p>
-      <w:pPr>
-        <w:rPr>
-          <w:rFonts w:hint="eastAsia"/>
-        </w:rPr>
-      </w:pPr>
-      <w:r>
-        <w:rPr>
-          <w:rFonts w:hint="eastAsia"/>
-        </w:rPr>
-        <w:t xml:space="preserve">2. </w:t>
-      </w:r>
-      <w:proofErr w:type="spellStart"/>
-      <w:r>
-        <w:rPr>
-          <w:rFonts w:hint="eastAsia"/>
-        </w:rPr>
-        <w:t>列王記上</w:t>
-      </w:r>
-      <w:proofErr w:type="spellEnd"/>
-      <w:r>
-        <w:rPr>
-          <w:rFonts w:hint="eastAsia"/>
-        </w:rPr>
-        <w:t xml:space="preserve"> 19</w:t>
-      </w:r>
-      <w:r>
-        <w:rPr>
-          <w:rFonts w:hint="eastAsia"/>
-        </w:rPr>
-        <w:t>章</w:t>
-      </w:r>
-      <w:r>
-        <w:rPr>
-          <w:rFonts w:hint="eastAsia"/>
-        </w:rPr>
-        <w:t>2</w:t>
-      </w:r>
-      <w:r>
-        <w:rPr>
-          <w:rFonts w:hint="eastAsia"/>
-        </w:rPr>
-        <w:t>節：カルメル山でバアルの預言者たちに勝利した後、王妃イゼベルは</w:t>
-      </w:r>
-      <w:r>
-        <w:rPr>
-          <w:rFonts w:hint="eastAsia"/>
-        </w:rPr>
-        <w:t>24</w:t>
-      </w:r>
-      <w:r>
-        <w:rPr>
-          <w:rFonts w:hint="eastAsia"/>
-        </w:rPr>
-        <w:t>時間以内にエリヤを殺すと誓います。エリヤは身を守るために荒野へと逃げ出します。</w:t>
-      </w:r>
-    </w:p>
-    <w:p>
-      <w:pPr>
-        <w:rPr>
-          <w:rFonts w:hint="eastAsia"/>
-        </w:rPr>
-      </w:pPr>
-      <w:r>
-        <w:rPr>
-          <w:rFonts w:hint="eastAsia"/>
-        </w:rPr>
-        <w:t xml:space="preserve">3. </w:t>
-      </w:r>
-      <w:proofErr w:type="spellStart"/>
-      <w:r>
-        <w:rPr>
-          <w:rFonts w:hint="eastAsia"/>
-        </w:rPr>
-        <w:t>列王記上</w:t>
-      </w:r>
-      <w:proofErr w:type="spellEnd"/>
-      <w:r>
-        <w:rPr>
-          <w:rFonts w:hint="eastAsia"/>
-        </w:rPr>
-        <w:t xml:space="preserve"> 19</w:t>
-      </w:r>
-      <w:r>
-        <w:rPr>
-          <w:rFonts w:hint="eastAsia"/>
-        </w:rPr>
-        <w:t>章</w:t>
-      </w:r>
-      <w:r>
-        <w:rPr>
-          <w:rFonts w:hint="eastAsia"/>
-        </w:rPr>
-        <w:t>4</w:t>
-      </w:r>
-      <w:r>
-        <w:rPr>
-          <w:rFonts w:hint="eastAsia"/>
-        </w:rPr>
-        <w:t>節：荒野に逃げ込んだエリヤは、エニシダ（</w:t>
-      </w:r>
-      <w:r>
-        <w:rPr>
-          <w:rFonts w:hint="eastAsia"/>
-        </w:rPr>
-        <w:t xml:space="preserve">broom </w:t>
-      </w:r>
-      <w:proofErr w:type="spellStart"/>
-      <w:r>
-        <w:rPr>
-          <w:rFonts w:hint="eastAsia"/>
-        </w:rPr>
-        <w:t>tree</w:t>
-      </w:r>
-      <w:r>
-        <w:rPr>
-          <w:rFonts w:hint="eastAsia"/>
-        </w:rPr>
-        <w:t>）の木の下に座り込み、死を覚悟します</w:t>
-      </w:r>
-      <w:proofErr w:type="spellEnd"/>
-      <w:r>
-        <w:rPr>
-          <w:rFonts w:hint="eastAsia"/>
-        </w:rPr>
-        <w:t>。</w:t>
-      </w:r>
-    </w:p>
-    <w:p>
-      <w:pPr>
-        <w:rPr>
-          <w:rFonts w:hint="eastAsia"/>
-        </w:rPr>
-      </w:pPr>
-      <w:r>
-        <w:rPr>
-          <w:rFonts w:hint="eastAsia"/>
-        </w:rPr>
-        <w:t xml:space="preserve">4. </w:t>
-      </w:r>
-      <w:proofErr w:type="spellStart"/>
-      <w:r>
-        <w:rPr>
-          <w:rFonts w:hint="eastAsia"/>
-        </w:rPr>
-        <w:t>ティム</w:t>
-      </w:r>
-      <w:r>
-        <w:rPr>
-          <w:rFonts w:ascii="MS Mincho" w:eastAsia="MS Mincho" w:hAnsi="MS Mincho" w:cs="MS Mincho" w:hint="eastAsia"/>
-        </w:rPr>
-        <w:t>・</w:t>
-      </w:r>
-      <w:r>
-        <w:rPr>
-          <w:rFonts w:ascii="SimSun" w:hAnsi="SimSun" w:cs="SimSun" w:hint="eastAsia"/>
-        </w:rPr>
-        <w:t>ケラ</w:t>
-      </w:r>
-      <w:proofErr w:type="spellEnd"/>
-      <w:r>
-        <w:rPr>
-          <w:rFonts w:ascii="SimSun" w:hAnsi="SimSun" w:cs="SimSun" w:hint="eastAsia"/>
-        </w:rPr>
-        <w:t>ー（</w:t>
-      </w:r>
-      <w:r>
-        <w:rPr>
-          <w:rFonts w:hint="eastAsia"/>
-        </w:rPr>
-        <w:t>Tim Keller</w:t>
-      </w:r>
-      <w:r>
-        <w:rPr>
-          <w:rFonts w:hint="eastAsia"/>
-        </w:rPr>
-        <w:t>）の言葉：「もし私たちのアイデンティティがキリストではなく仕事にあるならば、成功は私たちを傲慢にさせ（頭に上り）、失敗は私たちの心を打ち砕く（心に深く突き刺さる）ことになるでしょう。」</w:t>
-      </w:r>
-    </w:p>
-    <w:p>
-      <w:pPr>
-        <w:rPr>
-          <w:rFonts w:hint="eastAsia"/>
-        </w:rPr>
-      </w:pPr>
-      <w:r>
-        <w:rPr>
-          <w:rFonts w:hint="eastAsia"/>
-        </w:rPr>
-        <w:t xml:space="preserve">5. </w:t>
-      </w:r>
-      <w:proofErr w:type="spellStart"/>
-      <w:r>
-        <w:rPr>
-          <w:rFonts w:hint="eastAsia"/>
-        </w:rPr>
-        <w:t>列王記上</w:t>
-      </w:r>
-      <w:proofErr w:type="spellEnd"/>
-      <w:r>
-        <w:rPr>
-          <w:rFonts w:hint="eastAsia"/>
-        </w:rPr>
-        <w:t xml:space="preserve"> 19</w:t>
-      </w:r>
-      <w:r>
-        <w:rPr>
-          <w:rFonts w:hint="eastAsia"/>
-        </w:rPr>
-        <w:t>章</w:t>
-      </w:r>
-      <w:r>
-        <w:rPr>
-          <w:rFonts w:hint="eastAsia"/>
-        </w:rPr>
-        <w:t>5-7</w:t>
-      </w:r>
-      <w:r>
-        <w:rPr>
-          <w:rFonts w:hint="eastAsia"/>
-        </w:rPr>
-        <w:t>節：神は天使を遣わし、エリヤが崩れ落ちてしまわないよう、食事と休息を与えられました。</w:t>
-      </w:r>
-    </w:p>
-    <w:p>
-      <w:pPr>
-        <w:rPr>
-          <w:rFonts w:hint="eastAsia"/>
-        </w:rPr>
-      </w:pPr>
-      <w:r>
-        <w:rPr>
-          <w:rFonts w:hint="eastAsia"/>
-        </w:rPr>
-        <w:lastRenderedPageBreak/>
-        <w:t xml:space="preserve">6. </w:t>
-      </w:r>
-      <w:proofErr w:type="spellStart"/>
-      <w:r>
-        <w:rPr>
-          <w:rFonts w:hint="eastAsia"/>
-        </w:rPr>
-        <w:t>結論</w:t>
-      </w:r>
-      <w:proofErr w:type="spellEnd"/>
-      <w:r>
-        <w:rPr>
-          <w:rFonts w:hint="eastAsia"/>
-        </w:rPr>
-        <w:t>：</w:t>
-      </w:r>
-    </w:p>
-    <w:p>
-      <w:pPr>
-        <w:rPr>
-          <w:rFonts w:hint="eastAsia"/>
-        </w:rPr>
-      </w:pPr>
-      <w:r>
-        <w:rPr>
-          <w:rFonts w:hint="eastAsia"/>
-        </w:rPr>
-        <w:t>命を救うための</w:t>
-      </w:r>
-      <w:r>
-        <w:rPr>
-          <w:rFonts w:hint="eastAsia"/>
-        </w:rPr>
-        <w:t>3</w:t>
-      </w:r>
-      <w:r>
-        <w:rPr>
-          <w:rFonts w:hint="eastAsia"/>
-        </w:rPr>
-        <w:t>つのステップ：</w:t>
-      </w:r>
-    </w:p>
-    <w:p>
-      <w:pPr>
-        <w:rPr>
-          <w:rFonts w:hint="eastAsia"/>
-        </w:rPr>
-      </w:pPr>
-      <w:r>
-        <w:rPr>
-          <w:rFonts w:hint="eastAsia"/>
-        </w:rPr>
-        <w:t xml:space="preserve">a. </w:t>
-      </w:r>
-      <w:proofErr w:type="spellStart"/>
-      <w:r>
-        <w:rPr>
-          <w:rFonts w:hint="eastAsia"/>
-        </w:rPr>
-        <w:t>私のアイデンティティは、クリスチャンとして神の似姿（</w:t>
-      </w:r>
-      <w:r>
-        <w:rPr>
-          <w:rFonts w:hint="eastAsia"/>
-        </w:rPr>
-        <w:t>Imago</w:t>
-      </w:r>
-      <w:proofErr w:type="spellEnd"/>
-      <w:r>
-        <w:rPr>
-          <w:rFonts w:hint="eastAsia"/>
-        </w:rPr>
-        <w:t xml:space="preserve"> Dei</w:t>
-      </w:r>
-      <w:r>
-        <w:rPr>
-          <w:rFonts w:hint="eastAsia"/>
-        </w:rPr>
-        <w:t>）を担う者であること。</w:t>
-      </w:r>
-      <w:r>
-        <w:rPr>
-          <w:rFonts w:hint="eastAsia"/>
-        </w:rPr>
-        <w:t>AI</w:t>
-      </w:r>
-      <w:r>
-        <w:rPr>
-          <w:rFonts w:hint="eastAsia"/>
-        </w:rPr>
-        <w:t>技術が私たちにアイデンティティを与えるわけではありません。私たちは、神の性質、愛、そして本質を世界に反映させるために創造されたアイデンティティを持っています。一人ひとりのアイデンティティには固有の尊厳があり、それは業績や経済的な成功に基づくものではありません。</w:t>
-      </w:r>
-    </w:p>
-    <w:p>
-      <w:pPr>
-        <w:rPr>
-          <w:rFonts w:hint="eastAsia"/>
-        </w:rPr>
-      </w:pPr>
-      <w:proofErr w:type="spellStart"/>
-      <w:r>
-        <w:rPr>
-          <w:rFonts w:hint="eastAsia"/>
-        </w:rPr>
-        <w:t>b.</w:t>
-      </w:r>
-      <w:r>
-        <w:rPr>
-          <w:rFonts w:hint="eastAsia"/>
-        </w:rPr>
-        <w:t>私たちは神の子として与えられています</w:t>
-      </w:r>
-      <w:proofErr w:type="spellEnd"/>
-      <w:r>
-        <w:rPr>
-          <w:rFonts w:hint="eastAsia"/>
-        </w:rPr>
-        <w:t>。</w:t>
-      </w:r>
-    </w:p>
-    <w:p>
-      <w:pPr>
-        <w:rPr>
-          <w:rFonts w:hint="eastAsia"/>
-        </w:rPr>
-      </w:pPr>
-      <w:r>
-        <w:rPr>
-          <w:rFonts w:hint="eastAsia"/>
-        </w:rPr>
-        <w:t xml:space="preserve">c. </w:t>
-      </w:r>
-      <w:proofErr w:type="spellStart"/>
-      <w:r>
-        <w:rPr>
-          <w:rFonts w:hint="eastAsia"/>
-        </w:rPr>
-        <w:t>第三に、私たちは天の神を与えられています</w:t>
-      </w:r>
-      <w:proofErr w:type="spellEnd"/>
-      <w:r>
-        <w:rPr>
-          <w:rFonts w:hint="eastAsia"/>
-        </w:rPr>
-        <w:t>。</w:t>
-      </w:r>
-    </w:p>
-    <w:p>
-      <w:pPr>
-        <w:rPr>
-          <w:rFonts w:hint="eastAsia"/>
-        </w:rPr>
-      </w:pPr>
-      <w:proofErr w:type="spellStart"/>
-      <w:r>
-        <w:rPr>
-          <w:rFonts w:hint="eastAsia"/>
-        </w:rPr>
-        <w:t>仕事、お金、そしてアイデンティティ（神の似姿であること）において、私たちは何も危うくすることはありません</w:t>
-      </w:r>
-      <w:proofErr w:type="spellEnd"/>
-      <w:r>
-        <w:rPr>
-          <w:rFonts w:hint="eastAsia"/>
-        </w:rPr>
-        <w:t>。</w:t>
-      </w:r>
-    </w:p>
-    <w:p>
-      <w:proofErr w:type="spellStart"/>
-      <w:r>
-        <w:rPr>
-          <w:rFonts w:hint="eastAsia"/>
-        </w:rPr>
-        <w:t>実践：キリストにあるアイデンティティを日々生きることで、すべての人に希望をもたらしましょう</w:t>
-      </w:r>
-      <w:proofErr w:type="spellEnd"/>
-      <w:r>
-        <w:rPr>
-          <w:rFonts w:hint="eastAsia"/>
-        </w:rPr>
-        <w:t>。</w:t>
+      <w:r>
+        <w:rPr>
+          <w:rFonts w:hint="eastAsia"/>
+        </w:rPr>
+        <w:t>第三に、私たちは天の神を与えられています。</w:t>
+      </w:r>
+    </w:p>
+    <w:p>
+      <w:pPr>
+        <w:rPr>
+          <w:rFonts w:hint="eastAsia"/>
+        </w:rPr>
+      </w:pPr>
+      <w:r>
+        <w:rPr>
+          <w:rFonts w:hint="eastAsia"/>
+        </w:rPr>
+        <w:t>仕事、お金、そしてアイデンティティ（神の似姿であること）において、私たちは何も危うくすることはありません。</w:t>
+      </w:r>
+    </w:p>
+    <w:p>
+      <w:r>
+        <w:rPr>
+          <w:rFonts w:hint="eastAsia"/>
+        </w:rPr>
+        <w:t>実践：キリストにあるアイデンティティを日々生きることで、すべての人に希望をもたらしましょう。</w:t>
       </w:r>
     </w:p>
     <w:sectPr>

--- a/Church/2026/2026_0613_MenloChurch.docx
+++ b/Church/2026/2026_0613_MenloChurch.docx
@@ -31,16 +31,22 @@
         <w:t>Menlo Church Worship (Summary of last week, 0</w:t>
       </w:r>
       <w:r>
-        <w:t>5</w:t>
+        <w:t>6</w:t>
       </w:r>
       <w:r>
         <w:t>/</w:t>
       </w:r>
       <w:r>
-        <w:t>31</w:t>
-      </w:r>
-      <w:r>
-        <w:t>/2028)</w:t>
+        <w:t>07</w:t>
+      </w:r>
+      <w:r>
+        <w:t>/202</w:t>
+      </w:r>
+      <w:r>
+        <w:t>6</w:t>
+      </w:r>
+      <w:r>
+        <w:t>)</w:t>
       </w:r>
     </w:p>
     <w:p>
@@ -1998,7 +2004,13 @@
         <w:t xml:space="preserve">, </w:t>
       </w:r>
       <w:r>
-        <w:t>Menlo Church Worship (Summary of last week, 05/31/2028)</w:t>
+        <w:t>Menlo Church Worship (Summary of last week, 06/07/202</w:t>
+      </w:r>
+      <w:r>
+        <w:t>6</w:t>
+      </w:r>
+      <w:r>
+        <w:t>)</w:t>
       </w:r>
     </w:p>
     <w:p>
@@ -2427,11 +2439,6 @@
       </w:r>
     </w:p>
     <w:p>
-      <w:pPr>
-        <w:rPr>
-          <w:rFonts w:hint="eastAsia"/>
-        </w:rPr>
-      </w:pPr>
       <w:r>
         <w:rPr>
           <w:rFonts w:hint="eastAsia"/>
@@ -2440,11 +2447,6 @@
       </w:r>
     </w:p>
     <w:p>
-      <w:pPr>
-        <w:rPr>
-          <w:rFonts w:hint="eastAsia"/>
-        </w:rPr>
-      </w:pPr>
       <w:r>
         <w:rPr>
           <w:rFonts w:hint="eastAsia"/>
@@ -2497,7 +2499,10 @@
         <w:rPr>
           <w:rFonts w:hint="eastAsia"/>
         </w:rPr>
-        <w:t>2028</w:t>
+        <w:t>202</w:t>
+      </w:r>
+      <w:r>
+        <w:t>6</w:t>
       </w:r>
       <w:r>
         <w:rPr>
@@ -2506,10 +2511,7 @@
         <w:t>年</w:t>
       </w:r>
       <w:r>
-        <w:rPr>
-          <w:rFonts w:hint="eastAsia"/>
-        </w:rPr>
-        <w:t>5</w:t>
+        <w:t>6</w:t>
       </w:r>
       <w:r>
         <w:rPr>
@@ -2518,10 +2520,7 @@
         <w:t>月</w:t>
       </w:r>
       <w:r>
-        <w:rPr>
-          <w:rFonts w:hint="eastAsia"/>
-        </w:rPr>
-        <w:t>31</w:t>
+        <w:t>07</w:t>
       </w:r>
       <w:r>
         <w:rPr>
@@ -2531,11 +2530,6 @@
       </w:r>
     </w:p>
     <w:p>
-      <w:pPr>
-        <w:rPr>
-          <w:rFonts w:hint="eastAsia"/>
-        </w:rPr>
-      </w:pPr>
       <w:r>
         <w:rPr>
           <w:rFonts w:hint="eastAsia"/>
@@ -2544,11 +2538,6 @@
       </w:r>
     </w:p>
     <w:p>
-      <w:pPr>
-        <w:rPr>
-          <w:rFonts w:hint="eastAsia"/>
-        </w:rPr>
-      </w:pPr>
       <w:r>
         <w:rPr>
           <w:rFonts w:hint="eastAsia"/>
@@ -2598,19 +2587,8 @@
         <w:t xml:space="preserve"> Phil EuBank</w:t>
       </w:r>
     </w:p>
-    <w:p>
-      <w:pPr>
-        <w:rPr>
-          <w:rFonts w:hint="eastAsia"/>
-        </w:rPr>
-      </w:pPr>
-    </w:p>
-    <w:p>
-      <w:pPr>
-        <w:rPr>
-          <w:rFonts w:hint="eastAsia"/>
-        </w:rPr>
-      </w:pPr>
+    <w:p/>
+    <w:p>
       <w:r>
         <w:rPr>
           <w:rFonts w:hint="eastAsia"/>
@@ -2714,19 +2692,8 @@
         <w:t>）。暑假過後，我們將結束「故障」系列，並著手重塑自我。</w:t>
       </w:r>
     </w:p>
-    <w:p>
-      <w:pPr>
-        <w:rPr>
-          <w:rFonts w:hint="eastAsia"/>
-        </w:rPr>
-      </w:pPr>
-    </w:p>
-    <w:p>
-      <w:pPr>
-        <w:rPr>
-          <w:rFonts w:hint="eastAsia"/>
-        </w:rPr>
-      </w:pPr>
+    <w:p/>
+    <w:p>
       <w:r>
         <w:rPr>
           <w:rFonts w:hint="eastAsia"/>
@@ -2752,19 +2719,8 @@
         <w:t>位巴力先知挑戰，要與以色列的神一較高下。</w:t>
       </w:r>
     </w:p>
-    <w:p>
-      <w:pPr>
-        <w:rPr>
-          <w:rFonts w:hint="eastAsia"/>
-        </w:rPr>
-      </w:pPr>
-    </w:p>
-    <w:p>
-      <w:pPr>
-        <w:rPr>
-          <w:rFonts w:hint="eastAsia"/>
-        </w:rPr>
-      </w:pPr>
+    <w:p/>
+    <w:p>
       <w:r>
         <w:rPr>
           <w:rFonts w:hint="eastAsia"/>
@@ -2791,11 +2747,6 @@
       </w:r>
     </w:p>
     <w:p>
-      <w:pPr>
-        <w:rPr>
-          <w:rFonts w:hint="eastAsia"/>
-        </w:rPr>
-      </w:pPr>
       <w:r>
         <w:rPr>
           <w:rFonts w:hint="eastAsia"/>
@@ -2834,11 +2785,6 @@
       </w:r>
     </w:p>
     <w:p>
-      <w:pPr>
-        <w:rPr>
-          <w:rFonts w:hint="eastAsia"/>
-        </w:rPr>
-      </w:pPr>
       <w:r>
         <w:rPr>
           <w:rFonts w:hint="eastAsia"/>
@@ -2878,11 +2824,6 @@
       </w:r>
     </w:p>
     <w:p>
-      <w:pPr>
-        <w:rPr>
-          <w:rFonts w:hint="eastAsia"/>
-        </w:rPr>
-      </w:pPr>
       <w:r>
         <w:rPr>
           <w:rFonts w:hint="eastAsia"/>
@@ -2909,11 +2850,6 @@
       </w:r>
     </w:p>
     <w:p>
-      <w:pPr>
-        <w:rPr>
-          <w:rFonts w:hint="eastAsia"/>
-        </w:rPr>
-      </w:pPr>
       <w:r>
         <w:rPr>
           <w:rFonts w:hint="eastAsia"/>
@@ -2940,11 +2876,6 @@
       </w:r>
     </w:p>
     <w:p>
-      <w:pPr>
-        <w:rPr>
-          <w:rFonts w:hint="eastAsia"/>
-        </w:rPr>
-      </w:pPr>
       <w:r>
         <w:rPr>
           <w:rFonts w:hint="eastAsia"/>
@@ -2959,11 +2890,6 @@
       </w:r>
     </w:p>
     <w:p>
-      <w:pPr>
-        <w:rPr>
-          <w:rFonts w:hint="eastAsia"/>
-        </w:rPr>
-      </w:pPr>
       <w:r>
         <w:rPr>
           <w:rFonts w:hint="eastAsia"/>
@@ -2972,11 +2898,6 @@
       </w:r>
     </w:p>
     <w:p>
-      <w:pPr>
-        <w:rPr>
-          <w:rFonts w:hint="eastAsia"/>
-        </w:rPr>
-      </w:pPr>
       <w:r>
         <w:rPr>
           <w:rFonts w:hint="eastAsia"/>
@@ -3015,11 +2936,6 @@
       </w:r>
     </w:p>
     <w:p>
-      <w:pPr>
-        <w:rPr>
-          <w:rFonts w:hint="eastAsia"/>
-        </w:rPr>
-      </w:pPr>
       <w:r>
         <w:rPr>
           <w:rFonts w:hint="eastAsia"/>
@@ -3034,11 +2950,6 @@
       </w:r>
     </w:p>
     <w:p>
-      <w:pPr>
-        <w:rPr>
-          <w:rFonts w:hint="eastAsia"/>
-        </w:rPr>
-      </w:pPr>
       <w:r>
         <w:rPr>
           <w:rFonts w:hint="eastAsia"/>
@@ -3053,11 +2964,6 @@
       </w:r>
     </w:p>
     <w:p>
-      <w:pPr>
-        <w:rPr>
-          <w:rFonts w:hint="eastAsia"/>
-        </w:rPr>
-      </w:pPr>
       <w:r>
         <w:rPr>
           <w:rFonts w:hint="eastAsia"/>
@@ -3080,11 +2986,6 @@
       </w:r>
     </w:p>
     <w:p>
-      <w:pPr>
-        <w:rPr>
-          <w:rFonts w:hint="eastAsia"/>
-        </w:rPr>
-      </w:pPr>
       <w:r>
         <w:rPr>
           <w:rFonts w:hint="eastAsia"/>
@@ -3093,11 +2994,6 @@
       </w:r>
     </w:p>
     <w:p>
-      <w:pPr>
-        <w:rPr>
-          <w:rFonts w:hint="eastAsia"/>
-        </w:rPr>
-      </w:pPr>
       <w:r>
         <w:rPr>
           <w:rFonts w:hint="eastAsia"/>
@@ -3150,7 +3046,10 @@
         <w:rPr>
           <w:rFonts w:hint="eastAsia"/>
         </w:rPr>
-        <w:t>2028</w:t>
+        <w:t>202</w:t>
+      </w:r>
+      <w:r>
+        <w:t>6</w:t>
       </w:r>
       <w:r>
         <w:rPr>
@@ -3159,10 +3058,7 @@
         <w:t>年</w:t>
       </w:r>
       <w:r>
-        <w:rPr>
-          <w:rFonts w:hint="eastAsia"/>
-        </w:rPr>
-        <w:t>5</w:t>
+        <w:t>6</w:t>
       </w:r>
       <w:r>
         <w:rPr>
@@ -3171,10 +3067,7 @@
         <w:t>月</w:t>
       </w:r>
       <w:r>
-        <w:rPr>
-          <w:rFonts w:hint="eastAsia"/>
-        </w:rPr>
-        <w:t>31</w:t>
+        <w:t>7</w:t>
       </w:r>
       <w:r>
         <w:rPr>
@@ -3184,11 +3077,6 @@
       </w:r>
     </w:p>
     <w:p>
-      <w:pPr>
-        <w:rPr>
-          <w:rFonts w:hint="eastAsia"/>
-        </w:rPr>
-      </w:pPr>
       <w:r>
         <w:rPr>
           <w:rFonts w:hint="eastAsia"/>
@@ -3197,11 +3085,6 @@
       </w:r>
     </w:p>
     <w:p>
-      <w:pPr>
-        <w:rPr>
-          <w:rFonts w:hint="eastAsia"/>
-        </w:rPr>
-      </w:pPr>
       <w:r>
         <w:rPr>
           <w:rFonts w:hint="eastAsia"/>
@@ -3269,19 +3152,8 @@
         <w:t>）</w:t>
       </w:r>
     </w:p>
-    <w:p>
-      <w:pPr>
-        <w:rPr>
-          <w:rFonts w:hint="eastAsia"/>
-        </w:rPr>
-      </w:pPr>
-    </w:p>
-    <w:p>
-      <w:pPr>
-        <w:rPr>
-          <w:rFonts w:hint="eastAsia"/>
-        </w:rPr>
-      </w:pPr>
+    <w:p/>
+    <w:p>
       <w:r>
         <w:rPr>
           <w:rFonts w:hint="eastAsia"/>
@@ -3379,19 +3251,8 @@
         <w:t>）に身を委ねます。夏を過ぎれば「グリッチ」シリーズは終了し、私たちは自分自身を再構築できるようになるでしょう。</w:t>
       </w:r>
     </w:p>
-    <w:p>
-      <w:pPr>
-        <w:rPr>
-          <w:rFonts w:hint="eastAsia"/>
-        </w:rPr>
-      </w:pPr>
-    </w:p>
-    <w:p>
-      <w:pPr>
-        <w:rPr>
-          <w:rFonts w:hint="eastAsia"/>
-        </w:rPr>
-      </w:pPr>
+    <w:p/>
+    <w:p>
       <w:r>
         <w:rPr>
           <w:rFonts w:hint="eastAsia"/>
@@ -3417,19 +3278,8 @@
         <w:t>人に対し、イスラエルの神との対決を挑みます。</w:t>
       </w:r>
     </w:p>
-    <w:p>
-      <w:pPr>
-        <w:rPr>
-          <w:rFonts w:hint="eastAsia"/>
-        </w:rPr>
-      </w:pPr>
-    </w:p>
-    <w:p>
-      <w:pPr>
-        <w:rPr>
-          <w:rFonts w:hint="eastAsia"/>
-        </w:rPr>
-      </w:pPr>
+    <w:p/>
+    <w:p>
       <w:r>
         <w:rPr>
           <w:rFonts w:hint="eastAsia"/>
@@ -3468,11 +3318,6 @@
       </w:r>
     </w:p>
     <w:p>
-      <w:pPr>
-        <w:rPr>
-          <w:rFonts w:hint="eastAsia"/>
-        </w:rPr>
-      </w:pPr>
       <w:r>
         <w:rPr>
           <w:rFonts w:hint="eastAsia"/>
@@ -3523,11 +3368,6 @@
       </w:r>
     </w:p>
     <w:p>
-      <w:pPr>
-        <w:rPr>
-          <w:rFonts w:hint="eastAsia"/>
-        </w:rPr>
-      </w:pPr>
       <w:r>
         <w:rPr>
           <w:rFonts w:hint="eastAsia"/>
@@ -3578,11 +3418,6 @@
       </w:r>
     </w:p>
     <w:p>
-      <w:pPr>
-        <w:rPr>
-          <w:rFonts w:hint="eastAsia"/>
-        </w:rPr>
-      </w:pPr>
       <w:r>
         <w:rPr>
           <w:rFonts w:hint="eastAsia"/>
@@ -3621,11 +3456,6 @@
       </w:r>
     </w:p>
     <w:p>
-      <w:pPr>
-        <w:rPr>
-          <w:rFonts w:hint="eastAsia"/>
-        </w:rPr>
-      </w:pPr>
       <w:r>
         <w:rPr>
           <w:rFonts w:hint="eastAsia"/>
@@ -3664,11 +3494,6 @@
       </w:r>
     </w:p>
     <w:p>
-      <w:pPr>
-        <w:rPr>
-          <w:rFonts w:hint="eastAsia"/>
-        </w:rPr>
-      </w:pPr>
       <w:r>
         <w:rPr>
           <w:rFonts w:hint="eastAsia"/>
@@ -3683,11 +3508,6 @@
       </w:r>
     </w:p>
     <w:p>
-      <w:pPr>
-        <w:rPr>
-          <w:rFonts w:hint="eastAsia"/>
-        </w:rPr>
-      </w:pPr>
       <w:r>
         <w:rPr>
           <w:rFonts w:hint="eastAsia"/>
@@ -3708,11 +3528,6 @@
       </w:r>
     </w:p>
     <w:p>
-      <w:pPr>
-        <w:rPr>
-          <w:rFonts w:hint="eastAsia"/>
-        </w:rPr>
-      </w:pPr>
       <w:r>
         <w:rPr>
           <w:rFonts w:hint="eastAsia"/>
@@ -3752,11 +3567,6 @@
       </w:r>
     </w:p>
     <w:p>
-      <w:pPr>
-        <w:rPr>
-          <w:rFonts w:hint="eastAsia"/>
-        </w:rPr>
-      </w:pPr>
       <w:r>
         <w:rPr>
           <w:rFonts w:hint="eastAsia"/>
@@ -3771,11 +3581,6 @@
       </w:r>
     </w:p>
     <w:p>
-      <w:pPr>
-        <w:rPr>
-          <w:rFonts w:hint="eastAsia"/>
-        </w:rPr>
-      </w:pPr>
       <w:r>
         <w:rPr>
           <w:rFonts w:hint="eastAsia"/>
@@ -3790,11 +3595,6 @@
       </w:r>
     </w:p>
     <w:p>
-      <w:pPr>
-        <w:rPr>
-          <w:rFonts w:hint="eastAsia"/>
-        </w:rPr>
-      </w:pPr>
       <w:r>
         <w:rPr>
           <w:rFonts w:hint="eastAsia"/>
@@ -8140,6 +7940,7 @@
   <w:style w:type="character" w:default="1" w:styleId="DefaultParagraphFont">
     <w:name w:val="Default Paragraph Font"/>
     <w:uiPriority w:val="1"/>
+    <w:semiHidden/>
     <w:unhideWhenUsed/>
   </w:style>
   <w:style w:type="table" w:default="1" w:styleId="TableNormal">
